--- a/작업일지/9주차.docx
+++ b/작업일지/9주차.docx
@@ -1,6 +1,6 @@
 
 <file path=word/document.xml><?xml version="1.0" encoding="utf-8"?>
-<w:document xmlns:wpc="http://schemas.microsoft.com/office/word/2010/wordprocessingCanvas" xmlns:cx="http://schemas.microsoft.com/office/drawing/2014/chartex" xmlns:cx1="http://schemas.microsoft.com/office/drawing/2015/9/8/chartex" xmlns:cx2="http://schemas.microsoft.com/office/drawing/2015/10/21/chartex" xmlns:cx3="http://schemas.microsoft.com/office/drawing/2016/5/9/chartex" xmlns:cx4="http://schemas.microsoft.com/office/drawing/2016/5/10/chartex" xmlns:cx5="http://schemas.microsoft.com/office/drawing/2016/5/11/chartex" xmlns:cx6="http://schemas.microsoft.com/office/drawing/2016/5/12/chartex" xmlns:cx7="http://schemas.microsoft.com/office/drawing/2016/5/13/chartex" xmlns:cx8="http://schemas.microsoft.com/office/drawing/2016/5/14/chartex" xmlns:mc="http://schemas.openxmlformats.org/markup-compatibility/2006" xmlns:aink="http://schemas.microsoft.com/office/drawing/2016/ink" xmlns:am3d="http://schemas.microsoft.com/office/drawing/2017/model3d" xmlns:o="urn:schemas-microsoft-com:office:office" xmlns:oel="http://schemas.microsoft.com/office/2019/extlst" xmlns:r="http://schemas.openxmlformats.org/officeDocument/2006/relationships" xmlns:m="http://schemas.openxmlformats.org/officeDocument/2006/math" xmlns:v="urn:schemas-microsoft-com:vml" xmlns:wp14="http://schemas.microsoft.com/office/word/2010/wordprocessingDrawing" xmlns:wp="http://schemas.openxmlformats.org/drawingml/2006/wordprocessingDrawing" xmlns:w10="urn:schemas-microsoft-com:office:word" xmlns:w="http://schemas.openxmlformats.org/wordprocessingml/2006/main" xmlns:w14="http://schemas.microsoft.com/office/word/2010/wordml" xmlns:w15="http://schemas.microsoft.com/office/word/2012/wordml" xmlns:w16cex="http://schemas.microsoft.com/office/word/2018/wordml/cex" xmlns:w16cid="http://schemas.microsoft.com/office/word/2016/wordml/cid" xmlns:w16="http://schemas.microsoft.com/office/word/2018/wordml" xmlns:w16du="http://schemas.microsoft.com/office/word/2023/wordml/word16du" xmlns:w16sdtdh="http://schemas.microsoft.com/office/word/2020/wordml/sdtdatahash" xmlns:w16sdtfl="http://schemas.microsoft.com/office/word/2024/wordml/sdtformatlock" xmlns:w16se="http://schemas.microsoft.com/office/word/2015/wordml/symex" xmlns:wpg="http://schemas.microsoft.com/office/word/2010/wordprocessingGroup" xmlns:wpi="http://schemas.microsoft.com/office/word/2010/wordprocessingInk" xmlns:wne="http://schemas.microsoft.com/office/word/2006/wordml" xmlns:wps="http://schemas.microsoft.com/office/word/2010/wordprocessingShape" mc:Ignorable="w14 w15 w16se w16cid w16 w16cex w16sdtdh w16sdtfl w16du wp14">
+<w:document xmlns:wpc="http://schemas.microsoft.com/office/word/2010/wordprocessingCanvas" xmlns:cx="http://schemas.microsoft.com/office/drawing/2014/chartex" xmlns:cx1="http://schemas.microsoft.com/office/drawing/2015/9/8/chartex" xmlns:cx2="http://schemas.microsoft.com/office/drawing/2015/10/21/chartex" xmlns:cx3="http://schemas.microsoft.com/office/drawing/2016/5/9/chartex" xmlns:cx4="http://schemas.microsoft.com/office/drawing/2016/5/10/chartex" xmlns:cx5="http://schemas.microsoft.com/office/drawing/2016/5/11/chartex" xmlns:cx6="http://schemas.microsoft.com/office/drawing/2016/5/12/chartex" xmlns:cx7="http://schemas.microsoft.com/office/drawing/2016/5/13/chartex" xmlns:cx8="http://schemas.microsoft.com/office/drawing/2016/5/14/chartex" xmlns:mc="http://schemas.openxmlformats.org/markup-compatibility/2006" xmlns:aink="http://schemas.microsoft.com/office/drawing/2016/ink" xmlns:am3d="http://schemas.microsoft.com/office/drawing/2017/model3d" xmlns:o="urn:schemas-microsoft-com:office:office" xmlns:r="http://schemas.openxmlformats.org/officeDocument/2006/relationships" xmlns:m="http://schemas.openxmlformats.org/officeDocument/2006/math" xmlns:v="urn:schemas-microsoft-com:vml" xmlns:wp14="http://schemas.microsoft.com/office/word/2010/wordprocessingDrawing" xmlns:wp="http://schemas.openxmlformats.org/drawingml/2006/wordprocessingDrawing" xmlns:w10="urn:schemas-microsoft-com:office:word" xmlns:w="http://schemas.openxmlformats.org/wordprocessingml/2006/main" xmlns:w14="http://schemas.microsoft.com/office/word/2010/wordml" xmlns:w15="http://schemas.microsoft.com/office/word/2012/wordml" xmlns:w16cid="http://schemas.microsoft.com/office/word/2016/wordml/cid" xmlns:w16se="http://schemas.microsoft.com/office/word/2015/wordml/symex" xmlns:wpg="http://schemas.microsoft.com/office/word/2010/wordprocessingGroup" xmlns:wpi="http://schemas.microsoft.com/office/word/2010/wordprocessingInk" xmlns:wne="http://schemas.microsoft.com/office/word/2006/wordml" xmlns:wps="http://schemas.microsoft.com/office/word/2010/wordprocessingShape" mc:Ignorable="w14 w15 w16se w16cid wp14">
   <w:body>
     <w:tbl>
       <w:tblPr>
@@ -31,7 +31,10 @@
             </w:tcBorders>
             <w:vAlign w:val="center"/>
           </w:tcPr>
-          <w:p/>
+          <w:p>
+            <w:bookmarkStart w:id="0" w:name="_Hlk211805516"/>
+            <w:bookmarkEnd w:id="0"/>
+          </w:p>
         </w:tc>
         <w:tc>
           <w:tcPr>
@@ -73,12 +76,19 @@
                 <w:rFonts w:hint="eastAsia"/>
                 <w:szCs w:val="20"/>
               </w:rPr>
-              <w:t>2021180009 박경준</w:t>
-            </w:r>
-            <w:r>
-              <w:rPr>
+              <w:t xml:space="preserve">2021180009 </w:t>
+            </w:r>
+            <w:r>
+              <w:rPr>
+                <w:rFonts w:hint="eastAsia"/>
                 <w:szCs w:val="20"/>
               </w:rPr>
+              <w:t>박경준</w:t>
+            </w:r>
+            <w:r>
+              <w:rPr>
+                <w:szCs w:val="20"/>
+              </w:rPr>
               <w:br/>
             </w:r>
             <w:r>
@@ -86,14 +96,27 @@
                 <w:rFonts w:hint="eastAsia"/>
                 <w:szCs w:val="20"/>
               </w:rPr>
-              <w:t>2021180010 박대원</w:t>
-            </w:r>
-            <w:r>
-              <w:rPr>
+              <w:t xml:space="preserve">2021180010 </w:t>
+            </w:r>
+            <w:r>
+              <w:rPr>
+                <w:rFonts w:hint="eastAsia"/>
                 <w:szCs w:val="20"/>
               </w:rPr>
+              <w:t>박대원</w:t>
+            </w:r>
+            <w:r>
+              <w:rPr>
+                <w:szCs w:val="20"/>
+              </w:rPr>
               <w:br/>
-              <w:t>2021180035 임찬진</w:t>
+              <w:t xml:space="preserve">2021180035 </w:t>
+            </w:r>
+            <w:r>
+              <w:rPr>
+                <w:szCs w:val="20"/>
+              </w:rPr>
+              <w:t>임찬진</w:t>
             </w:r>
           </w:p>
         </w:tc>
@@ -223,7 +246,6 @@
             <w:pPr>
               <w:jc w:val="center"/>
               <w:rPr>
-                <w:rFonts w:hint="eastAsia"/>
                 <w:b/>
               </w:rPr>
             </w:pPr>
@@ -302,7 +324,39 @@
                 <w:b/>
                 <w:sz w:val="22"/>
               </w:rPr>
-              <w:t>정 내 훈</w:t>
+              <w:t>정</w:t>
+            </w:r>
+            <w:r>
+              <w:rPr>
+                <w:rFonts w:hint="eastAsia"/>
+                <w:b/>
+                <w:sz w:val="22"/>
+              </w:rPr>
+              <w:t xml:space="preserve"> </w:t>
+            </w:r>
+            <w:r>
+              <w:rPr>
+                <w:rFonts w:hint="eastAsia"/>
+                <w:b/>
+                <w:sz w:val="22"/>
+              </w:rPr>
+              <w:t>내</w:t>
+            </w:r>
+            <w:r>
+              <w:rPr>
+                <w:rFonts w:hint="eastAsia"/>
+                <w:b/>
+                <w:sz w:val="22"/>
+              </w:rPr>
+              <w:t xml:space="preserve"> </w:t>
+            </w:r>
+            <w:r>
+              <w:rPr>
+                <w:rFonts w:hint="eastAsia"/>
+                <w:b/>
+                <w:sz w:val="22"/>
+              </w:rPr>
+              <w:t>훈</w:t>
             </w:r>
             <w:r>
               <w:t>(</w:t>
@@ -311,7 +365,13 @@
               <w:rPr>
                 <w:rFonts w:hint="eastAsia"/>
               </w:rPr>
-              <w:t>서명)</w:t>
+              <w:t>서명</w:t>
+            </w:r>
+            <w:r>
+              <w:rPr>
+                <w:rFonts w:hint="eastAsia"/>
+              </w:rPr>
+              <w:t>)</w:t>
             </w:r>
           </w:p>
         </w:tc>
@@ -339,7 +399,23 @@
                 <w:b/>
                 <w:sz w:val="22"/>
               </w:rPr>
-              <w:t>이번주 한일</w:t>
+              <w:t>이번주</w:t>
+            </w:r>
+            <w:r>
+              <w:rPr>
+                <w:rFonts w:hint="eastAsia"/>
+                <w:b/>
+                <w:sz w:val="22"/>
+              </w:rPr>
+              <w:t xml:space="preserve"> </w:t>
+            </w:r>
+            <w:r>
+              <w:rPr>
+                <w:rFonts w:hint="eastAsia"/>
+                <w:b/>
+                <w:sz w:val="22"/>
+              </w:rPr>
+              <w:t>한일</w:t>
             </w:r>
           </w:p>
         </w:tc>
@@ -357,6 +433,77 @@
                 <w:bCs/>
               </w:rPr>
             </w:pPr>
+            <w:r>
+              <w:rPr>
+                <w:rFonts w:hint="eastAsia"/>
+                <w:b/>
+                <w:bCs/>
+              </w:rPr>
+              <w:t>U</w:t>
+            </w:r>
+            <w:r>
+              <w:rPr>
+                <w:b/>
+                <w:bCs/>
+              </w:rPr>
+              <w:t>nreal Editor</w:t>
+            </w:r>
+            <w:r>
+              <w:rPr>
+                <w:rFonts w:hint="eastAsia"/>
+                <w:b/>
+                <w:bCs/>
+              </w:rPr>
+              <w:t xml:space="preserve">에서 </w:t>
+            </w:r>
+            <w:r>
+              <w:rPr>
+                <w:b/>
+                <w:bCs/>
+              </w:rPr>
+              <w:t>JSON</w:t>
+            </w:r>
+            <w:r>
+              <w:rPr>
+                <w:rFonts w:hint="eastAsia"/>
+                <w:b/>
+                <w:bCs/>
+              </w:rPr>
+              <w:t xml:space="preserve">과 </w:t>
+            </w:r>
+            <w:proofErr w:type="spellStart"/>
+            <w:r>
+              <w:rPr>
+                <w:rFonts w:hint="eastAsia"/>
+                <w:b/>
+                <w:bCs/>
+              </w:rPr>
+              <w:t>텍스쳐를</w:t>
+            </w:r>
+            <w:proofErr w:type="spellEnd"/>
+            <w:r>
+              <w:rPr>
+                <w:rFonts w:hint="eastAsia"/>
+                <w:b/>
+                <w:bCs/>
+              </w:rPr>
+              <w:t xml:space="preserve"> 뽑을 때 </w:t>
+            </w:r>
+            <w:r>
+              <w:rPr>
+                <w:b/>
+                <w:bCs/>
+              </w:rPr>
+              <w:t>GLTF</w:t>
+            </w:r>
+            <w:r>
+              <w:rPr>
+                <w:rFonts w:hint="eastAsia"/>
+                <w:b/>
+                <w:bCs/>
+              </w:rPr>
+              <w:t>메쉬도 한번에 뽑기</w:t>
+            </w:r>
           </w:p>
         </w:tc>
       </w:tr>
@@ -382,7 +529,595 @@
           <w:b/>
           <w:sz w:val="22"/>
         </w:rPr>
-        <w:t>&lt;상세 수행내용&gt;</w:t>
+        <w:t>&lt;</w:t>
+      </w:r>
+      <w:r>
+        <w:rPr>
+          <w:rFonts w:hint="eastAsia"/>
+          <w:b/>
+          <w:sz w:val="22"/>
+        </w:rPr>
+        <w:t>상세</w:t>
+      </w:r>
+      <w:r>
+        <w:rPr>
+          <w:rFonts w:hint="eastAsia"/>
+          <w:b/>
+          <w:sz w:val="22"/>
+        </w:rPr>
+        <w:t xml:space="preserve"> </w:t>
+      </w:r>
+      <w:r>
+        <w:rPr>
+          <w:rFonts w:hint="eastAsia"/>
+          <w:b/>
+          <w:sz w:val="22"/>
+        </w:rPr>
+        <w:t>수행내용</w:t>
+      </w:r>
+      <w:r>
+        <w:rPr>
+          <w:rFonts w:hint="eastAsia"/>
+          <w:b/>
+          <w:sz w:val="22"/>
+        </w:rPr>
+        <w:t>&gt;</w:t>
+      </w:r>
+    </w:p>
+    <w:p>
+      <w:pPr>
+        <w:widowControl/>
+        <w:wordWrap/>
+        <w:autoSpaceDE/>
+        <w:autoSpaceDN/>
+        <w:spacing w:after="0" w:line="240" w:lineRule="auto"/>
+        <w:jc w:val="left"/>
+        <w:rPr>
+          <w:rFonts w:ascii="굴림" w:eastAsia="굴림" w:hAnsi="굴림" w:cs="굴림"/>
+          <w:kern w:val="0"/>
+          <w:sz w:val="24"/>
+          <w:szCs w:val="24"/>
+        </w:rPr>
+      </w:pPr>
+      <w:r>
+        <w:rPr>
+          <w:rFonts w:ascii="굴림" w:eastAsia="굴림" w:hAnsi="굴림" w:cs="굴림"/>
+          <w:noProof/>
+          <w:kern w:val="0"/>
+          <w:sz w:val="24"/>
+          <w:szCs w:val="24"/>
+        </w:rPr>
+        <w:drawing>
+          <wp:inline distT="0" distB="0" distL="0" distR="0" wp14:anchorId="7AAB1FEF" wp14:editId="09375D0C">
+            <wp:extent cx="3267075" cy="2665245"/>
+            <wp:effectExtent l="0" t="0" r="0" b="1905"/>
+            <wp:docPr id="2" name="그림 2" descr="https://resv2.craft.do/user/full/15352056-3d61-4451-30c9-b650643f22cf/doc/06de3b2e-be1a-448f-b2df-25790ec8368a/f3ae9dcf-e463-4a49-b7cd-301ab655c6dd"/>
+            <wp:cNvGraphicFramePr>
+              <a:graphicFrameLocks xmlns:a="http://schemas.openxmlformats.org/drawingml/2006/main" noChangeAspect="1"/>
+            </wp:cNvGraphicFramePr>
+            <a:graphic xmlns:a="http://schemas.openxmlformats.org/drawingml/2006/main">
+              <a:graphicData uri="http://schemas.openxmlformats.org/drawingml/2006/picture">
+                <pic:pic xmlns:pic="http://schemas.openxmlformats.org/drawingml/2006/picture">
+                  <pic:nvPicPr>
+                    <pic:cNvPr id="0" name="Picture 1" descr="https://resv2.craft.do/user/full/15352056-3d61-4451-30c9-b650643f22cf/doc/06de3b2e-be1a-448f-b2df-25790ec8368a/f3ae9dcf-e463-4a49-b7cd-301ab655c6dd"/>
+                    <pic:cNvPicPr>
+                      <a:picLocks noChangeAspect="1" noChangeArrowheads="1"/>
+                    </pic:cNvPicPr>
+                  </pic:nvPicPr>
+                  <pic:blipFill>
+                    <a:blip r:embed="rId6">
+                      <a:extLst>
+                        <a:ext uri="{28A0092B-C50C-407E-A947-70E740481C1C}">
+                          <a14:useLocalDpi xmlns:a14="http://schemas.microsoft.com/office/drawing/2010/main" val="0"/>
+                        </a:ext>
+                      </a:extLst>
+                    </a:blip>
+                    <a:srcRect/>
+                    <a:stretch>
+                      <a:fillRect/>
+                    </a:stretch>
+                  </pic:blipFill>
+                  <pic:spPr bwMode="auto">
+                    <a:xfrm>
+                      <a:off x="0" y="0"/>
+                      <a:ext cx="3273488" cy="2670476"/>
+                    </a:xfrm>
+                    <a:prstGeom prst="rect">
+                      <a:avLst/>
+                    </a:prstGeom>
+                    <a:noFill/>
+                    <a:ln>
+                      <a:noFill/>
+                    </a:ln>
+                  </pic:spPr>
+                </pic:pic>
+              </a:graphicData>
+            </a:graphic>
+          </wp:inline>
+        </w:drawing>
+      </w:r>
+    </w:p>
+    <w:p>
+      <w:pPr>
+        <w:widowControl/>
+        <w:wordWrap/>
+        <w:autoSpaceDE/>
+        <w:autoSpaceDN/>
+        <w:spacing w:before="100" w:beforeAutospacing="1" w:after="100" w:afterAutospacing="1" w:line="240" w:lineRule="auto"/>
+        <w:jc w:val="left"/>
+        <w:rPr>
+          <w:rFonts w:ascii="굴림" w:eastAsia="굴림" w:hAnsi="굴림" w:cs="굴림"/>
+          <w:kern w:val="0"/>
+          <w:sz w:val="22"/>
+          <w:szCs w:val="24"/>
+        </w:rPr>
+      </w:pPr>
+      <w:r>
+        <w:rPr>
+          <w:rFonts w:ascii="굴림" w:eastAsia="굴림" w:hAnsi="굴림" w:cs="굴림"/>
+          <w:kern w:val="0"/>
+          <w:sz w:val="24"/>
+          <w:szCs w:val="24"/>
+        </w:rPr>
+        <w:tab/>
+      </w:r>
+      <w:r>
+        <w:rPr>
+          <w:rFonts w:ascii="굴림" w:eastAsia="굴림" w:hAnsi="굴림" w:cs="굴림"/>
+          <w:kern w:val="0"/>
+          <w:sz w:val="22"/>
+          <w:szCs w:val="24"/>
+        </w:rPr>
+        <w:t xml:space="preserve">이 형식으로 </w:t>
+      </w:r>
+      <w:proofErr w:type="spellStart"/>
+      <w:r>
+        <w:rPr>
+          <w:rFonts w:ascii="굴림" w:eastAsia="굴림" w:hAnsi="굴림" w:cs="굴림"/>
+          <w:kern w:val="0"/>
+          <w:sz w:val="22"/>
+          <w:szCs w:val="24"/>
+        </w:rPr>
+        <w:t>gltf</w:t>
+      </w:r>
+      <w:proofErr w:type="spellEnd"/>
+      <w:r>
+        <w:rPr>
+          <w:rFonts w:ascii="굴림" w:eastAsia="굴림" w:hAnsi="굴림" w:cs="굴림"/>
+          <w:kern w:val="0"/>
+          <w:sz w:val="22"/>
+          <w:szCs w:val="24"/>
+        </w:rPr>
+        <w:t xml:space="preserve"> mesh까지 같이 뽑</w:t>
+      </w:r>
+      <w:r>
+        <w:rPr>
+          <w:rFonts w:ascii="굴림" w:eastAsia="굴림" w:hAnsi="굴림" w:cs="굴림" w:hint="eastAsia"/>
+          <w:kern w:val="0"/>
+          <w:sz w:val="22"/>
+          <w:szCs w:val="24"/>
+        </w:rPr>
+        <w:t>음</w:t>
+      </w:r>
+    </w:p>
+    <w:p>
+      <w:pPr>
+        <w:widowControl/>
+        <w:wordWrap/>
+        <w:autoSpaceDE/>
+        <w:autoSpaceDN/>
+        <w:spacing w:before="100" w:beforeAutospacing="1" w:after="100" w:afterAutospacing="1" w:line="240" w:lineRule="auto"/>
+        <w:ind w:firstLine="800"/>
+        <w:jc w:val="left"/>
+        <w:rPr>
+          <w:rFonts w:ascii="굴림" w:eastAsia="굴림" w:hAnsi="굴림" w:cs="굴림"/>
+          <w:kern w:val="0"/>
+          <w:sz w:val="22"/>
+          <w:szCs w:val="24"/>
+        </w:rPr>
+      </w:pPr>
+      <w:r>
+        <w:rPr>
+          <w:rFonts w:ascii="굴림" w:eastAsia="굴림" w:hAnsi="굴림" w:cs="굴림"/>
+          <w:kern w:val="0"/>
+          <w:sz w:val="22"/>
+          <w:szCs w:val="24"/>
+        </w:rPr>
+        <w:t xml:space="preserve">&lt;- </w:t>
+      </w:r>
+      <w:r>
+        <w:rPr>
+          <w:rFonts w:ascii="굴림" w:eastAsia="굴림" w:hAnsi="굴림" w:cs="굴림" w:hint="eastAsia"/>
+          <w:kern w:val="0"/>
+          <w:sz w:val="22"/>
+          <w:szCs w:val="24"/>
+        </w:rPr>
+        <w:t xml:space="preserve">외부 </w:t>
+      </w:r>
+      <w:proofErr w:type="spellStart"/>
+      <w:r>
+        <w:rPr>
+          <w:rFonts w:ascii="굴림" w:eastAsia="굴림" w:hAnsi="굴림" w:cs="굴림" w:hint="eastAsia"/>
+          <w:kern w:val="0"/>
+          <w:sz w:val="22"/>
+          <w:szCs w:val="24"/>
+        </w:rPr>
+        <w:t>텍스쳐를</w:t>
+      </w:r>
+      <w:proofErr w:type="spellEnd"/>
+      <w:r>
+        <w:rPr>
+          <w:rFonts w:ascii="굴림" w:eastAsia="굴림" w:hAnsi="굴림" w:cs="굴림" w:hint="eastAsia"/>
+          <w:kern w:val="0"/>
+          <w:sz w:val="22"/>
+          <w:szCs w:val="24"/>
+        </w:rPr>
+        <w:t xml:space="preserve"> 읽을 거니 </w:t>
+      </w:r>
+      <w:proofErr w:type="spellStart"/>
+      <w:r>
+        <w:rPr>
+          <w:rFonts w:ascii="굴림" w:eastAsia="굴림" w:hAnsi="굴림" w:cs="굴림"/>
+          <w:kern w:val="0"/>
+          <w:sz w:val="22"/>
+          <w:szCs w:val="24"/>
+        </w:rPr>
+        <w:t>gltf</w:t>
+      </w:r>
+      <w:proofErr w:type="spellEnd"/>
+      <w:r>
+        <w:rPr>
+          <w:rFonts w:ascii="굴림" w:eastAsia="굴림" w:hAnsi="굴림" w:cs="굴림"/>
+          <w:kern w:val="0"/>
+          <w:sz w:val="22"/>
+          <w:szCs w:val="24"/>
+        </w:rPr>
+        <w:t xml:space="preserve"> </w:t>
+      </w:r>
+      <w:r>
+        <w:rPr>
+          <w:rFonts w:ascii="굴림" w:eastAsia="굴림" w:hAnsi="굴림" w:cs="굴림" w:hint="eastAsia"/>
+          <w:kern w:val="0"/>
+          <w:sz w:val="22"/>
+          <w:szCs w:val="24"/>
+        </w:rPr>
+        <w:t xml:space="preserve">내부 </w:t>
+      </w:r>
+      <w:r>
+        <w:rPr>
+          <w:rFonts w:ascii="굴림" w:eastAsia="굴림" w:hAnsi="굴림" w:cs="굴림"/>
+          <w:kern w:val="0"/>
+          <w:sz w:val="22"/>
+          <w:szCs w:val="24"/>
+        </w:rPr>
+        <w:t>json</w:t>
+      </w:r>
+      <w:r>
+        <w:rPr>
+          <w:rFonts w:ascii="굴림" w:eastAsia="굴림" w:hAnsi="굴림" w:cs="굴림" w:hint="eastAsia"/>
+          <w:kern w:val="0"/>
+          <w:sz w:val="22"/>
+          <w:szCs w:val="24"/>
+        </w:rPr>
+        <w:t xml:space="preserve">파일에 있는 </w:t>
+      </w:r>
+      <w:r>
+        <w:rPr>
+          <w:rFonts w:ascii="굴림" w:eastAsia="굴림" w:hAnsi="굴림" w:cs="굴림"/>
+          <w:kern w:val="0"/>
+          <w:sz w:val="22"/>
+          <w:szCs w:val="24"/>
+        </w:rPr>
+        <w:t xml:space="preserve">material </w:t>
+      </w:r>
+      <w:r>
+        <w:rPr>
+          <w:rFonts w:ascii="굴림" w:eastAsia="굴림" w:hAnsi="굴림" w:cs="굴림" w:hint="eastAsia"/>
+          <w:kern w:val="0"/>
+          <w:sz w:val="22"/>
+          <w:szCs w:val="24"/>
+        </w:rPr>
+        <w:t>제외하고 뽑기</w:t>
+      </w:r>
+    </w:p>
+    <w:p>
+      <w:pPr>
+        <w:widowControl/>
+        <w:wordWrap/>
+        <w:autoSpaceDE/>
+        <w:autoSpaceDN/>
+        <w:spacing w:before="100" w:beforeAutospacing="1" w:after="100" w:afterAutospacing="1" w:line="240" w:lineRule="auto"/>
+        <w:jc w:val="left"/>
+        <w:rPr>
+          <w:rFonts w:ascii="굴림" w:eastAsia="굴림" w:hAnsi="굴림" w:cs="굴림"/>
+          <w:kern w:val="0"/>
+          <w:sz w:val="22"/>
+          <w:szCs w:val="24"/>
+        </w:rPr>
+      </w:pPr>
+      <w:r>
+        <w:rPr>
+          <w:rFonts w:ascii="굴림" w:eastAsia="굴림" w:hAnsi="굴림" w:cs="굴림"/>
+          <w:kern w:val="0"/>
+          <w:sz w:val="22"/>
+          <w:szCs w:val="24"/>
+        </w:rPr>
+        <w:tab/>
+        <w:t xml:space="preserve">이제 </w:t>
+      </w:r>
+      <w:proofErr w:type="spellStart"/>
+      <w:r>
+        <w:rPr>
+          <w:rFonts w:ascii="굴림" w:eastAsia="굴림" w:hAnsi="굴림" w:cs="굴림"/>
+          <w:kern w:val="0"/>
+          <w:sz w:val="22"/>
+          <w:szCs w:val="24"/>
+        </w:rPr>
+        <w:t>블루프린트</w:t>
+      </w:r>
+      <w:proofErr w:type="spellEnd"/>
+      <w:r>
+        <w:rPr>
+          <w:rFonts w:ascii="굴림" w:eastAsia="굴림" w:hAnsi="굴림" w:cs="굴림"/>
+          <w:kern w:val="0"/>
+          <w:sz w:val="22"/>
+          <w:szCs w:val="24"/>
+        </w:rPr>
+        <w:t xml:space="preserve"> 실행하면 mesh, texture</w:t>
+      </w:r>
+      <w:r>
+        <w:rPr>
+          <w:rFonts w:ascii="굴림" w:eastAsia="굴림" w:hAnsi="굴림" w:cs="굴림"/>
+          <w:kern w:val="0"/>
+          <w:sz w:val="22"/>
+          <w:szCs w:val="24"/>
+        </w:rPr>
+        <w:t>(</w:t>
+      </w:r>
+      <w:proofErr w:type="spellStart"/>
+      <w:r>
+        <w:rPr>
+          <w:rFonts w:ascii="굴림" w:eastAsia="굴림" w:hAnsi="굴림" w:cs="굴림"/>
+          <w:kern w:val="0"/>
+          <w:sz w:val="22"/>
+          <w:szCs w:val="24"/>
+        </w:rPr>
+        <w:t>png</w:t>
+      </w:r>
+      <w:proofErr w:type="spellEnd"/>
+      <w:r>
+        <w:rPr>
+          <w:rFonts w:ascii="굴림" w:eastAsia="굴림" w:hAnsi="굴림" w:cs="굴림"/>
+          <w:kern w:val="0"/>
+          <w:sz w:val="22"/>
+          <w:szCs w:val="24"/>
+        </w:rPr>
+        <w:t xml:space="preserve">), json파일까지 </w:t>
+      </w:r>
+      <w:proofErr w:type="spellStart"/>
+      <w:r>
+        <w:rPr>
+          <w:rFonts w:ascii="굴림" w:eastAsia="굴림" w:hAnsi="굴림" w:cs="굴림"/>
+          <w:kern w:val="0"/>
+          <w:sz w:val="22"/>
+          <w:szCs w:val="24"/>
+        </w:rPr>
+        <w:t>다나옴</w:t>
+      </w:r>
+      <w:proofErr w:type="spellEnd"/>
+    </w:p>
+    <w:p>
+      <w:pPr>
+        <w:widowControl/>
+        <w:wordWrap/>
+        <w:autoSpaceDE/>
+        <w:autoSpaceDN/>
+        <w:spacing w:before="100" w:beforeAutospacing="1" w:after="100" w:afterAutospacing="1" w:line="240" w:lineRule="auto"/>
+        <w:jc w:val="left"/>
+        <w:rPr>
+          <w:rFonts w:ascii="굴림" w:eastAsia="굴림" w:hAnsi="굴림" w:cs="굴림" w:hint="eastAsia"/>
+          <w:kern w:val="0"/>
+          <w:sz w:val="22"/>
+          <w:szCs w:val="24"/>
+        </w:rPr>
+      </w:pPr>
+      <w:r>
+        <w:rPr>
+          <w:rFonts w:ascii="굴림" w:eastAsia="굴림" w:hAnsi="굴림" w:cs="굴림"/>
+          <w:kern w:val="0"/>
+          <w:sz w:val="22"/>
+          <w:szCs w:val="24"/>
+        </w:rPr>
+        <w:tab/>
+      </w:r>
+      <w:proofErr w:type="spellStart"/>
+      <w:r>
+        <w:rPr>
+          <w:rFonts w:ascii="굴림" w:eastAsia="굴림" w:hAnsi="굴림" w:cs="굴림" w:hint="eastAsia"/>
+          <w:kern w:val="0"/>
+          <w:sz w:val="22"/>
+          <w:szCs w:val="24"/>
+        </w:rPr>
+        <w:t>텍스쳐는</w:t>
+      </w:r>
+      <w:proofErr w:type="spellEnd"/>
+      <w:r>
+        <w:rPr>
+          <w:rFonts w:ascii="굴림" w:eastAsia="굴림" w:hAnsi="굴림" w:cs="굴림" w:hint="eastAsia"/>
+          <w:kern w:val="0"/>
+          <w:sz w:val="22"/>
+          <w:szCs w:val="24"/>
+        </w:rPr>
+        <w:t xml:space="preserve"> </w:t>
+      </w:r>
+      <w:proofErr w:type="spellStart"/>
+      <w:r>
+        <w:rPr>
+          <w:rFonts w:ascii="굴림" w:eastAsia="굴림" w:hAnsi="굴림" w:cs="굴림" w:hint="eastAsia"/>
+          <w:kern w:val="0"/>
+          <w:sz w:val="22"/>
+          <w:szCs w:val="24"/>
+        </w:rPr>
+        <w:t>만들어둔</w:t>
+      </w:r>
+      <w:proofErr w:type="spellEnd"/>
+      <w:r>
+        <w:rPr>
+          <w:rFonts w:ascii="굴림" w:eastAsia="굴림" w:hAnsi="굴림" w:cs="굴림" w:hint="eastAsia"/>
+          <w:kern w:val="0"/>
+          <w:sz w:val="22"/>
+          <w:szCs w:val="24"/>
+        </w:rPr>
+        <w:t xml:space="preserve"> </w:t>
+      </w:r>
+      <w:proofErr w:type="spellStart"/>
+      <w:r>
+        <w:rPr>
+          <w:rFonts w:ascii="굴림" w:eastAsia="굴림" w:hAnsi="굴림" w:cs="굴림"/>
+          <w:kern w:val="0"/>
+          <w:sz w:val="22"/>
+          <w:szCs w:val="24"/>
+        </w:rPr>
+        <w:t>PNGtoDDS</w:t>
+      </w:r>
+      <w:proofErr w:type="spellEnd"/>
+      <w:r>
+        <w:rPr>
+          <w:rFonts w:ascii="굴림" w:eastAsia="굴림" w:hAnsi="굴림" w:cs="굴림"/>
+          <w:kern w:val="0"/>
+          <w:sz w:val="22"/>
+          <w:szCs w:val="24"/>
+        </w:rPr>
+        <w:t xml:space="preserve"> </w:t>
+      </w:r>
+      <w:r>
+        <w:rPr>
+          <w:rFonts w:ascii="굴림" w:eastAsia="굴림" w:hAnsi="굴림" w:cs="굴림" w:hint="eastAsia"/>
+          <w:kern w:val="0"/>
+          <w:sz w:val="22"/>
+          <w:szCs w:val="24"/>
+        </w:rPr>
+        <w:t xml:space="preserve">폴더에서 변환시키고 </w:t>
+      </w:r>
+      <w:proofErr w:type="spellStart"/>
+      <w:r>
+        <w:rPr>
+          <w:rFonts w:ascii="굴림" w:eastAsia="굴림" w:hAnsi="굴림" w:cs="굴림" w:hint="eastAsia"/>
+          <w:kern w:val="0"/>
+          <w:sz w:val="22"/>
+          <w:szCs w:val="24"/>
+        </w:rPr>
+        <w:t>클라</w:t>
+      </w:r>
+      <w:proofErr w:type="spellEnd"/>
+      <w:r>
+        <w:rPr>
+          <w:rFonts w:ascii="굴림" w:eastAsia="굴림" w:hAnsi="굴림" w:cs="굴림" w:hint="eastAsia"/>
+          <w:kern w:val="0"/>
+          <w:sz w:val="22"/>
+          <w:szCs w:val="24"/>
+        </w:rPr>
+        <w:t xml:space="preserve"> R</w:t>
+      </w:r>
+      <w:r>
+        <w:rPr>
+          <w:rFonts w:ascii="굴림" w:eastAsia="굴림" w:hAnsi="굴림" w:cs="굴림"/>
+          <w:kern w:val="0"/>
+          <w:sz w:val="22"/>
+          <w:szCs w:val="24"/>
+        </w:rPr>
+        <w:t xml:space="preserve">esource </w:t>
+      </w:r>
+      <w:r>
+        <w:rPr>
+          <w:rFonts w:ascii="굴림" w:eastAsia="굴림" w:hAnsi="굴림" w:cs="굴림" w:hint="eastAsia"/>
+          <w:kern w:val="0"/>
+          <w:sz w:val="22"/>
+          <w:szCs w:val="24"/>
+        </w:rPr>
+        <w:t>폴더에 넣기!</w:t>
+      </w:r>
+    </w:p>
+    <w:p>
+      <w:pPr>
+        <w:widowControl/>
+        <w:wordWrap/>
+        <w:autoSpaceDE/>
+        <w:autoSpaceDN/>
+        <w:spacing w:before="100" w:beforeAutospacing="1" w:after="100" w:afterAutospacing="1" w:line="240" w:lineRule="auto"/>
+        <w:jc w:val="left"/>
+        <w:rPr>
+          <w:rFonts w:ascii="굴림" w:eastAsia="굴림" w:hAnsi="굴림" w:cs="굴림"/>
+          <w:kern w:val="0"/>
+          <w:sz w:val="24"/>
+          <w:szCs w:val="24"/>
+        </w:rPr>
+      </w:pPr>
+      <w:r>
+        <w:rPr>
+          <w:rFonts w:ascii="굴림" w:eastAsia="굴림" w:hAnsi="굴림" w:cs="굴림"/>
+          <w:kern w:val="0"/>
+          <w:sz w:val="24"/>
+          <w:szCs w:val="24"/>
+        </w:rPr>
+        <w:tab/>
+      </w:r>
+      <w:r>
+        <w:rPr>
+          <w:rFonts w:ascii="굴림" w:eastAsia="굴림" w:hAnsi="굴림" w:cs="굴림"/>
+          <w:noProof/>
+          <w:kern w:val="0"/>
+          <w:sz w:val="24"/>
+          <w:szCs w:val="24"/>
+        </w:rPr>
+        <w:drawing>
+          <wp:inline distT="0" distB="0" distL="0" distR="0" wp14:anchorId="0EAB69C8" wp14:editId="7EBAF635">
+            <wp:extent cx="4295955" cy="2796215"/>
+            <wp:effectExtent l="0" t="0" r="0" b="4445"/>
+            <wp:docPr id="1" name="그림 1" descr="https://resv2.craft.do/user/full/15352056-3d61-4451-30c9-b650643f22cf/doc/06de3b2e-be1a-448f-b2df-25790ec8368a/fee621b7-061a-40f6-bcc3-97a3c02e976e"/>
+            <wp:cNvGraphicFramePr>
+              <a:graphicFrameLocks xmlns:a="http://schemas.openxmlformats.org/drawingml/2006/main" noChangeAspect="1"/>
+            </wp:cNvGraphicFramePr>
+            <a:graphic xmlns:a="http://schemas.openxmlformats.org/drawingml/2006/main">
+              <a:graphicData uri="http://schemas.openxmlformats.org/drawingml/2006/picture">
+                <pic:pic xmlns:pic="http://schemas.openxmlformats.org/drawingml/2006/picture">
+                  <pic:nvPicPr>
+                    <pic:cNvPr id="0" name="Picture 2" descr="https://resv2.craft.do/user/full/15352056-3d61-4451-30c9-b650643f22cf/doc/06de3b2e-be1a-448f-b2df-25790ec8368a/fee621b7-061a-40f6-bcc3-97a3c02e976e"/>
+                    <pic:cNvPicPr>
+                      <a:picLocks noChangeAspect="1" noChangeArrowheads="1"/>
+                    </pic:cNvPicPr>
+                  </pic:nvPicPr>
+                  <pic:blipFill>
+                    <a:blip r:embed="rId7" cstate="print">
+                      <a:extLst>
+                        <a:ext uri="{28A0092B-C50C-407E-A947-70E740481C1C}">
+                          <a14:useLocalDpi xmlns:a14="http://schemas.microsoft.com/office/drawing/2010/main" val="0"/>
+                        </a:ext>
+                      </a:extLst>
+                    </a:blip>
+                    <a:srcRect/>
+                    <a:stretch>
+                      <a:fillRect/>
+                    </a:stretch>
+                  </pic:blipFill>
+                  <pic:spPr bwMode="auto">
+                    <a:xfrm>
+                      <a:off x="0" y="0"/>
+                      <a:ext cx="4354055" cy="2834032"/>
+                    </a:xfrm>
+                    <a:prstGeom prst="rect">
+                      <a:avLst/>
+                    </a:prstGeom>
+                    <a:noFill/>
+                    <a:ln>
+                      <a:noFill/>
+                    </a:ln>
+                  </pic:spPr>
+                </pic:pic>
+              </a:graphicData>
+            </a:graphic>
+          </wp:inline>
+        </w:drawing>
       </w:r>
     </w:p>
     <w:p>
@@ -429,7 +1164,23 @@
                 <w:b/>
                 <w:sz w:val="22"/>
               </w:rPr>
-              <w:t>문제점 정리</w:t>
+              <w:t>문제점</w:t>
+            </w:r>
+            <w:r>
+              <w:rPr>
+                <w:rFonts w:hint="eastAsia"/>
+                <w:b/>
+                <w:sz w:val="22"/>
+              </w:rPr>
+              <w:t xml:space="preserve"> </w:t>
+            </w:r>
+            <w:r>
+              <w:rPr>
+                <w:rFonts w:hint="eastAsia"/>
+                <w:b/>
+                <w:sz w:val="22"/>
+              </w:rPr>
+              <w:t>정리</w:t>
             </w:r>
           </w:p>
         </w:tc>
@@ -463,7 +1214,23 @@
                 <w:b/>
                 <w:sz w:val="22"/>
               </w:rPr>
-              <w:t>해결 방안</w:t>
+              <w:t>해결</w:t>
+            </w:r>
+            <w:r>
+              <w:rPr>
+                <w:rFonts w:hint="eastAsia"/>
+                <w:b/>
+                <w:sz w:val="22"/>
+              </w:rPr>
+              <w:t xml:space="preserve"> </w:t>
+            </w:r>
+            <w:r>
+              <w:rPr>
+                <w:rFonts w:hint="eastAsia"/>
+                <w:b/>
+                <w:sz w:val="22"/>
+              </w:rPr>
+              <w:t>방안</w:t>
             </w:r>
           </w:p>
         </w:tc>
@@ -504,7 +1271,23 @@
                 <w:b/>
                 <w:sz w:val="22"/>
               </w:rPr>
-              <w:t>다음 주차</w:t>
+              <w:t>다음</w:t>
+            </w:r>
+            <w:r>
+              <w:rPr>
+                <w:rFonts w:hint="eastAsia"/>
+                <w:b/>
+                <w:sz w:val="22"/>
+              </w:rPr>
+              <w:t xml:space="preserve"> </w:t>
+            </w:r>
+            <w:r>
+              <w:rPr>
+                <w:rFonts w:hint="eastAsia"/>
+                <w:b/>
+                <w:sz w:val="22"/>
+              </w:rPr>
+              <w:t>주차</w:t>
             </w:r>
           </w:p>
         </w:tc>
@@ -517,7 +1300,6 @@
             <w:pPr>
               <w:jc w:val="center"/>
               <w:rPr>
-                <w:rFonts w:hint="eastAsia"/>
                 <w:b/>
                 <w:sz w:val="22"/>
               </w:rPr>
@@ -551,7 +1333,23 @@
                 <w:b/>
                 <w:sz w:val="22"/>
               </w:rPr>
-              <w:t>다음 기간</w:t>
+              <w:t>다음</w:t>
+            </w:r>
+            <w:r>
+              <w:rPr>
+                <w:rFonts w:hint="eastAsia"/>
+                <w:b/>
+                <w:sz w:val="22"/>
+              </w:rPr>
+              <w:t xml:space="preserve"> </w:t>
+            </w:r>
+            <w:r>
+              <w:rPr>
+                <w:rFonts w:hint="eastAsia"/>
+                <w:b/>
+                <w:sz w:val="22"/>
+              </w:rPr>
+              <w:t>기간</w:t>
             </w:r>
           </w:p>
         </w:tc>
@@ -646,7 +1444,39 @@
                 <w:b/>
                 <w:sz w:val="22"/>
               </w:rPr>
-              <w:t>다음주 할 일</w:t>
+              <w:t>다음주</w:t>
+            </w:r>
+            <w:r>
+              <w:rPr>
+                <w:rFonts w:hint="eastAsia"/>
+                <w:b/>
+                <w:sz w:val="22"/>
+              </w:rPr>
+              <w:t xml:space="preserve"> </w:t>
+            </w:r>
+            <w:r>
+              <w:rPr>
+                <w:rFonts w:hint="eastAsia"/>
+                <w:b/>
+                <w:sz w:val="22"/>
+              </w:rPr>
+              <w:t>할</w:t>
+            </w:r>
+            <w:r>
+              <w:rPr>
+                <w:rFonts w:hint="eastAsia"/>
+                <w:b/>
+                <w:sz w:val="22"/>
+              </w:rPr>
+              <w:t xml:space="preserve"> </w:t>
+            </w:r>
+            <w:r>
+              <w:rPr>
+                <w:rFonts w:hint="eastAsia"/>
+                <w:b/>
+                <w:sz w:val="22"/>
+              </w:rPr>
+              <w:t>일</w:t>
             </w:r>
           </w:p>
         </w:tc>
@@ -662,6 +1492,73 @@
                 <w:szCs w:val="20"/>
               </w:rPr>
             </w:pPr>
+            <w:r>
+              <w:rPr>
+                <w:rFonts w:hint="eastAsia"/>
+                <w:b/>
+                <w:bCs/>
+              </w:rPr>
+              <w:t xml:space="preserve">외부 </w:t>
+            </w:r>
+            <w:proofErr w:type="spellStart"/>
+            <w:r>
+              <w:rPr>
+                <w:rFonts w:hint="eastAsia"/>
+                <w:b/>
+                <w:bCs/>
+              </w:rPr>
+              <w:t>텍스쳐</w:t>
+            </w:r>
+            <w:proofErr w:type="spellEnd"/>
+            <w:r>
+              <w:rPr>
+                <w:rFonts w:hint="eastAsia"/>
+                <w:b/>
+                <w:bCs/>
+              </w:rPr>
+              <w:t xml:space="preserve"> 매핑을 하는 </w:t>
+            </w:r>
+            <w:proofErr w:type="spellStart"/>
+            <w:r>
+              <w:rPr>
+                <w:b/>
+                <w:bCs/>
+              </w:rPr>
+              <w:t>gltf</w:t>
+            </w:r>
+            <w:proofErr w:type="spellEnd"/>
+            <w:r>
+              <w:rPr>
+                <w:b/>
+                <w:bCs/>
+              </w:rPr>
+              <w:t xml:space="preserve"> Mesh</w:t>
+            </w:r>
+            <w:r>
+              <w:rPr>
+                <w:rFonts w:hint="eastAsia"/>
+                <w:b/>
+                <w:bCs/>
+              </w:rPr>
+              <w:t xml:space="preserve">가 포함된 </w:t>
+            </w:r>
+            <w:r>
+              <w:rPr>
+                <w:b/>
+                <w:bCs/>
+              </w:rPr>
+              <w:t xml:space="preserve">Json </w:t>
+            </w:r>
+            <w:r>
+              <w:rPr>
+                <w:rFonts w:hint="eastAsia"/>
+                <w:b/>
+                <w:bCs/>
+              </w:rPr>
+              <w:t>읽기</w:t>
+            </w:r>
+            <w:bookmarkStart w:id="1" w:name="_GoBack"/>
+            <w:bookmarkEnd w:id="1"/>
           </w:p>
         </w:tc>
       </w:tr>
@@ -744,7 +1641,7 @@
 </file>
 
 <file path=word/endnotes.xml><?xml version="1.0" encoding="utf-8"?>
-<w:endnotes xmlns:wpc="http://schemas.microsoft.com/office/word/2010/wordprocessingCanvas" xmlns:cx="http://schemas.microsoft.com/office/drawing/2014/chartex" xmlns:cx1="http://schemas.microsoft.com/office/drawing/2015/9/8/chartex" xmlns:cx2="http://schemas.microsoft.com/office/drawing/2015/10/21/chartex" xmlns:cx3="http://schemas.microsoft.com/office/drawing/2016/5/9/chartex" xmlns:cx4="http://schemas.microsoft.com/office/drawing/2016/5/10/chartex" xmlns:cx5="http://schemas.microsoft.com/office/drawing/2016/5/11/chartex" xmlns:cx6="http://schemas.microsoft.com/office/drawing/2016/5/12/chartex" xmlns:cx7="http://schemas.microsoft.com/office/drawing/2016/5/13/chartex" xmlns:cx8="http://schemas.microsoft.com/office/drawing/2016/5/14/chartex" xmlns:mc="http://schemas.openxmlformats.org/markup-compatibility/2006" xmlns:aink="http://schemas.microsoft.com/office/drawing/2016/ink" xmlns:am3d="http://schemas.microsoft.com/office/drawing/2017/model3d" xmlns:o="urn:schemas-microsoft-com:office:office" xmlns:oel="http://schemas.microsoft.com/office/2019/extlst" xmlns:r="http://schemas.openxmlformats.org/officeDocument/2006/relationships" xmlns:m="http://schemas.openxmlformats.org/officeDocument/2006/math" xmlns:v="urn:schemas-microsoft-com:vml" xmlns:wp14="http://schemas.microsoft.com/office/word/2010/wordprocessingDrawing" xmlns:wp="http://schemas.openxmlformats.org/drawingml/2006/wordprocessingDrawing" xmlns:w10="urn:schemas-microsoft-com:office:word" xmlns:w="http://schemas.openxmlformats.org/wordprocessingml/2006/main" xmlns:w14="http://schemas.microsoft.com/office/word/2010/wordml" xmlns:w15="http://schemas.microsoft.com/office/word/2012/wordml" xmlns:w16cex="http://schemas.microsoft.com/office/word/2018/wordml/cex" xmlns:w16cid="http://schemas.microsoft.com/office/word/2016/wordml/cid" xmlns:w16="http://schemas.microsoft.com/office/word/2018/wordml" xmlns:w16du="http://schemas.microsoft.com/office/word/2023/wordml/word16du" xmlns:w16sdtdh="http://schemas.microsoft.com/office/word/2020/wordml/sdtdatahash" xmlns:w16sdtfl="http://schemas.microsoft.com/office/word/2024/wordml/sdtformatlock" xmlns:w16se="http://schemas.microsoft.com/office/word/2015/wordml/symex" xmlns:wpg="http://schemas.microsoft.com/office/word/2010/wordprocessingGroup" xmlns:wpi="http://schemas.microsoft.com/office/word/2010/wordprocessingInk" xmlns:wne="http://schemas.microsoft.com/office/word/2006/wordml" xmlns:wps="http://schemas.microsoft.com/office/word/2010/wordprocessingShape" mc:Ignorable="w14 w15 w16se w16cid w16 w16cex w16sdtdh w16sdtfl w16du wp14">
+<w:endnotes xmlns:wpc="http://schemas.microsoft.com/office/word/2010/wordprocessingCanvas" xmlns:cx="http://schemas.microsoft.com/office/drawing/2014/chartex" xmlns:cx1="http://schemas.microsoft.com/office/drawing/2015/9/8/chartex" xmlns:cx2="http://schemas.microsoft.com/office/drawing/2015/10/21/chartex" xmlns:cx3="http://schemas.microsoft.com/office/drawing/2016/5/9/chartex" xmlns:cx4="http://schemas.microsoft.com/office/drawing/2016/5/10/chartex" xmlns:cx5="http://schemas.microsoft.com/office/drawing/2016/5/11/chartex" xmlns:cx6="http://schemas.microsoft.com/office/drawing/2016/5/12/chartex" xmlns:cx7="http://schemas.microsoft.com/office/drawing/2016/5/13/chartex" xmlns:cx8="http://schemas.microsoft.com/office/drawing/2016/5/14/chartex" xmlns:mc="http://schemas.openxmlformats.org/markup-compatibility/2006" xmlns:aink="http://schemas.microsoft.com/office/drawing/2016/ink" xmlns:am3d="http://schemas.microsoft.com/office/drawing/2017/model3d" xmlns:o="urn:schemas-microsoft-com:office:office" xmlns:r="http://schemas.openxmlformats.org/officeDocument/2006/relationships" xmlns:m="http://schemas.openxmlformats.org/officeDocument/2006/math" xmlns:v="urn:schemas-microsoft-com:vml" xmlns:wp14="http://schemas.microsoft.com/office/word/2010/wordprocessingDrawing" xmlns:wp="http://schemas.openxmlformats.org/drawingml/2006/wordprocessingDrawing" xmlns:w10="urn:schemas-microsoft-com:office:word" xmlns:w="http://schemas.openxmlformats.org/wordprocessingml/2006/main" xmlns:w14="http://schemas.microsoft.com/office/word/2010/wordml" xmlns:w15="http://schemas.microsoft.com/office/word/2012/wordml" xmlns:w16cid="http://schemas.microsoft.com/office/word/2016/wordml/cid" xmlns:w16se="http://schemas.microsoft.com/office/word/2015/wordml/symex" xmlns:wpg="http://schemas.microsoft.com/office/word/2010/wordprocessingGroup" xmlns:wpi="http://schemas.microsoft.com/office/word/2010/wordprocessingInk" xmlns:wne="http://schemas.microsoft.com/office/word/2006/wordml" xmlns:wps="http://schemas.microsoft.com/office/word/2010/wordprocessingShape" mc:Ignorable="w14 w15 w16se w16cid wp14">
   <w:endnote w:type="separator" w:id="-1">
     <w:p>
       <w:pPr>
@@ -769,7 +1666,7 @@
 </file>
 
 <file path=word/footnotes.xml><?xml version="1.0" encoding="utf-8"?>
-<w:footnotes xmlns:wpc="http://schemas.microsoft.com/office/word/2010/wordprocessingCanvas" xmlns:cx="http://schemas.microsoft.com/office/drawing/2014/chartex" xmlns:cx1="http://schemas.microsoft.com/office/drawing/2015/9/8/chartex" xmlns:cx2="http://schemas.microsoft.com/office/drawing/2015/10/21/chartex" xmlns:cx3="http://schemas.microsoft.com/office/drawing/2016/5/9/chartex" xmlns:cx4="http://schemas.microsoft.com/office/drawing/2016/5/10/chartex" xmlns:cx5="http://schemas.microsoft.com/office/drawing/2016/5/11/chartex" xmlns:cx6="http://schemas.microsoft.com/office/drawing/2016/5/12/chartex" xmlns:cx7="http://schemas.microsoft.com/office/drawing/2016/5/13/chartex" xmlns:cx8="http://schemas.microsoft.com/office/drawing/2016/5/14/chartex" xmlns:mc="http://schemas.openxmlformats.org/markup-compatibility/2006" xmlns:aink="http://schemas.microsoft.com/office/drawing/2016/ink" xmlns:am3d="http://schemas.microsoft.com/office/drawing/2017/model3d" xmlns:o="urn:schemas-microsoft-com:office:office" xmlns:oel="http://schemas.microsoft.com/office/2019/extlst" xmlns:r="http://schemas.openxmlformats.org/officeDocument/2006/relationships" xmlns:m="http://schemas.openxmlformats.org/officeDocument/2006/math" xmlns:v="urn:schemas-microsoft-com:vml" xmlns:wp14="http://schemas.microsoft.com/office/word/2010/wordprocessingDrawing" xmlns:wp="http://schemas.openxmlformats.org/drawingml/2006/wordprocessingDrawing" xmlns:w10="urn:schemas-microsoft-com:office:word" xmlns:w="http://schemas.openxmlformats.org/wordprocessingml/2006/main" xmlns:w14="http://schemas.microsoft.com/office/word/2010/wordml" xmlns:w15="http://schemas.microsoft.com/office/word/2012/wordml" xmlns:w16cex="http://schemas.microsoft.com/office/word/2018/wordml/cex" xmlns:w16cid="http://schemas.microsoft.com/office/word/2016/wordml/cid" xmlns:w16="http://schemas.microsoft.com/office/word/2018/wordml" xmlns:w16du="http://schemas.microsoft.com/office/word/2023/wordml/word16du" xmlns:w16sdtdh="http://schemas.microsoft.com/office/word/2020/wordml/sdtdatahash" xmlns:w16sdtfl="http://schemas.microsoft.com/office/word/2024/wordml/sdtformatlock" xmlns:w16se="http://schemas.microsoft.com/office/word/2015/wordml/symex" xmlns:wpg="http://schemas.microsoft.com/office/word/2010/wordprocessingGroup" xmlns:wpi="http://schemas.microsoft.com/office/word/2010/wordprocessingInk" xmlns:wne="http://schemas.microsoft.com/office/word/2006/wordml" xmlns:wps="http://schemas.microsoft.com/office/word/2010/wordprocessingShape" mc:Ignorable="w14 w15 w16se w16cid w16 w16cex w16sdtdh w16sdtfl w16du wp14">
+<w:footnotes xmlns:wpc="http://schemas.microsoft.com/office/word/2010/wordprocessingCanvas" xmlns:cx="http://schemas.microsoft.com/office/drawing/2014/chartex" xmlns:cx1="http://schemas.microsoft.com/office/drawing/2015/9/8/chartex" xmlns:cx2="http://schemas.microsoft.com/office/drawing/2015/10/21/chartex" xmlns:cx3="http://schemas.microsoft.com/office/drawing/2016/5/9/chartex" xmlns:cx4="http://schemas.microsoft.com/office/drawing/2016/5/10/chartex" xmlns:cx5="http://schemas.microsoft.com/office/drawing/2016/5/11/chartex" xmlns:cx6="http://schemas.microsoft.com/office/drawing/2016/5/12/chartex" xmlns:cx7="http://schemas.microsoft.com/office/drawing/2016/5/13/chartex" xmlns:cx8="http://schemas.microsoft.com/office/drawing/2016/5/14/chartex" xmlns:mc="http://schemas.openxmlformats.org/markup-compatibility/2006" xmlns:aink="http://schemas.microsoft.com/office/drawing/2016/ink" xmlns:am3d="http://schemas.microsoft.com/office/drawing/2017/model3d" xmlns:o="urn:schemas-microsoft-com:office:office" xmlns:r="http://schemas.openxmlformats.org/officeDocument/2006/relationships" xmlns:m="http://schemas.openxmlformats.org/officeDocument/2006/math" xmlns:v="urn:schemas-microsoft-com:vml" xmlns:wp14="http://schemas.microsoft.com/office/word/2010/wordprocessingDrawing" xmlns:wp="http://schemas.openxmlformats.org/drawingml/2006/wordprocessingDrawing" xmlns:w10="urn:schemas-microsoft-com:office:word" xmlns:w="http://schemas.openxmlformats.org/wordprocessingml/2006/main" xmlns:w14="http://schemas.microsoft.com/office/word/2010/wordml" xmlns:w15="http://schemas.microsoft.com/office/word/2012/wordml" xmlns:w16cid="http://schemas.microsoft.com/office/word/2016/wordml/cid" xmlns:w16se="http://schemas.microsoft.com/office/word/2015/wordml/symex" xmlns:wpg="http://schemas.microsoft.com/office/word/2010/wordprocessingGroup" xmlns:wpi="http://schemas.microsoft.com/office/word/2010/wordprocessingInk" xmlns:wne="http://schemas.microsoft.com/office/word/2006/wordml" xmlns:wps="http://schemas.microsoft.com/office/word/2010/wordprocessingShape" mc:Ignorable="w14 w15 w16se w16cid wp14">
   <w:footnote w:type="separator" w:id="-1">
     <w:p>
       <w:pPr>
@@ -794,7 +1691,7 @@
 </file>
 
 <file path=word/styles.xml><?xml version="1.0" encoding="utf-8"?>
-<w:styles xmlns:mc="http://schemas.openxmlformats.org/markup-compatibility/2006" xmlns:r="http://schemas.openxmlformats.org/officeDocument/2006/relationships" xmlns:w="http://schemas.openxmlformats.org/wordprocessingml/2006/main" xmlns:w14="http://schemas.microsoft.com/office/word/2010/wordml" xmlns:w15="http://schemas.microsoft.com/office/word/2012/wordml" xmlns:w16cex="http://schemas.microsoft.com/office/word/2018/wordml/cex" xmlns:w16cid="http://schemas.microsoft.com/office/word/2016/wordml/cid" xmlns:w16="http://schemas.microsoft.com/office/word/2018/wordml" xmlns:w16du="http://schemas.microsoft.com/office/word/2023/wordml/word16du" xmlns:w16sdtdh="http://schemas.microsoft.com/office/word/2020/wordml/sdtdatahash" xmlns:w16sdtfl="http://schemas.microsoft.com/office/word/2024/wordml/sdtformatlock" xmlns:w16se="http://schemas.microsoft.com/office/word/2015/wordml/symex" mc:Ignorable="w14 w15 w16se w16cid w16 w16cex w16sdtdh w16sdtfl w16du">
+<w:styles xmlns:mc="http://schemas.openxmlformats.org/markup-compatibility/2006" xmlns:r="http://schemas.openxmlformats.org/officeDocument/2006/relationships" xmlns:w="http://schemas.openxmlformats.org/wordprocessingml/2006/main" xmlns:w14="http://schemas.microsoft.com/office/word/2010/wordml" xmlns:w15="http://schemas.microsoft.com/office/word/2012/wordml" xmlns:w16cid="http://schemas.microsoft.com/office/word/2016/wordml/cid" xmlns:w16se="http://schemas.microsoft.com/office/word/2015/wordml/symex" mc:Ignorable="w14 w15 w16se w16cid">
   <w:docDefaults>
     <w:rPrDefault>
       <w:rPr>
@@ -811,7 +1708,7 @@
       </w:pPr>
     </w:pPrDefault>
   </w:docDefaults>
-  <w:latentStyles w:defLockedState="0" w:defUIPriority="0" w:defSemiHidden="0" w:defUnhideWhenUsed="0" w:defQFormat="0" w:count="376">
+  <w:latentStyles w:defLockedState="0" w:defUIPriority="0" w:defSemiHidden="0" w:defUnhideWhenUsed="0" w:defQFormat="0" w:count="375">
     <w:lsdException w:name="Normal" w:qFormat="1"/>
     <w:lsdException w:name="heading 1" w:uiPriority="9" w:qFormat="1"/>
     <w:lsdException w:name="heading 2" w:semiHidden="1" w:uiPriority="9" w:unhideWhenUsed="1" w:qFormat="1"/>
@@ -906,7 +1803,7 @@
     <w:lsdException w:name="E-mail Signature" w:semiHidden="1" w:unhideWhenUsed="1"/>
     <w:lsdException w:name="HTML Top of Form" w:semiHidden="1" w:unhideWhenUsed="1"/>
     <w:lsdException w:name="HTML Bottom of Form" w:semiHidden="1" w:unhideWhenUsed="1"/>
-    <w:lsdException w:name="Normal (Web)" w:semiHidden="1" w:unhideWhenUsed="1"/>
+    <w:lsdException w:name="Normal (Web)" w:semiHidden="1" w:uiPriority="99" w:unhideWhenUsed="1"/>
     <w:lsdException w:name="HTML Acronym" w:semiHidden="1" w:unhideWhenUsed="1"/>
     <w:lsdException w:name="HTML Address" w:semiHidden="1" w:unhideWhenUsed="1"/>
     <w:lsdException w:name="HTML Cite" w:semiHidden="1" w:unhideWhenUsed="1"/>
@@ -1082,7 +1979,6 @@
     <w:lsdException w:name="Smart Hyperlink" w:semiHidden="1" w:unhideWhenUsed="1"/>
     <w:lsdException w:name="Hashtag" w:semiHidden="1" w:unhideWhenUsed="1"/>
     <w:lsdException w:name="Unresolved Mention" w:semiHidden="1" w:unhideWhenUsed="1"/>
-    <w:lsdException w:name="Smart Link" w:semiHidden="1" w:unhideWhenUsed="1"/>
   </w:latentStyles>
   <w:style w:type="paragraph" w:default="1" w:styleId="a">
     <w:name w:val="Normal"/>
@@ -1232,6 +2128,7 @@
   <w:style w:type="paragraph" w:styleId="a8">
     <w:name w:val="Normal (Web)"/>
     <w:basedOn w:val="a"/>
+    <w:uiPriority w:val="99"/>
     <w:semiHidden/>
     <w:unhideWhenUsed/>
     <w:rPr>

--- a/작업일지/9주차.docx
+++ b/작업일지/9주차.docx
@@ -1,6 +1,6 @@
 
 <file path=word/document.xml><?xml version="1.0" encoding="utf-8"?>
-<w:document xmlns:wpc="http://schemas.microsoft.com/office/word/2010/wordprocessingCanvas" xmlns:cx="http://schemas.microsoft.com/office/drawing/2014/chartex" xmlns:cx1="http://schemas.microsoft.com/office/drawing/2015/9/8/chartex" xmlns:cx2="http://schemas.microsoft.com/office/drawing/2015/10/21/chartex" xmlns:cx3="http://schemas.microsoft.com/office/drawing/2016/5/9/chartex" xmlns:cx4="http://schemas.microsoft.com/office/drawing/2016/5/10/chartex" xmlns:cx5="http://schemas.microsoft.com/office/drawing/2016/5/11/chartex" xmlns:cx6="http://schemas.microsoft.com/office/drawing/2016/5/12/chartex" xmlns:cx7="http://schemas.microsoft.com/office/drawing/2016/5/13/chartex" xmlns:cx8="http://schemas.microsoft.com/office/drawing/2016/5/14/chartex" xmlns:mc="http://schemas.openxmlformats.org/markup-compatibility/2006" xmlns:aink="http://schemas.microsoft.com/office/drawing/2016/ink" xmlns:am3d="http://schemas.microsoft.com/office/drawing/2017/model3d" xmlns:o="urn:schemas-microsoft-com:office:office" xmlns:r="http://schemas.openxmlformats.org/officeDocument/2006/relationships" xmlns:m="http://schemas.openxmlformats.org/officeDocument/2006/math" xmlns:v="urn:schemas-microsoft-com:vml" xmlns:wp14="http://schemas.microsoft.com/office/word/2010/wordprocessingDrawing" xmlns:wp="http://schemas.openxmlformats.org/drawingml/2006/wordprocessingDrawing" xmlns:w10="urn:schemas-microsoft-com:office:word" xmlns:w="http://schemas.openxmlformats.org/wordprocessingml/2006/main" xmlns:w14="http://schemas.microsoft.com/office/word/2010/wordml" xmlns:w15="http://schemas.microsoft.com/office/word/2012/wordml" xmlns:w16cid="http://schemas.microsoft.com/office/word/2016/wordml/cid" xmlns:w16se="http://schemas.microsoft.com/office/word/2015/wordml/symex" xmlns:wpg="http://schemas.microsoft.com/office/word/2010/wordprocessingGroup" xmlns:wpi="http://schemas.microsoft.com/office/word/2010/wordprocessingInk" xmlns:wne="http://schemas.microsoft.com/office/word/2006/wordml" xmlns:wps="http://schemas.microsoft.com/office/word/2010/wordprocessingShape" mc:Ignorable="w14 w15 w16se w16cid wp14">
+<w:document xmlns:wpc="http://schemas.microsoft.com/office/word/2010/wordprocessingCanvas" xmlns:cx="http://schemas.microsoft.com/office/drawing/2014/chartex" xmlns:cx1="http://schemas.microsoft.com/office/drawing/2015/9/8/chartex" xmlns:cx2="http://schemas.microsoft.com/office/drawing/2015/10/21/chartex" xmlns:cx3="http://schemas.microsoft.com/office/drawing/2016/5/9/chartex" xmlns:cx4="http://schemas.microsoft.com/office/drawing/2016/5/10/chartex" xmlns:cx5="http://schemas.microsoft.com/office/drawing/2016/5/11/chartex" xmlns:cx6="http://schemas.microsoft.com/office/drawing/2016/5/12/chartex" xmlns:cx7="http://schemas.microsoft.com/office/drawing/2016/5/13/chartex" xmlns:cx8="http://schemas.microsoft.com/office/drawing/2016/5/14/chartex" xmlns:mc="http://schemas.openxmlformats.org/markup-compatibility/2006" xmlns:aink="http://schemas.microsoft.com/office/drawing/2016/ink" xmlns:am3d="http://schemas.microsoft.com/office/drawing/2017/model3d" xmlns:o="urn:schemas-microsoft-com:office:office" xmlns:oel="http://schemas.microsoft.com/office/2019/extlst" xmlns:r="http://schemas.openxmlformats.org/officeDocument/2006/relationships" xmlns:m="http://schemas.openxmlformats.org/officeDocument/2006/math" xmlns:v="urn:schemas-microsoft-com:vml" xmlns:wp14="http://schemas.microsoft.com/office/word/2010/wordprocessingDrawing" xmlns:wp="http://schemas.openxmlformats.org/drawingml/2006/wordprocessingDrawing" xmlns:w10="urn:schemas-microsoft-com:office:word" xmlns:w="http://schemas.openxmlformats.org/wordprocessingml/2006/main" xmlns:w14="http://schemas.microsoft.com/office/word/2010/wordml" xmlns:w15="http://schemas.microsoft.com/office/word/2012/wordml" xmlns:w16cex="http://schemas.microsoft.com/office/word/2018/wordml/cex" xmlns:w16cid="http://schemas.microsoft.com/office/word/2016/wordml/cid" xmlns:w16="http://schemas.microsoft.com/office/word/2018/wordml" xmlns:w16du="http://schemas.microsoft.com/office/word/2023/wordml/word16du" xmlns:w16sdtdh="http://schemas.microsoft.com/office/word/2020/wordml/sdtdatahash" xmlns:w16sdtfl="http://schemas.microsoft.com/office/word/2024/wordml/sdtformatlock" xmlns:w16se="http://schemas.microsoft.com/office/word/2015/wordml/symex" xmlns:wpg="http://schemas.microsoft.com/office/word/2010/wordprocessingGroup" xmlns:wpi="http://schemas.microsoft.com/office/word/2010/wordprocessingInk" xmlns:wne="http://schemas.microsoft.com/office/word/2006/wordml" xmlns:wps="http://schemas.microsoft.com/office/word/2010/wordprocessingShape" mc:Ignorable="w14 w15 w16se w16cid w16 w16cex w16sdtdh w16sdtfl w16du wp14">
   <w:body>
     <w:tbl>
       <w:tblPr>
@@ -76,47 +76,27 @@
                 <w:rFonts w:hint="eastAsia"/>
                 <w:szCs w:val="20"/>
               </w:rPr>
-              <w:t xml:space="preserve">2021180009 </w:t>
-            </w:r>
-            <w:r>
-              <w:rPr>
-                <w:rFonts w:hint="eastAsia"/>
+              <w:t>2021180009 박경준</w:t>
+            </w:r>
+            <w:r>
+              <w:rPr>
                 <w:szCs w:val="20"/>
               </w:rPr>
-              <w:t>박경준</w:t>
-            </w:r>
-            <w:r>
-              <w:rPr>
+              <w:br/>
+            </w:r>
+            <w:r>
+              <w:rPr>
+                <w:rFonts w:hint="eastAsia"/>
                 <w:szCs w:val="20"/>
               </w:rPr>
+              <w:t>2021180010 박대원</w:t>
+            </w:r>
+            <w:r>
+              <w:rPr>
+                <w:szCs w:val="20"/>
+              </w:rPr>
               <w:br/>
-            </w:r>
-            <w:r>
-              <w:rPr>
-                <w:rFonts w:hint="eastAsia"/>
-                <w:szCs w:val="20"/>
-              </w:rPr>
-              <w:t xml:space="preserve">2021180010 </w:t>
-            </w:r>
-            <w:r>
-              <w:rPr>
-                <w:rFonts w:hint="eastAsia"/>
-                <w:szCs w:val="20"/>
-              </w:rPr>
-              <w:t>박대원</w:t>
-            </w:r>
-            <w:r>
-              <w:rPr>
-                <w:szCs w:val="20"/>
-              </w:rPr>
-              <w:br/>
-              <w:t xml:space="preserve">2021180035 </w:t>
-            </w:r>
-            <w:r>
-              <w:rPr>
-                <w:szCs w:val="20"/>
-              </w:rPr>
-              <w:t>임찬진</w:t>
+              <w:t>2021180035 임찬진</w:t>
             </w:r>
           </w:p>
         </w:tc>
@@ -324,39 +304,7 @@
                 <w:b/>
                 <w:sz w:val="22"/>
               </w:rPr>
-              <w:t>정</w:t>
-            </w:r>
-            <w:r>
-              <w:rPr>
-                <w:rFonts w:hint="eastAsia"/>
-                <w:b/>
-                <w:sz w:val="22"/>
-              </w:rPr>
-              <w:t xml:space="preserve"> </w:t>
-            </w:r>
-            <w:r>
-              <w:rPr>
-                <w:rFonts w:hint="eastAsia"/>
-                <w:b/>
-                <w:sz w:val="22"/>
-              </w:rPr>
-              <w:t>내</w:t>
-            </w:r>
-            <w:r>
-              <w:rPr>
-                <w:rFonts w:hint="eastAsia"/>
-                <w:b/>
-                <w:sz w:val="22"/>
-              </w:rPr>
-              <w:t xml:space="preserve"> </w:t>
-            </w:r>
-            <w:r>
-              <w:rPr>
-                <w:rFonts w:hint="eastAsia"/>
-                <w:b/>
-                <w:sz w:val="22"/>
-              </w:rPr>
-              <w:t>훈</w:t>
+              <w:t>정 내 훈</w:t>
             </w:r>
             <w:r>
               <w:t>(</w:t>
@@ -365,13 +313,7 @@
               <w:rPr>
                 <w:rFonts w:hint="eastAsia"/>
               </w:rPr>
-              <w:t>서명</w:t>
-            </w:r>
-            <w:r>
-              <w:rPr>
-                <w:rFonts w:hint="eastAsia"/>
-              </w:rPr>
-              <w:t>)</w:t>
+              <w:t>서명)</w:t>
             </w:r>
           </w:p>
         </w:tc>
@@ -399,23 +341,7 @@
                 <w:b/>
                 <w:sz w:val="22"/>
               </w:rPr>
-              <w:t>이번주</w:t>
-            </w:r>
-            <w:r>
-              <w:rPr>
-                <w:rFonts w:hint="eastAsia"/>
-                <w:b/>
-                <w:sz w:val="22"/>
-              </w:rPr>
-              <w:t xml:space="preserve"> </w:t>
-            </w:r>
-            <w:r>
-              <w:rPr>
-                <w:rFonts w:hint="eastAsia"/>
-                <w:b/>
-                <w:sz w:val="22"/>
-              </w:rPr>
-              <w:t>한일</w:t>
+              <w:t>이번주 한일</w:t>
             </w:r>
           </w:p>
         </w:tc>
@@ -502,7 +428,71 @@
                 <w:b/>
                 <w:bCs/>
               </w:rPr>
-              <w:t>메쉬도 한번에 뽑기</w:t>
+              <w:t xml:space="preserve">메쉬도 </w:t>
+            </w:r>
+            <w:proofErr w:type="gramStart"/>
+            <w:r>
+              <w:rPr>
+                <w:rFonts w:hint="eastAsia"/>
+                <w:b/>
+                <w:bCs/>
+              </w:rPr>
+              <w:t>한번에</w:t>
+            </w:r>
+            <w:proofErr w:type="gramEnd"/>
+            <w:r>
+              <w:rPr>
+                <w:rFonts w:hint="eastAsia"/>
+                <w:b/>
+                <w:bCs/>
+              </w:rPr>
+              <w:t xml:space="preserve"> 뽑기</w:t>
+            </w:r>
+          </w:p>
+          <w:p>
+            <w:pPr>
+              <w:jc w:val="left"/>
+              <w:rPr>
+                <w:rFonts w:hint="eastAsia"/>
+                <w:b/>
+                <w:bCs/>
+              </w:rPr>
+            </w:pPr>
+            <w:proofErr w:type="spellStart"/>
+            <w:r>
+              <w:rPr>
+                <w:rFonts w:hint="eastAsia"/>
+                <w:b/>
+                <w:bCs/>
+              </w:rPr>
+              <w:t>Gltf</w:t>
+            </w:r>
+            <w:proofErr w:type="spellEnd"/>
+            <w:r>
+              <w:rPr>
+                <w:rFonts w:hint="eastAsia"/>
+                <w:b/>
+                <w:bCs/>
+              </w:rPr>
+              <w:t xml:space="preserve"> 모델을 불러오는 </w:t>
+            </w:r>
+            <w:proofErr w:type="spellStart"/>
+            <w:r>
+              <w:rPr>
+                <w:rFonts w:hint="eastAsia"/>
+                <w:b/>
+                <w:bCs/>
+              </w:rPr>
+              <w:t>ReadGltfMesh</w:t>
+            </w:r>
+            <w:proofErr w:type="spellEnd"/>
+            <w:r>
+              <w:rPr>
+                <w:rFonts w:hint="eastAsia"/>
+                <w:b/>
+                <w:bCs/>
+              </w:rPr>
+              <w:t xml:space="preserve"> 대폭 수정</w:t>
             </w:r>
           </w:p>
         </w:tc>
@@ -529,39 +519,7 @@
           <w:b/>
           <w:sz w:val="22"/>
         </w:rPr>
-        <w:t>&lt;</w:t>
-      </w:r>
-      <w:r>
-        <w:rPr>
-          <w:rFonts w:hint="eastAsia"/>
-          <w:b/>
-          <w:sz w:val="22"/>
-        </w:rPr>
-        <w:t>상세</w:t>
-      </w:r>
-      <w:r>
-        <w:rPr>
-          <w:rFonts w:hint="eastAsia"/>
-          <w:b/>
-          <w:sz w:val="22"/>
-        </w:rPr>
-        <w:t xml:space="preserve"> </w:t>
-      </w:r>
-      <w:r>
-        <w:rPr>
-          <w:rFonts w:hint="eastAsia"/>
-          <w:b/>
-          <w:sz w:val="22"/>
-        </w:rPr>
-        <w:t>수행내용</w:t>
-      </w:r>
-      <w:r>
-        <w:rPr>
-          <w:rFonts w:hint="eastAsia"/>
-          <w:b/>
-          <w:sz w:val="22"/>
-        </w:rPr>
-        <w:t>&gt;</w:t>
+        <w:t>&lt;상세 수행내용&gt;</w:t>
       </w:r>
     </w:p>
     <w:p>
@@ -783,6 +741,7 @@
         </w:rPr>
         <w:t xml:space="preserve">내부 </w:t>
       </w:r>
+      <w:proofErr w:type="spellStart"/>
       <w:r>
         <w:rPr>
           <w:rFonts w:ascii="굴림" w:eastAsia="굴림" w:hAnsi="굴림" w:cs="굴림"/>
@@ -792,6 +751,7 @@
         </w:rPr>
         <w:t>json</w:t>
       </w:r>
+      <w:proofErr w:type="spellEnd"/>
       <w:r>
         <w:rPr>
           <w:rFonts w:ascii="굴림" w:eastAsia="굴림" w:hAnsi="굴림" w:cs="굴림" w:hint="eastAsia"/>
@@ -892,7 +852,27 @@
           <w:sz w:val="22"/>
           <w:szCs w:val="24"/>
         </w:rPr>
-        <w:t xml:space="preserve">), json파일까지 </w:t>
+        <w:t xml:space="preserve">), </w:t>
+      </w:r>
+      <w:proofErr w:type="spellStart"/>
+      <w:r>
+        <w:rPr>
+          <w:rFonts w:ascii="굴림" w:eastAsia="굴림" w:hAnsi="굴림" w:cs="굴림"/>
+          <w:kern w:val="0"/>
+          <w:sz w:val="22"/>
+          <w:szCs w:val="24"/>
+        </w:rPr>
+        <w:t>json</w:t>
+      </w:r>
+      <w:proofErr w:type="spellEnd"/>
+      <w:r>
+        <w:rPr>
+          <w:rFonts w:ascii="굴림" w:eastAsia="굴림" w:hAnsi="굴림" w:cs="굴림"/>
+          <w:kern w:val="0"/>
+          <w:sz w:val="22"/>
+          <w:szCs w:val="24"/>
+        </w:rPr>
+        <w:t xml:space="preserve">파일까지 </w:t>
       </w:r>
       <w:proofErr w:type="spellStart"/>
       <w:r>
@@ -915,12 +895,42 @@
         <w:spacing w:before="100" w:beforeAutospacing="1" w:after="100" w:afterAutospacing="1" w:line="240" w:lineRule="auto"/>
         <w:jc w:val="left"/>
         <w:rPr>
+          <w:rFonts w:ascii="굴림" w:eastAsia="굴림" w:hAnsi="굴림" w:cs="굴림"/>
+          <w:kern w:val="0"/>
+          <w:sz w:val="22"/>
+          <w:szCs w:val="24"/>
+        </w:rPr>
+      </w:pPr>
+      <w:r>
+        <w:rPr>
+          <w:rFonts w:ascii="굴림" w:eastAsia="굴림" w:hAnsi="굴림" w:cs="굴림"/>
+          <w:kern w:val="0"/>
+          <w:sz w:val="22"/>
+          <w:szCs w:val="24"/>
+        </w:rPr>
+        <w:tab/>
+      </w:r>
+      <w:proofErr w:type="spellStart"/>
+      <w:r>
+        <w:rPr>
           <w:rFonts w:ascii="굴림" w:eastAsia="굴림" w:hAnsi="굴림" w:cs="굴림" w:hint="eastAsia"/>
           <w:kern w:val="0"/>
           <w:sz w:val="22"/>
           <w:szCs w:val="24"/>
         </w:rPr>
-      </w:pPr>
+        <w:t>텍스쳐는</w:t>
+      </w:r>
+      <w:proofErr w:type="spellEnd"/>
+      <w:r>
+        <w:rPr>
+          <w:rFonts w:ascii="굴림" w:eastAsia="굴림" w:hAnsi="굴림" w:cs="굴림" w:hint="eastAsia"/>
+          <w:kern w:val="0"/>
+          <w:sz w:val="22"/>
+          <w:szCs w:val="24"/>
+        </w:rPr>
+        <w:t xml:space="preserve"> 만들어둔 </w:t>
+      </w:r>
+      <w:proofErr w:type="spellStart"/>
       <w:r>
         <w:rPr>
           <w:rFonts w:ascii="굴림" w:eastAsia="굴림" w:hAnsi="굴림" w:cs="굴림"/>
@@ -928,9 +938,18 @@
           <w:sz w:val="22"/>
           <w:szCs w:val="24"/>
         </w:rPr>
-        <w:tab/>
-      </w:r>
-      <w:proofErr w:type="spellStart"/>
+        <w:t>PNGtoDDS</w:t>
+      </w:r>
+      <w:proofErr w:type="spellEnd"/>
+      <w:r>
+        <w:rPr>
+          <w:rFonts w:ascii="굴림" w:eastAsia="굴림" w:hAnsi="굴림" w:cs="굴림"/>
+          <w:kern w:val="0"/>
+          <w:sz w:val="22"/>
+          <w:szCs w:val="24"/>
+        </w:rPr>
+        <w:t xml:space="preserve"> </w:t>
+      </w:r>
       <w:r>
         <w:rPr>
           <w:rFonts w:ascii="굴림" w:eastAsia="굴림" w:hAnsi="굴림" w:cs="굴림" w:hint="eastAsia"/>
@@ -938,86 +957,7 @@
           <w:sz w:val="22"/>
           <w:szCs w:val="24"/>
         </w:rPr>
-        <w:t>텍스쳐는</w:t>
-      </w:r>
-      <w:proofErr w:type="spellEnd"/>
-      <w:r>
-        <w:rPr>
-          <w:rFonts w:ascii="굴림" w:eastAsia="굴림" w:hAnsi="굴림" w:cs="굴림" w:hint="eastAsia"/>
-          <w:kern w:val="0"/>
-          <w:sz w:val="22"/>
-          <w:szCs w:val="24"/>
-        </w:rPr>
-        <w:t xml:space="preserve"> </w:t>
-      </w:r>
-      <w:proofErr w:type="spellStart"/>
-      <w:r>
-        <w:rPr>
-          <w:rFonts w:ascii="굴림" w:eastAsia="굴림" w:hAnsi="굴림" w:cs="굴림" w:hint="eastAsia"/>
-          <w:kern w:val="0"/>
-          <w:sz w:val="22"/>
-          <w:szCs w:val="24"/>
-        </w:rPr>
-        <w:t>만들어둔</w:t>
-      </w:r>
-      <w:proofErr w:type="spellEnd"/>
-      <w:r>
-        <w:rPr>
-          <w:rFonts w:ascii="굴림" w:eastAsia="굴림" w:hAnsi="굴림" w:cs="굴림" w:hint="eastAsia"/>
-          <w:kern w:val="0"/>
-          <w:sz w:val="22"/>
-          <w:szCs w:val="24"/>
-        </w:rPr>
-        <w:t xml:space="preserve"> </w:t>
-      </w:r>
-      <w:proofErr w:type="spellStart"/>
-      <w:r>
-        <w:rPr>
-          <w:rFonts w:ascii="굴림" w:eastAsia="굴림" w:hAnsi="굴림" w:cs="굴림"/>
-          <w:kern w:val="0"/>
-          <w:sz w:val="22"/>
-          <w:szCs w:val="24"/>
-        </w:rPr>
-        <w:t>PNGtoDDS</w:t>
-      </w:r>
-      <w:proofErr w:type="spellEnd"/>
-      <w:r>
-        <w:rPr>
-          <w:rFonts w:ascii="굴림" w:eastAsia="굴림" w:hAnsi="굴림" w:cs="굴림"/>
-          <w:kern w:val="0"/>
-          <w:sz w:val="22"/>
-          <w:szCs w:val="24"/>
-        </w:rPr>
-        <w:t xml:space="preserve"> </w:t>
-      </w:r>
-      <w:r>
-        <w:rPr>
-          <w:rFonts w:ascii="굴림" w:eastAsia="굴림" w:hAnsi="굴림" w:cs="굴림" w:hint="eastAsia"/>
-          <w:kern w:val="0"/>
-          <w:sz w:val="22"/>
-          <w:szCs w:val="24"/>
-        </w:rPr>
-        <w:t xml:space="preserve">폴더에서 변환시키고 </w:t>
-      </w:r>
-      <w:proofErr w:type="spellStart"/>
-      <w:r>
-        <w:rPr>
-          <w:rFonts w:ascii="굴림" w:eastAsia="굴림" w:hAnsi="굴림" w:cs="굴림" w:hint="eastAsia"/>
-          <w:kern w:val="0"/>
-          <w:sz w:val="22"/>
-          <w:szCs w:val="24"/>
-        </w:rPr>
-        <w:t>클라</w:t>
-      </w:r>
-      <w:proofErr w:type="spellEnd"/>
-      <w:r>
-        <w:rPr>
-          <w:rFonts w:ascii="굴림" w:eastAsia="굴림" w:hAnsi="굴림" w:cs="굴림" w:hint="eastAsia"/>
-          <w:kern w:val="0"/>
-          <w:sz w:val="22"/>
-          <w:szCs w:val="24"/>
-        </w:rPr>
-        <w:t xml:space="preserve"> R</w:t>
+        <w:t>폴더에서 변환시키고 클라 R</w:t>
       </w:r>
       <w:r>
         <w:rPr>
@@ -1122,9 +1062,1074 @@
     </w:p>
     <w:p>
       <w:pPr>
-        <w:rPr>
+        <w:widowControl/>
+        <w:wordWrap/>
+        <w:autoSpaceDE/>
+        <w:autoSpaceDN/>
+        <w:spacing w:before="100" w:beforeAutospacing="1" w:after="100" w:afterAutospacing="1" w:line="240" w:lineRule="auto"/>
+        <w:jc w:val="left"/>
+        <w:rPr>
+          <w:rFonts w:asciiTheme="majorHAnsi" w:eastAsiaTheme="majorHAnsi" w:hAnsiTheme="majorHAnsi" w:cs="굴림"/>
           <w:b/>
           <w:bCs/>
+          <w:kern w:val="0"/>
+          <w:sz w:val="24"/>
+          <w:szCs w:val="24"/>
+        </w:rPr>
+      </w:pPr>
+      <w:proofErr w:type="spellStart"/>
+      <w:r>
+        <w:rPr>
+          <w:rFonts w:asciiTheme="majorHAnsi" w:eastAsiaTheme="majorHAnsi" w:hAnsiTheme="majorHAnsi" w:cs="굴림" w:hint="eastAsia"/>
+          <w:b/>
+          <w:bCs/>
+          <w:kern w:val="0"/>
+          <w:sz w:val="24"/>
+          <w:szCs w:val="24"/>
+        </w:rPr>
+        <w:lastRenderedPageBreak/>
+        <w:t>ReadGltfMesh</w:t>
+      </w:r>
+      <w:proofErr w:type="spellEnd"/>
+      <w:r>
+        <w:rPr>
+          <w:rFonts w:asciiTheme="majorHAnsi" w:eastAsiaTheme="majorHAnsi" w:hAnsiTheme="majorHAnsi" w:cs="굴림" w:hint="eastAsia"/>
+          <w:b/>
+          <w:bCs/>
+          <w:kern w:val="0"/>
+          <w:sz w:val="24"/>
+          <w:szCs w:val="24"/>
+        </w:rPr>
+        <w:t xml:space="preserve"> 대폭 수정</w:t>
+      </w:r>
+    </w:p>
+    <w:p>
+      <w:pPr>
+        <w:widowControl/>
+        <w:wordWrap/>
+        <w:autoSpaceDE/>
+        <w:autoSpaceDN/>
+        <w:spacing w:before="100" w:beforeAutospacing="1" w:after="100" w:afterAutospacing="1" w:line="240" w:lineRule="auto"/>
+        <w:jc w:val="left"/>
+        <w:rPr>
+          <w:rFonts w:asciiTheme="majorHAnsi" w:eastAsiaTheme="majorHAnsi" w:hAnsiTheme="majorHAnsi" w:cs="굴림" w:hint="eastAsia"/>
+          <w:kern w:val="0"/>
+          <w:sz w:val="24"/>
+          <w:szCs w:val="24"/>
+        </w:rPr>
+      </w:pPr>
+      <w:r>
+        <w:rPr>
+          <w:rFonts w:asciiTheme="majorHAnsi" w:eastAsiaTheme="majorHAnsi" w:hAnsiTheme="majorHAnsi" w:cs="굴림" w:hint="eastAsia"/>
+          <w:kern w:val="0"/>
+          <w:sz w:val="24"/>
+          <w:szCs w:val="24"/>
+        </w:rPr>
+        <w:t xml:space="preserve">기존 </w:t>
+      </w:r>
+      <w:proofErr w:type="spellStart"/>
+      <w:r>
+        <w:rPr>
+          <w:rFonts w:asciiTheme="majorHAnsi" w:eastAsiaTheme="majorHAnsi" w:hAnsiTheme="majorHAnsi" w:cs="굴림" w:hint="eastAsia"/>
+          <w:kern w:val="0"/>
+          <w:sz w:val="24"/>
+          <w:szCs w:val="24"/>
+        </w:rPr>
+        <w:t>glb</w:t>
+      </w:r>
+      <w:proofErr w:type="spellEnd"/>
+      <w:r>
+        <w:rPr>
+          <w:rFonts w:asciiTheme="majorHAnsi" w:eastAsiaTheme="majorHAnsi" w:hAnsiTheme="majorHAnsi" w:cs="굴림" w:hint="eastAsia"/>
+          <w:kern w:val="0"/>
+          <w:sz w:val="24"/>
+          <w:szCs w:val="24"/>
+        </w:rPr>
+        <w:t xml:space="preserve"> 방식을 버리고 현재 프레임워크에 맞도록 새로이 제작</w:t>
+      </w:r>
+    </w:p>
+    <w:p>
+      <w:pPr>
+        <w:rPr>
+          <w:sz w:val="22"/>
+        </w:rPr>
+      </w:pPr>
+      <w:r>
+        <w:rPr>
+          <w:rFonts w:hint="eastAsia"/>
+          <w:sz w:val="22"/>
+        </w:rPr>
+        <w:t xml:space="preserve">지난번에 만들어둔 </w:t>
+      </w:r>
+      <w:proofErr w:type="spellStart"/>
+      <w:r>
+        <w:rPr>
+          <w:rFonts w:hint="eastAsia"/>
+          <w:sz w:val="22"/>
+        </w:rPr>
+        <w:t>gltf</w:t>
+      </w:r>
+      <w:proofErr w:type="spellEnd"/>
+      <w:r>
+        <w:rPr>
+          <w:rFonts w:hint="eastAsia"/>
+          <w:sz w:val="22"/>
+        </w:rPr>
+        <w:t xml:space="preserve"> 메시 </w:t>
+      </w:r>
+      <w:proofErr w:type="spellStart"/>
+      <w:r>
+        <w:rPr>
+          <w:rFonts w:hint="eastAsia"/>
+          <w:sz w:val="22"/>
+        </w:rPr>
+        <w:t>로더</w:t>
+      </w:r>
+      <w:proofErr w:type="spellEnd"/>
+      <w:r>
+        <w:rPr>
+          <w:rFonts w:hint="eastAsia"/>
+          <w:sz w:val="22"/>
+        </w:rPr>
+        <w:t xml:space="preserve"> 클래스는 </w:t>
+      </w:r>
+      <w:proofErr w:type="spellStart"/>
+      <w:r>
+        <w:rPr>
+          <w:rFonts w:hint="eastAsia"/>
+          <w:sz w:val="22"/>
+        </w:rPr>
+        <w:t>gltf</w:t>
+      </w:r>
+      <w:proofErr w:type="spellEnd"/>
+      <w:r>
+        <w:rPr>
+          <w:rFonts w:hint="eastAsia"/>
+          <w:sz w:val="22"/>
+        </w:rPr>
+        <w:t xml:space="preserve"> 중에서 가장 간단한 형식의 모델만을 불러오도록 제작되었음</w:t>
+      </w:r>
+    </w:p>
+    <w:p>
+      <w:pPr>
+        <w:rPr>
+          <w:sz w:val="22"/>
+        </w:rPr>
+      </w:pPr>
+      <w:proofErr w:type="spellStart"/>
+      <w:r>
+        <w:rPr>
+          <w:sz w:val="22"/>
+        </w:rPr>
+        <w:t>G</w:t>
+      </w:r>
+      <w:r>
+        <w:rPr>
+          <w:rFonts w:hint="eastAsia"/>
+          <w:sz w:val="22"/>
+        </w:rPr>
+        <w:t>ltf</w:t>
+      </w:r>
+      <w:proofErr w:type="spellEnd"/>
+      <w:r>
+        <w:rPr>
+          <w:rFonts w:hint="eastAsia"/>
+          <w:sz w:val="22"/>
+        </w:rPr>
+        <w:t>는</w:t>
+      </w:r>
+      <w:r>
+        <w:rPr>
+          <w:rFonts w:hint="eastAsia"/>
+          <w:sz w:val="22"/>
+        </w:rPr>
+        <w:t xml:space="preserve"> 노드 단위로 들어있는 정보와</w:t>
+      </w:r>
+      <w:r>
+        <w:rPr>
+          <w:rFonts w:hint="eastAsia"/>
+          <w:sz w:val="22"/>
+        </w:rPr>
+        <w:t>,</w:t>
+      </w:r>
+      <w:r>
+        <w:rPr>
+          <w:rFonts w:hint="eastAsia"/>
+          <w:sz w:val="22"/>
+        </w:rPr>
+        <w:t xml:space="preserve"> 메시 같은 경우에 </w:t>
+      </w:r>
+      <w:proofErr w:type="spellStart"/>
+      <w:r>
+        <w:rPr>
+          <w:rFonts w:hint="eastAsia"/>
+          <w:sz w:val="22"/>
+        </w:rPr>
+        <w:t>프리미티브</w:t>
+      </w:r>
+      <w:proofErr w:type="spellEnd"/>
+      <w:r>
+        <w:rPr>
+          <w:rFonts w:hint="eastAsia"/>
+          <w:sz w:val="22"/>
+        </w:rPr>
+        <w:t xml:space="preserve"> 단위로 구성된 </w:t>
+      </w:r>
+      <w:r>
+        <w:rPr>
+          <w:rFonts w:hint="eastAsia"/>
+          <w:sz w:val="22"/>
+        </w:rPr>
+        <w:t xml:space="preserve">것이 </w:t>
+      </w:r>
+      <w:proofErr w:type="gramStart"/>
+      <w:r>
+        <w:rPr>
+          <w:rFonts w:hint="eastAsia"/>
+          <w:sz w:val="22"/>
+        </w:rPr>
+        <w:t xml:space="preserve">핵심 </w:t>
+      </w:r>
+      <w:r>
+        <w:rPr>
+          <w:rFonts w:hint="eastAsia"/>
+          <w:sz w:val="22"/>
+        </w:rPr>
+        <w:t>이다</w:t>
+      </w:r>
+      <w:proofErr w:type="gramEnd"/>
+      <w:r>
+        <w:rPr>
+          <w:rFonts w:hint="eastAsia"/>
+          <w:sz w:val="22"/>
+        </w:rPr>
+        <w:t>.</w:t>
+      </w:r>
+    </w:p>
+    <w:p>
+      <w:pPr>
+        <w:rPr>
+          <w:sz w:val="22"/>
+        </w:rPr>
+      </w:pPr>
+      <w:r>
+        <w:rPr>
+          <w:rFonts w:hint="eastAsia"/>
+          <w:sz w:val="22"/>
+        </w:rPr>
+        <w:t xml:space="preserve">여러 개의 </w:t>
+      </w:r>
+      <w:proofErr w:type="spellStart"/>
+      <w:r>
+        <w:rPr>
+          <w:rFonts w:hint="eastAsia"/>
+          <w:sz w:val="22"/>
+        </w:rPr>
+        <w:t>프리미티브가</w:t>
+      </w:r>
+      <w:proofErr w:type="spellEnd"/>
+      <w:r>
+        <w:rPr>
+          <w:rFonts w:hint="eastAsia"/>
+          <w:sz w:val="22"/>
+        </w:rPr>
+        <w:t xml:space="preserve"> 있는 경우에도 모두 처리해줄 수 있도록 </w:t>
+      </w:r>
+      <w:proofErr w:type="spellStart"/>
+      <w:r>
+        <w:rPr>
+          <w:rFonts w:hint="eastAsia"/>
+          <w:sz w:val="22"/>
+        </w:rPr>
+        <w:t>프리미티브</w:t>
+      </w:r>
+      <w:proofErr w:type="spellEnd"/>
+      <w:r>
+        <w:rPr>
+          <w:rFonts w:hint="eastAsia"/>
+          <w:sz w:val="22"/>
+        </w:rPr>
+        <w:t xml:space="preserve"> 단위로 정점들을 묶어서 관리하고 또한 기존에 있던 vertex구조체를 상속받아 </w:t>
+      </w:r>
+      <w:proofErr w:type="spellStart"/>
+      <w:proofErr w:type="gramStart"/>
+      <w:r>
+        <w:rPr>
+          <w:rFonts w:hint="eastAsia"/>
+          <w:sz w:val="22"/>
+        </w:rPr>
+        <w:t>gltf</w:t>
+      </w:r>
+      <w:proofErr w:type="spellEnd"/>
+      <w:r>
+        <w:rPr>
+          <w:rFonts w:hint="eastAsia"/>
+          <w:sz w:val="22"/>
+        </w:rPr>
+        <w:t xml:space="preserve"> 에서</w:t>
+      </w:r>
+      <w:proofErr w:type="gramEnd"/>
+      <w:r>
+        <w:rPr>
+          <w:rFonts w:hint="eastAsia"/>
+          <w:sz w:val="22"/>
+        </w:rPr>
+        <w:t xml:space="preserve"> 추가로 필요한 정보들을 기재해둔 </w:t>
+      </w:r>
+      <w:proofErr w:type="spellStart"/>
+      <w:r>
+        <w:rPr>
+          <w:sz w:val="22"/>
+        </w:rPr>
+        <w:t>GltfVertex</w:t>
+      </w:r>
+      <w:proofErr w:type="spellEnd"/>
+      <w:r>
+        <w:rPr>
+          <w:rFonts w:hint="eastAsia"/>
+          <w:sz w:val="22"/>
+        </w:rPr>
+        <w:t xml:space="preserve"> 구조체를 제작. 해당 구조체에는 </w:t>
+      </w:r>
+      <w:proofErr w:type="spellStart"/>
+      <w:r>
+        <w:rPr>
+          <w:rFonts w:hint="eastAsia"/>
+          <w:sz w:val="22"/>
+        </w:rPr>
+        <w:t>법선벡터</w:t>
+      </w:r>
+      <w:proofErr w:type="spellEnd"/>
+      <w:r>
+        <w:rPr>
+          <w:rFonts w:hint="eastAsia"/>
+          <w:sz w:val="22"/>
+        </w:rPr>
+        <w:t xml:space="preserve"> </w:t>
+      </w:r>
+      <w:proofErr w:type="spellStart"/>
+      <w:r>
+        <w:rPr>
+          <w:rFonts w:hint="eastAsia"/>
+          <w:sz w:val="22"/>
+        </w:rPr>
+        <w:t>텍스쳐</w:t>
+      </w:r>
+      <w:proofErr w:type="spellEnd"/>
+      <w:r>
+        <w:rPr>
+          <w:rFonts w:hint="eastAsia"/>
+          <w:sz w:val="22"/>
+        </w:rPr>
+        <w:t xml:space="preserve"> 좌표 탄젠트 벡터가 추가로 정의되어 있도록 수정 나중에 추가로 필요한 부분이 있을 경우에도 이 구조체에만 추가하면 되도록 제작함</w:t>
+      </w:r>
+    </w:p>
+    <w:p>
+      <w:pPr>
+        <w:rPr>
+          <w:sz w:val="22"/>
+        </w:rPr>
+      </w:pPr>
+    </w:p>
+    <w:p>
+      <w:pPr>
+        <w:rPr>
+          <w:sz w:val="22"/>
+        </w:rPr>
+      </w:pPr>
+      <w:r>
+        <w:rPr>
+          <w:sz w:val="22"/>
+        </w:rPr>
+        <w:t xml:space="preserve">현재 프레임워크는 파일로부터 </w:t>
+      </w:r>
+      <w:proofErr w:type="spellStart"/>
+      <w:r>
+        <w:rPr>
+          <w:sz w:val="22"/>
+        </w:rPr>
+        <w:t>읽어들여</w:t>
+      </w:r>
+      <w:proofErr w:type="spellEnd"/>
+      <w:r>
+        <w:rPr>
+          <w:sz w:val="22"/>
+        </w:rPr>
+        <w:t xml:space="preserve"> 정점의 정보를 불러오는 작업과 해당 정보들을 바탕으로 </w:t>
+      </w:r>
+      <w:proofErr w:type="spellStart"/>
+      <w:r>
+        <w:rPr>
+          <w:sz w:val="22"/>
+        </w:rPr>
+        <w:t>gpu</w:t>
+      </w:r>
+      <w:proofErr w:type="spellEnd"/>
+      <w:r>
+        <w:rPr>
+          <w:sz w:val="22"/>
+        </w:rPr>
+        <w:t xml:space="preserve">의 메모리에 업로드 하는 과정을 나누어 둠, 해당 과정에 맞게 </w:t>
+      </w:r>
+      <w:proofErr w:type="spellStart"/>
+      <w:r>
+        <w:rPr>
+          <w:sz w:val="22"/>
+        </w:rPr>
+        <w:t>ReadGltfMesh</w:t>
+      </w:r>
+      <w:proofErr w:type="spellEnd"/>
+      <w:r>
+        <w:rPr>
+          <w:sz w:val="22"/>
+        </w:rPr>
+        <w:t xml:space="preserve"> 클래스를 수정하였으며 모든 계층구조를 로드 할 수 있도록 제작</w:t>
+      </w:r>
+      <w:r>
+        <w:rPr>
+          <w:rFonts w:hint="eastAsia"/>
+          <w:sz w:val="22"/>
+        </w:rPr>
+        <w:t>.</w:t>
+      </w:r>
+    </w:p>
+    <w:p>
+      <w:pPr>
+        <w:rPr>
+          <w:sz w:val="22"/>
+        </w:rPr>
+      </w:pPr>
+    </w:p>
+    <w:p>
+      <w:pPr>
+        <w:rPr>
+          <w:rFonts w:hint="eastAsia"/>
+          <w:sz w:val="22"/>
+        </w:rPr>
+      </w:pPr>
+      <w:proofErr w:type="spellStart"/>
+      <w:r>
+        <w:rPr>
+          <w:rFonts w:hint="eastAsia"/>
+          <w:sz w:val="22"/>
+        </w:rPr>
+        <w:t>프리미티브</w:t>
+      </w:r>
+      <w:proofErr w:type="spellEnd"/>
+      <w:r>
+        <w:rPr>
+          <w:rFonts w:hint="eastAsia"/>
+          <w:sz w:val="22"/>
+        </w:rPr>
+        <w:t xml:space="preserve"> 단위는 재질의 기준으로 나뉘는 것을 확인 -&gt; 한 번의 </w:t>
+      </w:r>
+      <w:proofErr w:type="spellStart"/>
+      <w:r>
+        <w:rPr>
+          <w:rFonts w:hint="eastAsia"/>
+          <w:sz w:val="22"/>
+        </w:rPr>
+        <w:t>드로우콜로</w:t>
+      </w:r>
+      <w:proofErr w:type="spellEnd"/>
+      <w:r>
+        <w:rPr>
+          <w:rFonts w:hint="eastAsia"/>
+          <w:sz w:val="22"/>
+        </w:rPr>
+        <w:t xml:space="preserve"> 그릴 수 있는 단위별로 묶기 위함</w:t>
+      </w:r>
+      <w:r>
+        <w:rPr>
+          <w:rFonts w:hint="eastAsia"/>
+          <w:sz w:val="22"/>
+        </w:rPr>
+        <w:t xml:space="preserve"> </w:t>
+      </w:r>
+      <w:proofErr w:type="spellStart"/>
+      <w:r>
+        <w:rPr>
+          <w:rFonts w:hint="eastAsia"/>
+          <w:sz w:val="22"/>
+        </w:rPr>
+        <w:t>gpu</w:t>
+      </w:r>
+      <w:proofErr w:type="spellEnd"/>
+      <w:r>
+        <w:rPr>
+          <w:rFonts w:hint="eastAsia"/>
+          <w:sz w:val="22"/>
+        </w:rPr>
+        <w:t xml:space="preserve">가 </w:t>
+      </w:r>
+      <w:proofErr w:type="gramStart"/>
+      <w:r>
+        <w:rPr>
+          <w:rFonts w:hint="eastAsia"/>
+          <w:sz w:val="22"/>
+        </w:rPr>
+        <w:t>한번에</w:t>
+      </w:r>
+      <w:proofErr w:type="gramEnd"/>
+      <w:r>
+        <w:rPr>
+          <w:rFonts w:hint="eastAsia"/>
+          <w:sz w:val="22"/>
+        </w:rPr>
+        <w:t xml:space="preserve"> 하나의 </w:t>
+      </w:r>
+      <w:proofErr w:type="spellStart"/>
+      <w:r>
+        <w:rPr>
+          <w:rFonts w:hint="eastAsia"/>
+          <w:sz w:val="22"/>
+        </w:rPr>
+        <w:t>쉐이더</w:t>
+      </w:r>
+      <w:proofErr w:type="spellEnd"/>
+      <w:r>
+        <w:rPr>
+          <w:rFonts w:hint="eastAsia"/>
+          <w:sz w:val="22"/>
+        </w:rPr>
+        <w:t xml:space="preserve">, </w:t>
+      </w:r>
+      <w:proofErr w:type="spellStart"/>
+      <w:r>
+        <w:rPr>
+          <w:rFonts w:hint="eastAsia"/>
+          <w:sz w:val="22"/>
+        </w:rPr>
+        <w:t>텍스쳐집합만을</w:t>
+      </w:r>
+      <w:proofErr w:type="spellEnd"/>
+      <w:r>
+        <w:rPr>
+          <w:rFonts w:hint="eastAsia"/>
+          <w:sz w:val="22"/>
+        </w:rPr>
+        <w:t xml:space="preserve"> 사용하기 때문</w:t>
+      </w:r>
+    </w:p>
+    <w:p>
+      <w:pPr>
+        <w:rPr>
+          <w:sz w:val="22"/>
+        </w:rPr>
+      </w:pPr>
+    </w:p>
+    <w:p>
+      <w:pPr>
+        <w:rPr>
+          <w:sz w:val="22"/>
+        </w:rPr>
+      </w:pPr>
+      <w:r>
+        <w:rPr>
+          <w:rFonts w:hint="eastAsia"/>
+          <w:sz w:val="22"/>
+        </w:rPr>
+        <w:t>이에 따라</w:t>
+      </w:r>
+      <w:proofErr w:type="spellStart"/>
+      <w:r>
+        <w:rPr>
+          <w:sz w:val="22"/>
+        </w:rPr>
+        <w:t>gpu</w:t>
+      </w:r>
+      <w:proofErr w:type="spellEnd"/>
+      <w:r>
+        <w:rPr>
+          <w:sz w:val="22"/>
+        </w:rPr>
+        <w:t xml:space="preserve"> 업로드, </w:t>
+      </w:r>
+      <w:proofErr w:type="spellStart"/>
+      <w:r>
+        <w:rPr>
+          <w:sz w:val="22"/>
+        </w:rPr>
+        <w:t>버텍스</w:t>
+      </w:r>
+      <w:proofErr w:type="spellEnd"/>
+      <w:r>
+        <w:rPr>
+          <w:sz w:val="22"/>
+        </w:rPr>
+        <w:t xml:space="preserve"> 버퍼, 인덱스 버퍼의 제작 등도 </w:t>
+      </w:r>
+      <w:proofErr w:type="spellStart"/>
+      <w:r>
+        <w:rPr>
+          <w:sz w:val="22"/>
+        </w:rPr>
+        <w:t>프리미티브</w:t>
+      </w:r>
+      <w:proofErr w:type="spellEnd"/>
+      <w:r>
+        <w:rPr>
+          <w:sz w:val="22"/>
+        </w:rPr>
+        <w:t xml:space="preserve"> 단위로 수행</w:t>
+      </w:r>
+      <w:r>
+        <w:rPr>
+          <w:rFonts w:hint="eastAsia"/>
+          <w:sz w:val="22"/>
+        </w:rPr>
+        <w:t>하도록 제작</w:t>
+      </w:r>
+    </w:p>
+    <w:p>
+      <w:pPr>
+        <w:rPr>
+          <w:sz w:val="22"/>
+        </w:rPr>
+      </w:pPr>
+    </w:p>
+    <w:p>
+      <w:pPr>
+        <w:rPr>
+          <w:sz w:val="22"/>
+        </w:rPr>
+      </w:pPr>
+      <w:r>
+        <w:rPr>
+          <w:sz w:val="22"/>
+        </w:rPr>
+        <w:t xml:space="preserve">accessor에 접근하여 데이터를 불러오는 과정은 자료형만 다르고 나머지 부분인 버퍼 뷰 확인 후 자료형의 크기와 </w:t>
+      </w:r>
+      <w:proofErr w:type="gramStart"/>
+      <w:r>
+        <w:rPr>
+          <w:sz w:val="22"/>
+        </w:rPr>
+        <w:t>개수 만큼의</w:t>
+      </w:r>
+      <w:proofErr w:type="gramEnd"/>
+      <w:r>
+        <w:rPr>
+          <w:sz w:val="22"/>
+        </w:rPr>
+        <w:t xml:space="preserve"> 데이터를 가지고 와서 저장하는 부분은 같기 때문에 </w:t>
+      </w:r>
+      <w:proofErr w:type="spellStart"/>
+      <w:r>
+        <w:rPr>
+          <w:sz w:val="22"/>
+        </w:rPr>
+        <w:t>get_attribute_data</w:t>
+      </w:r>
+      <w:proofErr w:type="spellEnd"/>
+      <w:r>
+        <w:rPr>
+          <w:sz w:val="22"/>
+        </w:rPr>
+        <w:t>&lt;T&gt; 템플릿 함수를 만들어서</w:t>
+      </w:r>
+      <w:r>
+        <w:rPr>
+          <w:rFonts w:hint="eastAsia"/>
+          <w:sz w:val="22"/>
+        </w:rPr>
+        <w:t xml:space="preserve"> </w:t>
+      </w:r>
+      <w:r>
+        <w:rPr>
+          <w:rFonts w:hint="eastAsia"/>
+          <w:sz w:val="22"/>
+        </w:rPr>
+        <w:t xml:space="preserve">해당 함수를 통해 정보를 </w:t>
+      </w:r>
+      <w:r>
+        <w:rPr>
+          <w:sz w:val="22"/>
+        </w:rPr>
+        <w:t>가지고 오도록 제작하였다. 추후에 로드해야 하는 데이터의 종류가 많아져도 똑같이 이 함수를 통해 로드가 가능</w:t>
+      </w:r>
+      <w:r>
+        <w:rPr>
+          <w:rFonts w:hint="eastAsia"/>
+          <w:sz w:val="22"/>
+        </w:rPr>
+        <w:t>하도록 구현</w:t>
+      </w:r>
+    </w:p>
+    <w:p>
+      <w:pPr>
+        <w:rPr>
+          <w:sz w:val="22"/>
+        </w:rPr>
+      </w:pPr>
+    </w:p>
+    <w:p>
+      <w:pPr>
+        <w:rPr>
+          <w:rFonts w:hint="eastAsia"/>
+          <w:sz w:val="22"/>
+        </w:rPr>
+      </w:pPr>
+      <w:r>
+        <w:rPr>
+          <w:sz w:val="22"/>
+        </w:rPr>
+        <w:t xml:space="preserve">각 노드 계층에 대해서 matrix나 SRT 속성이 들어가 있을 것을 대비해 해당 부분의 변환 행렬 제작 코드도 </w:t>
+      </w:r>
+      <w:r>
+        <w:rPr>
+          <w:rFonts w:hint="eastAsia"/>
+          <w:sz w:val="22"/>
+        </w:rPr>
+        <w:t>구현</w:t>
+      </w:r>
+    </w:p>
+    <w:p>
+      <w:pPr>
+        <w:rPr>
+          <w:rFonts w:hint="eastAsia"/>
+          <w:sz w:val="22"/>
+        </w:rPr>
+      </w:pPr>
+    </w:p>
+    <w:p>
+      <w:pPr>
+        <w:rPr>
+          <w:rFonts w:hint="eastAsia"/>
+          <w:b/>
+          <w:bCs/>
+          <w:sz w:val="22"/>
+        </w:rPr>
+      </w:pPr>
+      <w:proofErr w:type="spellStart"/>
+      <w:r>
+        <w:rPr>
+          <w:rFonts w:hint="eastAsia"/>
+          <w:b/>
+          <w:bCs/>
+          <w:sz w:val="22"/>
+        </w:rPr>
+        <w:t>바운딩</w:t>
+      </w:r>
+      <w:proofErr w:type="spellEnd"/>
+      <w:r>
+        <w:rPr>
+          <w:rFonts w:hint="eastAsia"/>
+          <w:b/>
+          <w:bCs/>
+          <w:sz w:val="22"/>
+        </w:rPr>
+        <w:t xml:space="preserve"> 박스</w:t>
+      </w:r>
+    </w:p>
+    <w:p>
+      <w:pPr>
+        <w:rPr>
+          <w:sz w:val="22"/>
+        </w:rPr>
+      </w:pPr>
+      <w:proofErr w:type="spellStart"/>
+      <w:r>
+        <w:rPr>
+          <w:rFonts w:hint="eastAsia"/>
+          <w:sz w:val="22"/>
+        </w:rPr>
+        <w:t>프리미티브</w:t>
+      </w:r>
+      <w:proofErr w:type="spellEnd"/>
+      <w:r>
+        <w:rPr>
+          <w:rFonts w:hint="eastAsia"/>
+          <w:sz w:val="22"/>
+        </w:rPr>
+        <w:t xml:space="preserve"> 단위로 불러온 후 </w:t>
+      </w:r>
+      <w:proofErr w:type="spellStart"/>
+      <w:r>
+        <w:rPr>
+          <w:rFonts w:hint="eastAsia"/>
+          <w:sz w:val="22"/>
+        </w:rPr>
+        <w:t>프리미티브들을</w:t>
+      </w:r>
+      <w:proofErr w:type="spellEnd"/>
+      <w:r>
+        <w:rPr>
+          <w:rFonts w:hint="eastAsia"/>
+          <w:sz w:val="22"/>
+        </w:rPr>
+        <w:t xml:space="preserve"> 순회하면서 min max를 찾아 최종 </w:t>
+      </w:r>
+      <w:proofErr w:type="spellStart"/>
+      <w:r>
+        <w:rPr>
+          <w:rFonts w:hint="eastAsia"/>
+          <w:sz w:val="22"/>
+        </w:rPr>
+        <w:t>바운딩</w:t>
+      </w:r>
+      <w:proofErr w:type="spellEnd"/>
+      <w:r>
+        <w:rPr>
+          <w:rFonts w:hint="eastAsia"/>
+          <w:sz w:val="22"/>
+        </w:rPr>
+        <w:t xml:space="preserve"> </w:t>
+      </w:r>
+      <w:r>
+        <w:rPr>
+          <w:rFonts w:hint="eastAsia"/>
+          <w:sz w:val="22"/>
+        </w:rPr>
+        <w:t>박스를 구함</w:t>
+      </w:r>
+    </w:p>
+    <w:p>
+      <w:pPr>
+        <w:rPr>
+          <w:b/>
+          <w:bCs/>
+          <w:sz w:val="22"/>
+        </w:rPr>
+      </w:pPr>
+      <w:r>
+        <w:rPr>
+          <w:b/>
+          <w:bCs/>
+          <w:sz w:val="22"/>
+        </w:rPr>
+        <w:lastRenderedPageBreak/>
+        <w:t>GTLF 렌더링</w:t>
+      </w:r>
+    </w:p>
+    <w:p>
+      <w:pPr>
+        <w:rPr>
+          <w:sz w:val="22"/>
+        </w:rPr>
+      </w:pPr>
+      <w:proofErr w:type="spellStart"/>
+      <w:r>
+        <w:rPr>
+          <w:sz w:val="22"/>
+        </w:rPr>
+        <w:t>gltf</w:t>
+      </w:r>
+      <w:proofErr w:type="spellEnd"/>
+      <w:r>
+        <w:rPr>
+          <w:sz w:val="22"/>
+        </w:rPr>
+        <w:t xml:space="preserve"> 렌더링을 위해 새로운 </w:t>
+      </w:r>
+      <w:proofErr w:type="spellStart"/>
+      <w:r>
+        <w:rPr>
+          <w:sz w:val="22"/>
+        </w:rPr>
+        <w:t>쉐이더</w:t>
+      </w:r>
+      <w:proofErr w:type="spellEnd"/>
+      <w:r>
+        <w:rPr>
+          <w:sz w:val="22"/>
+        </w:rPr>
+        <w:t xml:space="preserve"> 및 </w:t>
+      </w:r>
+      <w:proofErr w:type="spellStart"/>
+      <w:r>
+        <w:rPr>
+          <w:sz w:val="22"/>
+        </w:rPr>
+        <w:t>쉐이더</w:t>
+      </w:r>
+      <w:proofErr w:type="spellEnd"/>
+      <w:r>
+        <w:rPr>
+          <w:sz w:val="22"/>
+        </w:rPr>
+        <w:t xml:space="preserve"> 클래스, </w:t>
+      </w:r>
+      <w:proofErr w:type="spellStart"/>
+      <w:r>
+        <w:rPr>
+          <w:sz w:val="22"/>
+        </w:rPr>
+        <w:t>pso</w:t>
+      </w:r>
+      <w:proofErr w:type="spellEnd"/>
+      <w:r>
+        <w:rPr>
+          <w:sz w:val="22"/>
+        </w:rPr>
+        <w:t xml:space="preserve">, input layout 이 필요하여 </w:t>
+      </w:r>
+      <w:proofErr w:type="spellStart"/>
+      <w:r>
+        <w:rPr>
+          <w:sz w:val="22"/>
+        </w:rPr>
+        <w:t>gltf</w:t>
+      </w:r>
+      <w:proofErr w:type="spellEnd"/>
+      <w:r>
+        <w:rPr>
+          <w:sz w:val="22"/>
+        </w:rPr>
+        <w:t xml:space="preserve"> 형식에 맞게 제작, 정점구조체 자체가 obj같은 방식과 달라졌기 때문에 새로 제작해줌</w:t>
+      </w:r>
+    </w:p>
+    <w:p>
+      <w:pPr>
+        <w:rPr>
+          <w:rFonts w:hint="eastAsia"/>
+          <w:sz w:val="22"/>
+        </w:rPr>
+      </w:pPr>
+      <w:r>
+        <w:rPr>
+          <w:sz w:val="22"/>
+        </w:rPr>
+        <w:t xml:space="preserve">기존에 정점의 위치정보만을 </w:t>
+      </w:r>
+      <w:proofErr w:type="spellStart"/>
+      <w:proofErr w:type="gramStart"/>
+      <w:r>
+        <w:rPr>
+          <w:sz w:val="22"/>
+        </w:rPr>
+        <w:t>들고있는</w:t>
+      </w:r>
+      <w:proofErr w:type="spellEnd"/>
+      <w:proofErr w:type="gramEnd"/>
+      <w:r>
+        <w:rPr>
+          <w:sz w:val="22"/>
+        </w:rPr>
+        <w:t xml:space="preserve"> Vertex 구조체를 상속받아 </w:t>
+      </w:r>
+      <w:proofErr w:type="spellStart"/>
+      <w:r>
+        <w:rPr>
+          <w:sz w:val="22"/>
+        </w:rPr>
+        <w:t>gltf</w:t>
+      </w:r>
+      <w:proofErr w:type="spellEnd"/>
+      <w:r>
+        <w:rPr>
+          <w:sz w:val="22"/>
+        </w:rPr>
+        <w:t>에서 필요한 부분을 추가한 구조체를 정의</w:t>
+      </w:r>
+    </w:p>
+    <w:p>
+      <w:pPr>
+        <w:rPr>
+          <w:sz w:val="22"/>
+        </w:rPr>
+      </w:pPr>
+      <w:r>
+        <w:rPr>
+          <w:sz w:val="22"/>
+        </w:rPr>
+        <w:t xml:space="preserve">Render도 마찬가지로 </w:t>
+      </w:r>
+      <w:proofErr w:type="spellStart"/>
+      <w:r>
+        <w:rPr>
+          <w:sz w:val="22"/>
+        </w:rPr>
+        <w:t>gltf</w:t>
+      </w:r>
+      <w:proofErr w:type="spellEnd"/>
+      <w:r>
+        <w:rPr>
+          <w:sz w:val="22"/>
+        </w:rPr>
+        <w:t xml:space="preserve"> 파일에 </w:t>
+      </w:r>
+      <w:proofErr w:type="spellStart"/>
+      <w:r>
+        <w:rPr>
+          <w:sz w:val="22"/>
+        </w:rPr>
+        <w:t>명시되어있는</w:t>
+      </w:r>
+      <w:proofErr w:type="spellEnd"/>
+      <w:r>
+        <w:rPr>
+          <w:sz w:val="22"/>
+        </w:rPr>
+        <w:t xml:space="preserve"> </w:t>
+      </w:r>
+      <w:proofErr w:type="spellStart"/>
+      <w:r>
+        <w:rPr>
+          <w:sz w:val="22"/>
+        </w:rPr>
+        <w:t>프리미티브들을</w:t>
+      </w:r>
+      <w:proofErr w:type="spellEnd"/>
+      <w:r>
+        <w:rPr>
+          <w:sz w:val="22"/>
+        </w:rPr>
+        <w:t xml:space="preserve"> 모두 순회하며 렌더링 해야 하기 때문에 Mesh 클래스의 Render 함수를 </w:t>
+      </w:r>
+      <w:proofErr w:type="spellStart"/>
+      <w:r>
+        <w:rPr>
+          <w:sz w:val="22"/>
+        </w:rPr>
+        <w:t>오버라이드</w:t>
+      </w:r>
+      <w:proofErr w:type="spellEnd"/>
+      <w:r>
+        <w:rPr>
+          <w:sz w:val="22"/>
+        </w:rPr>
+        <w:t xml:space="preserve"> 하여 사용</w:t>
+      </w:r>
+    </w:p>
+    <w:p>
+      <w:pPr>
+        <w:rPr>
+          <w:sz w:val="22"/>
+        </w:rPr>
+      </w:pPr>
+      <w:r>
+        <w:rPr>
+          <w:sz w:val="22"/>
+        </w:rPr>
+        <w:t xml:space="preserve">모든 로드 과정을 마치고 디버깅 하였을 때 </w:t>
+      </w:r>
+      <w:proofErr w:type="spellStart"/>
+      <w:r>
+        <w:rPr>
+          <w:sz w:val="22"/>
+        </w:rPr>
+        <w:t>프리미티브</w:t>
+      </w:r>
+      <w:proofErr w:type="spellEnd"/>
+      <w:r>
+        <w:rPr>
+          <w:sz w:val="22"/>
+        </w:rPr>
+        <w:t xml:space="preserve"> 단위로 정점의 정보들이 잘 들어온 것을 확인, 그러나 화면에서 정점폭발 현상이 발생하여 카메라 부분의 행렬 문제가 의심되어 한 번 더 확인이 필요</w:t>
+      </w:r>
+    </w:p>
+    <w:p>
+      <w:pPr>
+        <w:rPr>
+          <w:sz w:val="22"/>
+        </w:rPr>
+      </w:pPr>
+    </w:p>
+    <w:p>
+      <w:pPr>
+        <w:rPr>
+          <w:rFonts w:hint="eastAsia"/>
           <w:sz w:val="22"/>
         </w:rPr>
       </w:pPr>
@@ -1164,23 +2169,7 @@
                 <w:b/>
                 <w:sz w:val="22"/>
               </w:rPr>
-              <w:t>문제점</w:t>
-            </w:r>
-            <w:r>
-              <w:rPr>
-                <w:rFonts w:hint="eastAsia"/>
-                <w:b/>
-                <w:sz w:val="22"/>
-              </w:rPr>
-              <w:t xml:space="preserve"> </w:t>
-            </w:r>
-            <w:r>
-              <w:rPr>
-                <w:rFonts w:hint="eastAsia"/>
-                <w:b/>
-                <w:sz w:val="22"/>
-              </w:rPr>
-              <w:t>정리</w:t>
+              <w:t>문제점 정리</w:t>
             </w:r>
           </w:p>
         </w:tc>
@@ -1192,7 +2181,58 @@
           <w:p>
             <w:pPr>
               <w:jc w:val="left"/>
+              <w:rPr>
+                <w:rFonts w:hint="eastAsia"/>
+              </w:rPr>
             </w:pPr>
+            <w:r>
+              <w:rPr>
+                <w:rFonts w:hint="eastAsia"/>
+              </w:rPr>
+              <w:t xml:space="preserve">기존 </w:t>
+            </w:r>
+            <w:proofErr w:type="spellStart"/>
+            <w:r>
+              <w:rPr>
+                <w:rFonts w:hint="eastAsia"/>
+              </w:rPr>
+              <w:t>ReadGltfMesh</w:t>
+            </w:r>
+            <w:proofErr w:type="spellEnd"/>
+            <w:r>
+              <w:rPr>
+                <w:rFonts w:hint="eastAsia"/>
+              </w:rPr>
+              <w:t xml:space="preserve"> 클래스가 단일 </w:t>
+            </w:r>
+            <w:proofErr w:type="spellStart"/>
+            <w:r>
+              <w:rPr>
+                <w:rFonts w:hint="eastAsia"/>
+              </w:rPr>
+              <w:t>프리미티브만</w:t>
+            </w:r>
+            <w:proofErr w:type="spellEnd"/>
+            <w:r>
+              <w:rPr>
+                <w:rFonts w:hint="eastAsia"/>
+              </w:rPr>
+              <w:t xml:space="preserve"> 처리 가능, 이전 </w:t>
+            </w:r>
+            <w:proofErr w:type="spellStart"/>
+            <w:r>
+              <w:rPr>
+                <w:rFonts w:hint="eastAsia"/>
+              </w:rPr>
+              <w:t>glb</w:t>
+            </w:r>
+            <w:proofErr w:type="spellEnd"/>
+            <w:r>
+              <w:rPr>
+                <w:rFonts w:hint="eastAsia"/>
+              </w:rPr>
+              <w:t>에서 사용한 코드의 방식이 현재 클라이언트 프레임워크와 맞지 않았음</w:t>
+            </w:r>
           </w:p>
         </w:tc>
         <w:tc>
@@ -1214,23 +2254,7 @@
                 <w:b/>
                 <w:sz w:val="22"/>
               </w:rPr>
-              <w:t>해결</w:t>
-            </w:r>
-            <w:r>
-              <w:rPr>
-                <w:rFonts w:hint="eastAsia"/>
-                <w:b/>
-                <w:sz w:val="22"/>
-              </w:rPr>
-              <w:t xml:space="preserve"> </w:t>
-            </w:r>
-            <w:r>
-              <w:rPr>
-                <w:rFonts w:hint="eastAsia"/>
-                <w:b/>
-                <w:sz w:val="22"/>
-              </w:rPr>
-              <w:t>방안</w:t>
+              <w:t>해결 방안</w:t>
             </w:r>
           </w:p>
         </w:tc>
@@ -1242,9 +2266,42 @@
           <w:p>
             <w:pPr>
               <w:rPr>
+                <w:rFonts w:hint="eastAsia"/>
                 <w:szCs w:val="20"/>
               </w:rPr>
             </w:pPr>
+            <w:proofErr w:type="spellStart"/>
+            <w:r>
+              <w:rPr>
+                <w:rFonts w:hint="eastAsia"/>
+                <w:szCs w:val="20"/>
+              </w:rPr>
+              <w:t>ReadGltfMesh</w:t>
+            </w:r>
+            <w:proofErr w:type="spellEnd"/>
+            <w:r>
+              <w:rPr>
+                <w:rFonts w:hint="eastAsia"/>
+                <w:szCs w:val="20"/>
+              </w:rPr>
+              <w:t xml:space="preserve">로 다중 </w:t>
+            </w:r>
+            <w:proofErr w:type="spellStart"/>
+            <w:r>
+              <w:rPr>
+                <w:rFonts w:hint="eastAsia"/>
+                <w:szCs w:val="20"/>
+              </w:rPr>
+              <w:t>프리미티브</w:t>
+            </w:r>
+            <w:proofErr w:type="spellEnd"/>
+            <w:r>
+              <w:rPr>
+                <w:rFonts w:hint="eastAsia"/>
+                <w:szCs w:val="20"/>
+              </w:rPr>
+              <w:t xml:space="preserve"> 메시도 처리 가능하도록 하고 로드 또한 현재 프레임워크의 방식에 맞도록 수정</w:t>
+            </w:r>
           </w:p>
         </w:tc>
       </w:tr>
@@ -1271,23 +2328,7 @@
                 <w:b/>
                 <w:sz w:val="22"/>
               </w:rPr>
-              <w:t>다음</w:t>
-            </w:r>
-            <w:r>
-              <w:rPr>
-                <w:rFonts w:hint="eastAsia"/>
-                <w:b/>
-                <w:sz w:val="22"/>
-              </w:rPr>
-              <w:t xml:space="preserve"> </w:t>
-            </w:r>
-            <w:r>
-              <w:rPr>
-                <w:rFonts w:hint="eastAsia"/>
-                <w:b/>
-                <w:sz w:val="22"/>
-              </w:rPr>
-              <w:t>주차</w:t>
+              <w:t>다음 주차</w:t>
             </w:r>
           </w:p>
         </w:tc>
@@ -1333,23 +2374,7 @@
                 <w:b/>
                 <w:sz w:val="22"/>
               </w:rPr>
-              <w:t>다음</w:t>
-            </w:r>
-            <w:r>
-              <w:rPr>
-                <w:rFonts w:hint="eastAsia"/>
-                <w:b/>
-                <w:sz w:val="22"/>
-              </w:rPr>
-              <w:t xml:space="preserve"> </w:t>
-            </w:r>
-            <w:r>
-              <w:rPr>
-                <w:rFonts w:hint="eastAsia"/>
-                <w:b/>
-                <w:sz w:val="22"/>
-              </w:rPr>
-              <w:t>기간</w:t>
+              <w:t>다음 기간</w:t>
             </w:r>
           </w:p>
         </w:tc>
@@ -1444,39 +2469,7 @@
                 <w:b/>
                 <w:sz w:val="22"/>
               </w:rPr>
-              <w:t>다음주</w:t>
-            </w:r>
-            <w:r>
-              <w:rPr>
-                <w:rFonts w:hint="eastAsia"/>
-                <w:b/>
-                <w:sz w:val="22"/>
-              </w:rPr>
-              <w:t xml:space="preserve"> </w:t>
-            </w:r>
-            <w:r>
-              <w:rPr>
-                <w:rFonts w:hint="eastAsia"/>
-                <w:b/>
-                <w:sz w:val="22"/>
-              </w:rPr>
-              <w:t>할</w:t>
-            </w:r>
-            <w:r>
-              <w:rPr>
-                <w:rFonts w:hint="eastAsia"/>
-                <w:b/>
-                <w:sz w:val="22"/>
-              </w:rPr>
-              <w:t xml:space="preserve"> </w:t>
-            </w:r>
-            <w:r>
-              <w:rPr>
-                <w:rFonts w:hint="eastAsia"/>
-                <w:b/>
-                <w:sz w:val="22"/>
-              </w:rPr>
-              <w:t>일</w:t>
+              <w:t>다음주 할 일</w:t>
             </w:r>
           </w:p>
         </w:tc>
@@ -1489,6 +2482,82 @@
           <w:p>
             <w:pPr>
               <w:rPr>
+                <w:b/>
+                <w:bCs/>
+              </w:rPr>
+            </w:pPr>
+            <w:r>
+              <w:rPr>
+                <w:rFonts w:hint="eastAsia"/>
+                <w:b/>
+                <w:bCs/>
+              </w:rPr>
+              <w:t xml:space="preserve">외부 </w:t>
+            </w:r>
+            <w:proofErr w:type="spellStart"/>
+            <w:r>
+              <w:rPr>
+                <w:rFonts w:hint="eastAsia"/>
+                <w:b/>
+                <w:bCs/>
+              </w:rPr>
+              <w:t>텍스쳐</w:t>
+            </w:r>
+            <w:proofErr w:type="spellEnd"/>
+            <w:r>
+              <w:rPr>
+                <w:rFonts w:hint="eastAsia"/>
+                <w:b/>
+                <w:bCs/>
+              </w:rPr>
+              <w:t xml:space="preserve"> 매핑을 하는 </w:t>
+            </w:r>
+            <w:proofErr w:type="spellStart"/>
+            <w:r>
+              <w:rPr>
+                <w:b/>
+                <w:bCs/>
+              </w:rPr>
+              <w:t>gltf</w:t>
+            </w:r>
+            <w:proofErr w:type="spellEnd"/>
+            <w:r>
+              <w:rPr>
+                <w:b/>
+                <w:bCs/>
+              </w:rPr>
+              <w:t xml:space="preserve"> Mesh</w:t>
+            </w:r>
+            <w:r>
+              <w:rPr>
+                <w:rFonts w:hint="eastAsia"/>
+                <w:b/>
+                <w:bCs/>
+              </w:rPr>
+              <w:t xml:space="preserve">가 포함된 </w:t>
+            </w:r>
+            <w:r>
+              <w:rPr>
+                <w:b/>
+                <w:bCs/>
+              </w:rPr>
+              <w:t xml:space="preserve">Json </w:t>
+            </w:r>
+            <w:r>
+              <w:rPr>
+                <w:rFonts w:hint="eastAsia"/>
+                <w:b/>
+                <w:bCs/>
+              </w:rPr>
+              <w:t>읽기</w:t>
+            </w:r>
+          </w:p>
+          <w:p>
+            <w:pPr>
+              <w:rPr>
+                <w:rFonts w:hint="eastAsia"/>
+                <w:b/>
+                <w:bCs/>
                 <w:szCs w:val="20"/>
               </w:rPr>
             </w:pPr>
@@ -1498,7 +2567,15 @@
                 <w:b/>
                 <w:bCs/>
               </w:rPr>
-              <w:t xml:space="preserve">외부 </w:t>
+              <w:t>정점 폭발현상</w:t>
+            </w:r>
+            <w:r>
+              <w:rPr>
+                <w:rFonts w:hint="eastAsia"/>
+                <w:b/>
+                <w:bCs/>
+              </w:rPr>
+              <w:t xml:space="preserve">에 따른 </w:t>
             </w:r>
             <w:proofErr w:type="spellStart"/>
             <w:r>
@@ -1507,7 +2584,7 @@
                 <w:b/>
                 <w:bCs/>
               </w:rPr>
-              <w:t>텍스쳐</w:t>
+              <w:t>쉐이더</w:t>
             </w:r>
             <w:proofErr w:type="spellEnd"/>
             <w:r>
@@ -1516,49 +2593,8 @@
                 <w:b/>
                 <w:bCs/>
               </w:rPr>
-              <w:t xml:space="preserve"> 매핑을 하는 </w:t>
-            </w:r>
-            <w:proofErr w:type="spellStart"/>
-            <w:r>
-              <w:rPr>
-                <w:b/>
-                <w:bCs/>
-              </w:rPr>
-              <w:t>gltf</w:t>
-            </w:r>
-            <w:proofErr w:type="spellEnd"/>
-            <w:r>
-              <w:rPr>
-                <w:b/>
-                <w:bCs/>
-              </w:rPr>
-              <w:t xml:space="preserve"> Mesh</w:t>
-            </w:r>
-            <w:r>
-              <w:rPr>
-                <w:rFonts w:hint="eastAsia"/>
-                <w:b/>
-                <w:bCs/>
-              </w:rPr>
-              <w:t xml:space="preserve">가 포함된 </w:t>
-            </w:r>
-            <w:r>
-              <w:rPr>
-                <w:b/>
-                <w:bCs/>
-              </w:rPr>
-              <w:t xml:space="preserve">Json </w:t>
-            </w:r>
-            <w:r>
-              <w:rPr>
-                <w:rFonts w:hint="eastAsia"/>
-                <w:b/>
-                <w:bCs/>
-              </w:rPr>
-              <w:t>읽기</w:t>
-            </w:r>
-            <w:bookmarkStart w:id="1" w:name="_GoBack"/>
-            <w:bookmarkEnd w:id="1"/>
+              <w:t xml:space="preserve"> 및 카메라 부분 확인 및 수정</w:t>
+            </w:r>
           </w:p>
         </w:tc>
       </w:tr>
@@ -1641,7 +2677,7 @@
 </file>
 
 <file path=word/endnotes.xml><?xml version="1.0" encoding="utf-8"?>
-<w:endnotes xmlns:wpc="http://schemas.microsoft.com/office/word/2010/wordprocessingCanvas" xmlns:cx="http://schemas.microsoft.com/office/drawing/2014/chartex" xmlns:cx1="http://schemas.microsoft.com/office/drawing/2015/9/8/chartex" xmlns:cx2="http://schemas.microsoft.com/office/drawing/2015/10/21/chartex" xmlns:cx3="http://schemas.microsoft.com/office/drawing/2016/5/9/chartex" xmlns:cx4="http://schemas.microsoft.com/office/drawing/2016/5/10/chartex" xmlns:cx5="http://schemas.microsoft.com/office/drawing/2016/5/11/chartex" xmlns:cx6="http://schemas.microsoft.com/office/drawing/2016/5/12/chartex" xmlns:cx7="http://schemas.microsoft.com/office/drawing/2016/5/13/chartex" xmlns:cx8="http://schemas.microsoft.com/office/drawing/2016/5/14/chartex" xmlns:mc="http://schemas.openxmlformats.org/markup-compatibility/2006" xmlns:aink="http://schemas.microsoft.com/office/drawing/2016/ink" xmlns:am3d="http://schemas.microsoft.com/office/drawing/2017/model3d" xmlns:o="urn:schemas-microsoft-com:office:office" xmlns:r="http://schemas.openxmlformats.org/officeDocument/2006/relationships" xmlns:m="http://schemas.openxmlformats.org/officeDocument/2006/math" xmlns:v="urn:schemas-microsoft-com:vml" xmlns:wp14="http://schemas.microsoft.com/office/word/2010/wordprocessingDrawing" xmlns:wp="http://schemas.openxmlformats.org/drawingml/2006/wordprocessingDrawing" xmlns:w10="urn:schemas-microsoft-com:office:word" xmlns:w="http://schemas.openxmlformats.org/wordprocessingml/2006/main" xmlns:w14="http://schemas.microsoft.com/office/word/2010/wordml" xmlns:w15="http://schemas.microsoft.com/office/word/2012/wordml" xmlns:w16cid="http://schemas.microsoft.com/office/word/2016/wordml/cid" xmlns:w16se="http://schemas.microsoft.com/office/word/2015/wordml/symex" xmlns:wpg="http://schemas.microsoft.com/office/word/2010/wordprocessingGroup" xmlns:wpi="http://schemas.microsoft.com/office/word/2010/wordprocessingInk" xmlns:wne="http://schemas.microsoft.com/office/word/2006/wordml" xmlns:wps="http://schemas.microsoft.com/office/word/2010/wordprocessingShape" mc:Ignorable="w14 w15 w16se w16cid wp14">
+<w:endnotes xmlns:wpc="http://schemas.microsoft.com/office/word/2010/wordprocessingCanvas" xmlns:cx="http://schemas.microsoft.com/office/drawing/2014/chartex" xmlns:cx1="http://schemas.microsoft.com/office/drawing/2015/9/8/chartex" xmlns:cx2="http://schemas.microsoft.com/office/drawing/2015/10/21/chartex" xmlns:cx3="http://schemas.microsoft.com/office/drawing/2016/5/9/chartex" xmlns:cx4="http://schemas.microsoft.com/office/drawing/2016/5/10/chartex" xmlns:cx5="http://schemas.microsoft.com/office/drawing/2016/5/11/chartex" xmlns:cx6="http://schemas.microsoft.com/office/drawing/2016/5/12/chartex" xmlns:cx7="http://schemas.microsoft.com/office/drawing/2016/5/13/chartex" xmlns:cx8="http://schemas.microsoft.com/office/drawing/2016/5/14/chartex" xmlns:mc="http://schemas.openxmlformats.org/markup-compatibility/2006" xmlns:aink="http://schemas.microsoft.com/office/drawing/2016/ink" xmlns:am3d="http://schemas.microsoft.com/office/drawing/2017/model3d" xmlns:o="urn:schemas-microsoft-com:office:office" xmlns:oel="http://schemas.microsoft.com/office/2019/extlst" xmlns:r="http://schemas.openxmlformats.org/officeDocument/2006/relationships" xmlns:m="http://schemas.openxmlformats.org/officeDocument/2006/math" xmlns:v="urn:schemas-microsoft-com:vml" xmlns:wp14="http://schemas.microsoft.com/office/word/2010/wordprocessingDrawing" xmlns:wp="http://schemas.openxmlformats.org/drawingml/2006/wordprocessingDrawing" xmlns:w10="urn:schemas-microsoft-com:office:word" xmlns:w="http://schemas.openxmlformats.org/wordprocessingml/2006/main" xmlns:w14="http://schemas.microsoft.com/office/word/2010/wordml" xmlns:w15="http://schemas.microsoft.com/office/word/2012/wordml" xmlns:w16cex="http://schemas.microsoft.com/office/word/2018/wordml/cex" xmlns:w16cid="http://schemas.microsoft.com/office/word/2016/wordml/cid" xmlns:w16="http://schemas.microsoft.com/office/word/2018/wordml" xmlns:w16du="http://schemas.microsoft.com/office/word/2023/wordml/word16du" xmlns:w16sdtdh="http://schemas.microsoft.com/office/word/2020/wordml/sdtdatahash" xmlns:w16sdtfl="http://schemas.microsoft.com/office/word/2024/wordml/sdtformatlock" xmlns:w16se="http://schemas.microsoft.com/office/word/2015/wordml/symex" xmlns:wpg="http://schemas.microsoft.com/office/word/2010/wordprocessingGroup" xmlns:wpi="http://schemas.microsoft.com/office/word/2010/wordprocessingInk" xmlns:wne="http://schemas.microsoft.com/office/word/2006/wordml" xmlns:wps="http://schemas.microsoft.com/office/word/2010/wordprocessingShape" mc:Ignorable="w14 w15 w16se w16cid w16 w16cex w16sdtdh w16sdtfl w16du wp14">
   <w:endnote w:type="separator" w:id="-1">
     <w:p>
       <w:pPr>
@@ -1666,7 +2702,7 @@
 </file>
 
 <file path=word/footnotes.xml><?xml version="1.0" encoding="utf-8"?>
-<w:footnotes xmlns:wpc="http://schemas.microsoft.com/office/word/2010/wordprocessingCanvas" xmlns:cx="http://schemas.microsoft.com/office/drawing/2014/chartex" xmlns:cx1="http://schemas.microsoft.com/office/drawing/2015/9/8/chartex" xmlns:cx2="http://schemas.microsoft.com/office/drawing/2015/10/21/chartex" xmlns:cx3="http://schemas.microsoft.com/office/drawing/2016/5/9/chartex" xmlns:cx4="http://schemas.microsoft.com/office/drawing/2016/5/10/chartex" xmlns:cx5="http://schemas.microsoft.com/office/drawing/2016/5/11/chartex" xmlns:cx6="http://schemas.microsoft.com/office/drawing/2016/5/12/chartex" xmlns:cx7="http://schemas.microsoft.com/office/drawing/2016/5/13/chartex" xmlns:cx8="http://schemas.microsoft.com/office/drawing/2016/5/14/chartex" xmlns:mc="http://schemas.openxmlformats.org/markup-compatibility/2006" xmlns:aink="http://schemas.microsoft.com/office/drawing/2016/ink" xmlns:am3d="http://schemas.microsoft.com/office/drawing/2017/model3d" xmlns:o="urn:schemas-microsoft-com:office:office" xmlns:r="http://schemas.openxmlformats.org/officeDocument/2006/relationships" xmlns:m="http://schemas.openxmlformats.org/officeDocument/2006/math" xmlns:v="urn:schemas-microsoft-com:vml" xmlns:wp14="http://schemas.microsoft.com/office/word/2010/wordprocessingDrawing" xmlns:wp="http://schemas.openxmlformats.org/drawingml/2006/wordprocessingDrawing" xmlns:w10="urn:schemas-microsoft-com:office:word" xmlns:w="http://schemas.openxmlformats.org/wordprocessingml/2006/main" xmlns:w14="http://schemas.microsoft.com/office/word/2010/wordml" xmlns:w15="http://schemas.microsoft.com/office/word/2012/wordml" xmlns:w16cid="http://schemas.microsoft.com/office/word/2016/wordml/cid" xmlns:w16se="http://schemas.microsoft.com/office/word/2015/wordml/symex" xmlns:wpg="http://schemas.microsoft.com/office/word/2010/wordprocessingGroup" xmlns:wpi="http://schemas.microsoft.com/office/word/2010/wordprocessingInk" xmlns:wne="http://schemas.microsoft.com/office/word/2006/wordml" xmlns:wps="http://schemas.microsoft.com/office/word/2010/wordprocessingShape" mc:Ignorable="w14 w15 w16se w16cid wp14">
+<w:footnotes xmlns:wpc="http://schemas.microsoft.com/office/word/2010/wordprocessingCanvas" xmlns:cx="http://schemas.microsoft.com/office/drawing/2014/chartex" xmlns:cx1="http://schemas.microsoft.com/office/drawing/2015/9/8/chartex" xmlns:cx2="http://schemas.microsoft.com/office/drawing/2015/10/21/chartex" xmlns:cx3="http://schemas.microsoft.com/office/drawing/2016/5/9/chartex" xmlns:cx4="http://schemas.microsoft.com/office/drawing/2016/5/10/chartex" xmlns:cx5="http://schemas.microsoft.com/office/drawing/2016/5/11/chartex" xmlns:cx6="http://schemas.microsoft.com/office/drawing/2016/5/12/chartex" xmlns:cx7="http://schemas.microsoft.com/office/drawing/2016/5/13/chartex" xmlns:cx8="http://schemas.microsoft.com/office/drawing/2016/5/14/chartex" xmlns:mc="http://schemas.openxmlformats.org/markup-compatibility/2006" xmlns:aink="http://schemas.microsoft.com/office/drawing/2016/ink" xmlns:am3d="http://schemas.microsoft.com/office/drawing/2017/model3d" xmlns:o="urn:schemas-microsoft-com:office:office" xmlns:oel="http://schemas.microsoft.com/office/2019/extlst" xmlns:r="http://schemas.openxmlformats.org/officeDocument/2006/relationships" xmlns:m="http://schemas.openxmlformats.org/officeDocument/2006/math" xmlns:v="urn:schemas-microsoft-com:vml" xmlns:wp14="http://schemas.microsoft.com/office/word/2010/wordprocessingDrawing" xmlns:wp="http://schemas.openxmlformats.org/drawingml/2006/wordprocessingDrawing" xmlns:w10="urn:schemas-microsoft-com:office:word" xmlns:w="http://schemas.openxmlformats.org/wordprocessingml/2006/main" xmlns:w14="http://schemas.microsoft.com/office/word/2010/wordml" xmlns:w15="http://schemas.microsoft.com/office/word/2012/wordml" xmlns:w16cex="http://schemas.microsoft.com/office/word/2018/wordml/cex" xmlns:w16cid="http://schemas.microsoft.com/office/word/2016/wordml/cid" xmlns:w16="http://schemas.microsoft.com/office/word/2018/wordml" xmlns:w16du="http://schemas.microsoft.com/office/word/2023/wordml/word16du" xmlns:w16sdtdh="http://schemas.microsoft.com/office/word/2020/wordml/sdtdatahash" xmlns:w16sdtfl="http://schemas.microsoft.com/office/word/2024/wordml/sdtformatlock" xmlns:w16se="http://schemas.microsoft.com/office/word/2015/wordml/symex" xmlns:wpg="http://schemas.microsoft.com/office/word/2010/wordprocessingGroup" xmlns:wpi="http://schemas.microsoft.com/office/word/2010/wordprocessingInk" xmlns:wne="http://schemas.microsoft.com/office/word/2006/wordml" xmlns:wps="http://schemas.microsoft.com/office/word/2010/wordprocessingShape" mc:Ignorable="w14 w15 w16se w16cid w16 w16cex w16sdtdh w16sdtfl w16du wp14">
   <w:footnote w:type="separator" w:id="-1">
     <w:p>
       <w:pPr>
@@ -1691,7 +2727,7 @@
 </file>
 
 <file path=word/styles.xml><?xml version="1.0" encoding="utf-8"?>
-<w:styles xmlns:mc="http://schemas.openxmlformats.org/markup-compatibility/2006" xmlns:r="http://schemas.openxmlformats.org/officeDocument/2006/relationships" xmlns:w="http://schemas.openxmlformats.org/wordprocessingml/2006/main" xmlns:w14="http://schemas.microsoft.com/office/word/2010/wordml" xmlns:w15="http://schemas.microsoft.com/office/word/2012/wordml" xmlns:w16cid="http://schemas.microsoft.com/office/word/2016/wordml/cid" xmlns:w16se="http://schemas.microsoft.com/office/word/2015/wordml/symex" mc:Ignorable="w14 w15 w16se w16cid">
+<w:styles xmlns:mc="http://schemas.openxmlformats.org/markup-compatibility/2006" xmlns:r="http://schemas.openxmlformats.org/officeDocument/2006/relationships" xmlns:w="http://schemas.openxmlformats.org/wordprocessingml/2006/main" xmlns:w14="http://schemas.microsoft.com/office/word/2010/wordml" xmlns:w15="http://schemas.microsoft.com/office/word/2012/wordml" xmlns:w16cex="http://schemas.microsoft.com/office/word/2018/wordml/cex" xmlns:w16cid="http://schemas.microsoft.com/office/word/2016/wordml/cid" xmlns:w16="http://schemas.microsoft.com/office/word/2018/wordml" xmlns:w16du="http://schemas.microsoft.com/office/word/2023/wordml/word16du" xmlns:w16sdtdh="http://schemas.microsoft.com/office/word/2020/wordml/sdtdatahash" xmlns:w16sdtfl="http://schemas.microsoft.com/office/word/2024/wordml/sdtformatlock" xmlns:w16se="http://schemas.microsoft.com/office/word/2015/wordml/symex" mc:Ignorable="w14 w15 w16se w16cid w16 w16cex w16sdtdh w16sdtfl w16du">
   <w:docDefaults>
     <w:rPrDefault>
       <w:rPr>
@@ -1708,7 +2744,7 @@
       </w:pPr>
     </w:pPrDefault>
   </w:docDefaults>
-  <w:latentStyles w:defLockedState="0" w:defUIPriority="0" w:defSemiHidden="0" w:defUnhideWhenUsed="0" w:defQFormat="0" w:count="375">
+  <w:latentStyles w:defLockedState="0" w:defUIPriority="0" w:defSemiHidden="0" w:defUnhideWhenUsed="0" w:defQFormat="0" w:count="376">
     <w:lsdException w:name="Normal" w:qFormat="1"/>
     <w:lsdException w:name="heading 1" w:uiPriority="9" w:qFormat="1"/>
     <w:lsdException w:name="heading 2" w:semiHidden="1" w:uiPriority="9" w:unhideWhenUsed="1" w:qFormat="1"/>
@@ -1979,6 +3015,7 @@
     <w:lsdException w:name="Smart Hyperlink" w:semiHidden="1" w:unhideWhenUsed="1"/>
     <w:lsdException w:name="Hashtag" w:semiHidden="1" w:unhideWhenUsed="1"/>
     <w:lsdException w:name="Unresolved Mention" w:semiHidden="1" w:unhideWhenUsed="1"/>
+    <w:lsdException w:name="Smart Link" w:semiHidden="1" w:uiPriority="99" w:unhideWhenUsed="1"/>
   </w:latentStyles>
   <w:style w:type="paragraph" w:default="1" w:styleId="a">
     <w:name w:val="Normal"/>
@@ -1993,7 +3030,6 @@
   <w:style w:type="character" w:default="1" w:styleId="a0">
     <w:name w:val="Default Paragraph Font"/>
     <w:uiPriority w:val="1"/>
-    <w:semiHidden/>
     <w:unhideWhenUsed/>
   </w:style>
   <w:style w:type="table" w:default="1" w:styleId="a1">

--- a/작업일지/9주차.docx
+++ b/작업일지/9주차.docx
@@ -395,58 +395,57 @@
                 <w:b/>
                 <w:bCs/>
               </w:rPr>
-              <w:t xml:space="preserve">과 </w:t>
-            </w:r>
-            <w:proofErr w:type="spellStart"/>
-            <w:r>
-              <w:rPr>
-                <w:rFonts w:hint="eastAsia"/>
+              <w:t xml:space="preserve">과 텍스쳐를 뽑을 때 </w:t>
+            </w:r>
+            <w:r>
+              <w:rPr>
                 <w:b/>
                 <w:bCs/>
               </w:rPr>
-              <w:t>텍스쳐를</w:t>
-            </w:r>
-            <w:proofErr w:type="spellEnd"/>
+              <w:t>GLTF</w:t>
+            </w:r>
             <w:r>
               <w:rPr>
                 <w:rFonts w:hint="eastAsia"/>
                 <w:b/>
                 <w:bCs/>
               </w:rPr>
-              <w:t xml:space="preserve"> 뽑을 때 </w:t>
-            </w:r>
-            <w:r>
-              <w:rPr>
+              <w:t xml:space="preserve">메쉬도 </w:t>
+            </w:r>
+            <w:proofErr w:type="gramStart"/>
+            <w:r>
+              <w:rPr>
+                <w:rFonts w:hint="eastAsia"/>
                 <w:b/>
                 <w:bCs/>
               </w:rPr>
-              <w:t>GLTF</w:t>
-            </w:r>
+              <w:t>한번에</w:t>
+            </w:r>
+            <w:proofErr w:type="gramEnd"/>
             <w:r>
               <w:rPr>
                 <w:rFonts w:hint="eastAsia"/>
                 <w:b/>
                 <w:bCs/>
               </w:rPr>
-              <w:t xml:space="preserve">메쉬도 </w:t>
-            </w:r>
-            <w:proofErr w:type="gramStart"/>
-            <w:r>
-              <w:rPr>
-                <w:rFonts w:hint="eastAsia"/>
+              <w:t xml:space="preserve"> 뽑기</w:t>
+            </w:r>
+          </w:p>
+          <w:p>
+            <w:pPr>
+              <w:jc w:val="left"/>
+              <w:rPr>
                 <w:b/>
                 <w:bCs/>
               </w:rPr>
-              <w:t>한번에</w:t>
-            </w:r>
-            <w:proofErr w:type="gramEnd"/>
+            </w:pPr>
             <w:r>
               <w:rPr>
                 <w:rFonts w:hint="eastAsia"/>
                 <w:b/>
                 <w:bCs/>
               </w:rPr>
-              <w:t xml:space="preserve"> 뽑기</w:t>
+              <w:t>Gltf 모델을 불러오는 ReadGltfMesh 대폭 수정</w:t>
             </w:r>
           </w:p>
           <w:p>
@@ -458,41 +457,13 @@
                 <w:bCs/>
               </w:rPr>
             </w:pPr>
-            <w:proofErr w:type="spellStart"/>
             <w:r>
               <w:rPr>
                 <w:rFonts w:hint="eastAsia"/>
                 <w:b/>
                 <w:bCs/>
               </w:rPr>
-              <w:t>Gltf</w:t>
-            </w:r>
-            <w:proofErr w:type="spellEnd"/>
-            <w:r>
-              <w:rPr>
-                <w:rFonts w:hint="eastAsia"/>
-                <w:b/>
-                <w:bCs/>
-              </w:rPr>
-              <w:t xml:space="preserve"> 모델을 불러오는 </w:t>
-            </w:r>
-            <w:proofErr w:type="spellStart"/>
-            <w:r>
-              <w:rPr>
-                <w:rFonts w:hint="eastAsia"/>
-                <w:b/>
-                <w:bCs/>
-              </w:rPr>
-              <w:t>ReadGltfMesh</w:t>
-            </w:r>
-            <w:proofErr w:type="spellEnd"/>
-            <w:r>
-              <w:rPr>
-                <w:rFonts w:hint="eastAsia"/>
-                <w:b/>
-                <w:bCs/>
-              </w:rPr>
-              <w:t xml:space="preserve"> 대폭 수정</w:t>
+              <w:t>서버의 NPC 구조 변경</w:t>
             </w:r>
           </w:p>
         </w:tc>
@@ -626,27 +597,7 @@
           <w:sz w:val="22"/>
           <w:szCs w:val="24"/>
         </w:rPr>
-        <w:t xml:space="preserve">이 형식으로 </w:t>
-      </w:r>
-      <w:proofErr w:type="spellStart"/>
-      <w:r>
-        <w:rPr>
-          <w:rFonts w:ascii="굴림" w:eastAsia="굴림" w:hAnsi="굴림" w:cs="굴림"/>
-          <w:kern w:val="0"/>
-          <w:sz w:val="22"/>
-          <w:szCs w:val="24"/>
-        </w:rPr>
-        <w:t>gltf</w:t>
-      </w:r>
-      <w:proofErr w:type="spellEnd"/>
-      <w:r>
-        <w:rPr>
-          <w:rFonts w:ascii="굴림" w:eastAsia="굴림" w:hAnsi="굴림" w:cs="굴림"/>
-          <w:kern w:val="0"/>
-          <w:sz w:val="22"/>
-          <w:szCs w:val="24"/>
-        </w:rPr>
-        <w:t xml:space="preserve"> mesh까지 같이 뽑</w:t>
+        <w:t>이 형식으로 gltf mesh까지 같이 뽑</w:t>
       </w:r>
       <w:r>
         <w:rPr>
@@ -690,9 +641,17 @@
           <w:sz w:val="22"/>
           <w:szCs w:val="24"/>
         </w:rPr>
-        <w:t xml:space="preserve">외부 </w:t>
-      </w:r>
-      <w:proofErr w:type="spellStart"/>
+        <w:t xml:space="preserve">외부 텍스쳐를 읽을 거니 </w:t>
+      </w:r>
+      <w:r>
+        <w:rPr>
+          <w:rFonts w:ascii="굴림" w:eastAsia="굴림" w:hAnsi="굴림" w:cs="굴림"/>
+          <w:kern w:val="0"/>
+          <w:sz w:val="22"/>
+          <w:szCs w:val="24"/>
+        </w:rPr>
+        <w:t xml:space="preserve">gltf </w:t>
+      </w:r>
       <w:r>
         <w:rPr>
           <w:rFonts w:ascii="굴림" w:eastAsia="굴림" w:hAnsi="굴림" w:cs="굴림" w:hint="eastAsia"/>
@@ -700,19 +659,8 @@
           <w:sz w:val="22"/>
           <w:szCs w:val="24"/>
         </w:rPr>
-        <w:t>텍스쳐를</w:t>
-      </w:r>
-      <w:proofErr w:type="spellEnd"/>
-      <w:r>
-        <w:rPr>
-          <w:rFonts w:ascii="굴림" w:eastAsia="굴림" w:hAnsi="굴림" w:cs="굴림" w:hint="eastAsia"/>
-          <w:kern w:val="0"/>
-          <w:sz w:val="22"/>
-          <w:szCs w:val="24"/>
-        </w:rPr>
-        <w:t xml:space="preserve"> 읽을 거니 </w:t>
-      </w:r>
-      <w:proofErr w:type="spellStart"/>
+        <w:t xml:space="preserve">내부 </w:t>
+      </w:r>
       <w:r>
         <w:rPr>
           <w:rFonts w:ascii="굴림" w:eastAsia="굴림" w:hAnsi="굴림" w:cs="굴림"/>
@@ -720,38 +668,8 @@
           <w:sz w:val="22"/>
           <w:szCs w:val="24"/>
         </w:rPr>
-        <w:t>gltf</w:t>
-      </w:r>
-      <w:proofErr w:type="spellEnd"/>
-      <w:r>
-        <w:rPr>
-          <w:rFonts w:ascii="굴림" w:eastAsia="굴림" w:hAnsi="굴림" w:cs="굴림"/>
-          <w:kern w:val="0"/>
-          <w:sz w:val="22"/>
-          <w:szCs w:val="24"/>
-        </w:rPr>
-        <w:t xml:space="preserve"> </w:t>
-      </w:r>
-      <w:r>
-        <w:rPr>
-          <w:rFonts w:ascii="굴림" w:eastAsia="굴림" w:hAnsi="굴림" w:cs="굴림" w:hint="eastAsia"/>
-          <w:kern w:val="0"/>
-          <w:sz w:val="22"/>
-          <w:szCs w:val="24"/>
-        </w:rPr>
-        <w:t xml:space="preserve">내부 </w:t>
-      </w:r>
-      <w:proofErr w:type="spellStart"/>
-      <w:r>
-        <w:rPr>
-          <w:rFonts w:ascii="굴림" w:eastAsia="굴림" w:hAnsi="굴림" w:cs="굴림"/>
-          <w:kern w:val="0"/>
-          <w:sz w:val="22"/>
-          <w:szCs w:val="24"/>
-        </w:rPr>
         <w:t>json</w:t>
       </w:r>
-      <w:proofErr w:type="spellEnd"/>
       <w:r>
         <w:rPr>
           <w:rFonts w:ascii="굴림" w:eastAsia="굴림" w:hAnsi="굴림" w:cs="굴림" w:hint="eastAsia"/>
@@ -803,9 +721,8 @@
           <w:szCs w:val="24"/>
         </w:rPr>
         <w:tab/>
-        <w:t xml:space="preserve">이제 </w:t>
-      </w:r>
-      <w:proofErr w:type="spellStart"/>
+        <w:t>이제 블루프린트 실행하면 mesh, texture</w:t>
+      </w:r>
       <w:r>
         <w:rPr>
           <w:rFonts w:ascii="굴림" w:eastAsia="굴림" w:hAnsi="굴림" w:cs="굴림"/>
@@ -813,9 +730,8 @@
           <w:sz w:val="22"/>
           <w:szCs w:val="24"/>
         </w:rPr>
-        <w:t>블루프린트</w:t>
-      </w:r>
-      <w:proofErr w:type="spellEnd"/>
+        <w:t>(png</w:t>
+      </w:r>
       <w:r>
         <w:rPr>
           <w:rFonts w:ascii="굴림" w:eastAsia="굴림" w:hAnsi="굴림" w:cs="굴림"/>
@@ -823,68 +739,8 @@
           <w:sz w:val="22"/>
           <w:szCs w:val="24"/>
         </w:rPr>
-        <w:t xml:space="preserve"> 실행하면 mesh, texture</w:t>
-      </w:r>
-      <w:r>
-        <w:rPr>
-          <w:rFonts w:ascii="굴림" w:eastAsia="굴림" w:hAnsi="굴림" w:cs="굴림"/>
-          <w:kern w:val="0"/>
-          <w:sz w:val="22"/>
-          <w:szCs w:val="24"/>
-        </w:rPr>
-        <w:t>(</w:t>
-      </w:r>
-      <w:proofErr w:type="spellStart"/>
-      <w:r>
-        <w:rPr>
-          <w:rFonts w:ascii="굴림" w:eastAsia="굴림" w:hAnsi="굴림" w:cs="굴림"/>
-          <w:kern w:val="0"/>
-          <w:sz w:val="22"/>
-          <w:szCs w:val="24"/>
-        </w:rPr>
-        <w:t>png</w:t>
-      </w:r>
-      <w:proofErr w:type="spellEnd"/>
-      <w:r>
-        <w:rPr>
-          <w:rFonts w:ascii="굴림" w:eastAsia="굴림" w:hAnsi="굴림" w:cs="굴림"/>
-          <w:kern w:val="0"/>
-          <w:sz w:val="22"/>
-          <w:szCs w:val="24"/>
-        </w:rPr>
-        <w:t xml:space="preserve">), </w:t>
-      </w:r>
-      <w:proofErr w:type="spellStart"/>
-      <w:r>
-        <w:rPr>
-          <w:rFonts w:ascii="굴림" w:eastAsia="굴림" w:hAnsi="굴림" w:cs="굴림"/>
-          <w:kern w:val="0"/>
-          <w:sz w:val="22"/>
-          <w:szCs w:val="24"/>
-        </w:rPr>
-        <w:t>json</w:t>
-      </w:r>
-      <w:proofErr w:type="spellEnd"/>
-      <w:r>
-        <w:rPr>
-          <w:rFonts w:ascii="굴림" w:eastAsia="굴림" w:hAnsi="굴림" w:cs="굴림"/>
-          <w:kern w:val="0"/>
-          <w:sz w:val="22"/>
-          <w:szCs w:val="24"/>
-        </w:rPr>
-        <w:t xml:space="preserve">파일까지 </w:t>
-      </w:r>
-      <w:proofErr w:type="spellStart"/>
-      <w:r>
-        <w:rPr>
-          <w:rFonts w:ascii="굴림" w:eastAsia="굴림" w:hAnsi="굴림" w:cs="굴림"/>
-          <w:kern w:val="0"/>
-          <w:sz w:val="22"/>
-          <w:szCs w:val="24"/>
-        </w:rPr>
-        <w:t>다나옴</w:t>
-      </w:r>
-      <w:proofErr w:type="spellEnd"/>
+        <w:t>), json파일까지 다나옴</w:t>
+      </w:r>
     </w:p>
     <w:p>
       <w:pPr>
@@ -910,7 +766,6 @@
         </w:rPr>
         <w:tab/>
       </w:r>
-      <w:proofErr w:type="spellStart"/>
       <w:r>
         <w:rPr>
           <w:rFonts w:ascii="굴림" w:eastAsia="굴림" w:hAnsi="굴림" w:cs="굴림" w:hint="eastAsia"/>
@@ -918,19 +773,8 @@
           <w:sz w:val="22"/>
           <w:szCs w:val="24"/>
         </w:rPr>
-        <w:t>텍스쳐는</w:t>
-      </w:r>
-      <w:proofErr w:type="spellEnd"/>
-      <w:r>
-        <w:rPr>
-          <w:rFonts w:ascii="굴림" w:eastAsia="굴림" w:hAnsi="굴림" w:cs="굴림" w:hint="eastAsia"/>
-          <w:kern w:val="0"/>
-          <w:sz w:val="22"/>
-          <w:szCs w:val="24"/>
-        </w:rPr>
-        <w:t xml:space="preserve"> 만들어둔 </w:t>
-      </w:r>
-      <w:proofErr w:type="spellStart"/>
+        <w:t xml:space="preserve">텍스쳐는 만들어둔 </w:t>
+      </w:r>
       <w:r>
         <w:rPr>
           <w:rFonts w:ascii="굴림" w:eastAsia="굴림" w:hAnsi="굴림" w:cs="굴림"/>
@@ -938,17 +782,7 @@
           <w:sz w:val="22"/>
           <w:szCs w:val="24"/>
         </w:rPr>
-        <w:t>PNGtoDDS</w:t>
-      </w:r>
-      <w:proofErr w:type="spellEnd"/>
-      <w:r>
-        <w:rPr>
-          <w:rFonts w:ascii="굴림" w:eastAsia="굴림" w:hAnsi="굴림" w:cs="굴림"/>
-          <w:kern w:val="0"/>
-          <w:sz w:val="22"/>
-          <w:szCs w:val="24"/>
-        </w:rPr>
-        <w:t xml:space="preserve"> </w:t>
+        <w:t xml:space="preserve">PNGtoDDS </w:t>
       </w:r>
       <w:r>
         <w:rPr>
@@ -1077,7 +911,6 @@
           <w:szCs w:val="24"/>
         </w:rPr>
       </w:pPr>
-      <w:proofErr w:type="spellStart"/>
       <w:r>
         <w:rPr>
           <w:rFonts w:asciiTheme="majorHAnsi" w:eastAsiaTheme="majorHAnsi" w:hAnsiTheme="majorHAnsi" w:cs="굴림" w:hint="eastAsia"/>
@@ -1088,19 +921,7 @@
           <w:szCs w:val="24"/>
         </w:rPr>
         <w:lastRenderedPageBreak/>
-        <w:t>ReadGltfMesh</w:t>
-      </w:r>
-      <w:proofErr w:type="spellEnd"/>
-      <w:r>
-        <w:rPr>
-          <w:rFonts w:asciiTheme="majorHAnsi" w:eastAsiaTheme="majorHAnsi" w:hAnsiTheme="majorHAnsi" w:cs="굴림" w:hint="eastAsia"/>
-          <w:b/>
-          <w:bCs/>
-          <w:kern w:val="0"/>
-          <w:sz w:val="24"/>
-          <w:szCs w:val="24"/>
-        </w:rPr>
-        <w:t xml:space="preserve"> 대폭 수정</w:t>
+        <w:t>ReadGltfMesh 대폭 수정</w:t>
       </w:r>
     </w:p>
     <w:p>
@@ -1112,111 +933,42 @@
         <w:spacing w:before="100" w:beforeAutospacing="1" w:after="100" w:afterAutospacing="1" w:line="240" w:lineRule="auto"/>
         <w:jc w:val="left"/>
         <w:rPr>
+          <w:rFonts w:asciiTheme="majorHAnsi" w:eastAsiaTheme="majorHAnsi" w:hAnsiTheme="majorHAnsi" w:cs="굴림"/>
+          <w:kern w:val="0"/>
+          <w:sz w:val="24"/>
+          <w:szCs w:val="24"/>
+        </w:rPr>
+      </w:pPr>
+      <w:r>
+        <w:rPr>
           <w:rFonts w:asciiTheme="majorHAnsi" w:eastAsiaTheme="majorHAnsi" w:hAnsiTheme="majorHAnsi" w:cs="굴림" w:hint="eastAsia"/>
           <w:kern w:val="0"/>
           <w:sz w:val="24"/>
           <w:szCs w:val="24"/>
         </w:rPr>
-      </w:pPr>
-      <w:r>
-        <w:rPr>
-          <w:rFonts w:asciiTheme="majorHAnsi" w:eastAsiaTheme="majorHAnsi" w:hAnsiTheme="majorHAnsi" w:cs="굴림" w:hint="eastAsia"/>
-          <w:kern w:val="0"/>
-          <w:sz w:val="24"/>
-          <w:szCs w:val="24"/>
-        </w:rPr>
-        <w:t xml:space="preserve">기존 </w:t>
-      </w:r>
-      <w:proofErr w:type="spellStart"/>
-      <w:r>
-        <w:rPr>
-          <w:rFonts w:asciiTheme="majorHAnsi" w:eastAsiaTheme="majorHAnsi" w:hAnsiTheme="majorHAnsi" w:cs="굴림" w:hint="eastAsia"/>
-          <w:kern w:val="0"/>
-          <w:sz w:val="24"/>
-          <w:szCs w:val="24"/>
-        </w:rPr>
-        <w:t>glb</w:t>
-      </w:r>
-      <w:proofErr w:type="spellEnd"/>
-      <w:r>
-        <w:rPr>
-          <w:rFonts w:asciiTheme="majorHAnsi" w:eastAsiaTheme="majorHAnsi" w:hAnsiTheme="majorHAnsi" w:cs="굴림" w:hint="eastAsia"/>
-          <w:kern w:val="0"/>
-          <w:sz w:val="24"/>
-          <w:szCs w:val="24"/>
-        </w:rPr>
-        <w:t xml:space="preserve"> 방식을 버리고 현재 프레임워크에 맞도록 새로이 제작</w:t>
-      </w:r>
-    </w:p>
-    <w:p>
-      <w:pPr>
-        <w:rPr>
-          <w:sz w:val="22"/>
-        </w:rPr>
-      </w:pPr>
-      <w:r>
-        <w:rPr>
-          <w:rFonts w:hint="eastAsia"/>
-          <w:sz w:val="22"/>
-        </w:rPr>
-        <w:t xml:space="preserve">지난번에 만들어둔 </w:t>
-      </w:r>
-      <w:proofErr w:type="spellStart"/>
-      <w:r>
-        <w:rPr>
-          <w:rFonts w:hint="eastAsia"/>
-          <w:sz w:val="22"/>
-        </w:rPr>
-        <w:t>gltf</w:t>
-      </w:r>
-      <w:proofErr w:type="spellEnd"/>
-      <w:r>
-        <w:rPr>
-          <w:rFonts w:hint="eastAsia"/>
-          <w:sz w:val="22"/>
-        </w:rPr>
-        <w:t xml:space="preserve"> 메시 </w:t>
-      </w:r>
-      <w:proofErr w:type="spellStart"/>
-      <w:r>
-        <w:rPr>
-          <w:rFonts w:hint="eastAsia"/>
-          <w:sz w:val="22"/>
-        </w:rPr>
-        <w:t>로더</w:t>
-      </w:r>
-      <w:proofErr w:type="spellEnd"/>
-      <w:r>
-        <w:rPr>
-          <w:rFonts w:hint="eastAsia"/>
-          <w:sz w:val="22"/>
-        </w:rPr>
-        <w:t xml:space="preserve"> 클래스는 </w:t>
-      </w:r>
-      <w:proofErr w:type="spellStart"/>
-      <w:r>
-        <w:rPr>
-          <w:rFonts w:hint="eastAsia"/>
-          <w:sz w:val="22"/>
-        </w:rPr>
-        <w:t>gltf</w:t>
-      </w:r>
-      <w:proofErr w:type="spellEnd"/>
-      <w:r>
-        <w:rPr>
-          <w:rFonts w:hint="eastAsia"/>
-          <w:sz w:val="22"/>
-        </w:rPr>
-        <w:t xml:space="preserve"> 중에서 가장 간단한 형식의 모델만을 불러오도록 제작되었음</w:t>
-      </w:r>
-    </w:p>
-    <w:p>
-      <w:pPr>
-        <w:rPr>
-          <w:sz w:val="22"/>
-        </w:rPr>
-      </w:pPr>
-      <w:proofErr w:type="spellStart"/>
+        <w:t>기존 glb 방식을 버리고 현재 프레임워크에 맞도록 새로이 제작</w:t>
+      </w:r>
+    </w:p>
+    <w:p>
+      <w:pPr>
+        <w:rPr>
+          <w:sz w:val="22"/>
+        </w:rPr>
+      </w:pPr>
+      <w:r>
+        <w:rPr>
+          <w:rFonts w:hint="eastAsia"/>
+          <w:sz w:val="22"/>
+        </w:rPr>
+        <w:t>지난번에 만들어둔 gltf 메시 로더 클래스는 gltf 중에서 가장 간단한 형식의 모델만을 불러오도록 제작되었음</w:t>
+      </w:r>
+    </w:p>
+    <w:p>
+      <w:pPr>
+        <w:rPr>
+          <w:sz w:val="22"/>
+        </w:rPr>
+      </w:pPr>
       <w:r>
         <w:rPr>
           <w:sz w:val="22"/>
@@ -1230,7 +982,6 @@
         </w:rPr>
         <w:t>ltf</w:t>
       </w:r>
-      <w:proofErr w:type="spellEnd"/>
       <w:r>
         <w:rPr>
           <w:rFonts w:hint="eastAsia"/>
@@ -1257,23 +1008,7 @@
           <w:rFonts w:hint="eastAsia"/>
           <w:sz w:val="22"/>
         </w:rPr>
-        <w:t xml:space="preserve"> 메시 같은 경우에 </w:t>
-      </w:r>
-      <w:proofErr w:type="spellStart"/>
-      <w:r>
-        <w:rPr>
-          <w:rFonts w:hint="eastAsia"/>
-          <w:sz w:val="22"/>
-        </w:rPr>
-        <w:t>프리미티브</w:t>
-      </w:r>
-      <w:proofErr w:type="spellEnd"/>
-      <w:r>
-        <w:rPr>
-          <w:rFonts w:hint="eastAsia"/>
-          <w:sz w:val="22"/>
-        </w:rPr>
-        <w:t xml:space="preserve"> 단위로 구성된 </w:t>
+        <w:t xml:space="preserve"> 메시 같은 경우에 프리미티브 단위로 구성된 </w:t>
       </w:r>
       <w:r>
         <w:rPr>
@@ -1317,56 +1052,15 @@
           <w:rFonts w:hint="eastAsia"/>
           <w:sz w:val="22"/>
         </w:rPr>
-        <w:t xml:space="preserve">여러 개의 </w:t>
-      </w:r>
-      <w:proofErr w:type="spellStart"/>
-      <w:r>
-        <w:rPr>
-          <w:rFonts w:hint="eastAsia"/>
-          <w:sz w:val="22"/>
-        </w:rPr>
-        <w:t>프리미티브가</w:t>
-      </w:r>
-      <w:proofErr w:type="spellEnd"/>
-      <w:r>
-        <w:rPr>
-          <w:rFonts w:hint="eastAsia"/>
-          <w:sz w:val="22"/>
-        </w:rPr>
-        <w:t xml:space="preserve"> 있는 경우에도 모두 처리해줄 수 있도록 </w:t>
-      </w:r>
-      <w:proofErr w:type="spellStart"/>
-      <w:r>
-        <w:rPr>
-          <w:rFonts w:hint="eastAsia"/>
-          <w:sz w:val="22"/>
-        </w:rPr>
-        <w:t>프리미티브</w:t>
-      </w:r>
-      <w:proofErr w:type="spellEnd"/>
-      <w:r>
-        <w:rPr>
-          <w:rFonts w:hint="eastAsia"/>
-          <w:sz w:val="22"/>
-        </w:rPr>
-        <w:t xml:space="preserve"> 단위로 정점들을 묶어서 관리하고 또한 기존에 있던 vertex구조체를 상속받아 </w:t>
-      </w:r>
-      <w:proofErr w:type="spellStart"/>
+        <w:t xml:space="preserve">여러 개의 프리미티브가 있는 경우에도 모두 처리해줄 수 있도록 프리미티브 단위로 정점들을 묶어서 관리하고 또한 기존에 있던 vertex구조체를 상속받아 </w:t>
+      </w:r>
       <w:proofErr w:type="gramStart"/>
       <w:r>
         <w:rPr>
           <w:rFonts w:hint="eastAsia"/>
           <w:sz w:val="22"/>
         </w:rPr>
-        <w:t>gltf</w:t>
-      </w:r>
-      <w:proofErr w:type="spellEnd"/>
-      <w:r>
-        <w:rPr>
-          <w:rFonts w:hint="eastAsia"/>
-          <w:sz w:val="22"/>
-        </w:rPr>
-        <w:t xml:space="preserve"> 에서</w:t>
+        <w:t>gltf 에서</w:t>
       </w:r>
       <w:proofErr w:type="gramEnd"/>
       <w:r>
@@ -1376,30 +1070,158 @@
         </w:rPr>
         <w:t xml:space="preserve"> 추가로 필요한 정보들을 기재해둔 </w:t>
       </w:r>
-      <w:proofErr w:type="spellStart"/>
       <w:r>
         <w:rPr>
           <w:sz w:val="22"/>
         </w:rPr>
         <w:t>GltfVertex</w:t>
       </w:r>
-      <w:proofErr w:type="spellEnd"/>
-      <w:r>
-        <w:rPr>
-          <w:rFonts w:hint="eastAsia"/>
-          <w:sz w:val="22"/>
-        </w:rPr>
-        <w:t xml:space="preserve"> 구조체를 제작. 해당 구조체에는 </w:t>
-      </w:r>
-      <w:proofErr w:type="spellStart"/>
-      <w:r>
-        <w:rPr>
-          <w:rFonts w:hint="eastAsia"/>
-          <w:sz w:val="22"/>
-        </w:rPr>
-        <w:t>법선벡터</w:t>
-      </w:r>
-      <w:proofErr w:type="spellEnd"/>
+      <w:r>
+        <w:rPr>
+          <w:rFonts w:hint="eastAsia"/>
+          <w:sz w:val="22"/>
+        </w:rPr>
+        <w:t xml:space="preserve"> 구조체를 제작. 해당 구조체에는 법선벡터 텍스쳐 좌표 탄젠트 벡터가 추가로 정의되어 있도록 수정 나중에 추가로 필요한 부분이 있을 경우에도 이 구조체에만 추가하면 되도록 제작함</w:t>
+      </w:r>
+    </w:p>
+    <w:p>
+      <w:pPr>
+        <w:rPr>
+          <w:sz w:val="22"/>
+        </w:rPr>
+      </w:pPr>
+    </w:p>
+    <w:p>
+      <w:pPr>
+        <w:rPr>
+          <w:sz w:val="22"/>
+        </w:rPr>
+      </w:pPr>
+      <w:r>
+        <w:rPr>
+          <w:sz w:val="22"/>
+        </w:rPr>
+        <w:t>현재 프레임워크는 파일로부터 읽어들여 정점의 정보를 불러오는 작업과 해당 정보들을 바탕으로 gpu의 메모리에 업로드 하는 과정을 나누어 둠, 해당 과정에 맞게 ReadGltfMesh 클래스를 수정하였으며 모든 계층구조를 로드 할 수 있도록 제작</w:t>
+      </w:r>
+      <w:r>
+        <w:rPr>
+          <w:rFonts w:hint="eastAsia"/>
+          <w:sz w:val="22"/>
+        </w:rPr>
+        <w:t>.</w:t>
+      </w:r>
+    </w:p>
+    <w:p>
+      <w:pPr>
+        <w:rPr>
+          <w:sz w:val="22"/>
+        </w:rPr>
+      </w:pPr>
+    </w:p>
+    <w:p>
+      <w:pPr>
+        <w:rPr>
+          <w:sz w:val="22"/>
+        </w:rPr>
+      </w:pPr>
+      <w:r>
+        <w:rPr>
+          <w:rFonts w:hint="eastAsia"/>
+          <w:sz w:val="22"/>
+        </w:rPr>
+        <w:t>프리미티브 단위는 재질의 기준으로 나뉘는 것을 확인 -&gt; 한 번의 드로우콜로 그릴 수 있는 단위별로 묶기 위함</w:t>
+      </w:r>
+      <w:r>
+        <w:rPr>
+          <w:rFonts w:hint="eastAsia"/>
+          <w:sz w:val="22"/>
+        </w:rPr>
+        <w:t xml:space="preserve"> gpu가 </w:t>
+      </w:r>
+      <w:proofErr w:type="gramStart"/>
+      <w:r>
+        <w:rPr>
+          <w:rFonts w:hint="eastAsia"/>
+          <w:sz w:val="22"/>
+        </w:rPr>
+        <w:t>한번에</w:t>
+      </w:r>
+      <w:proofErr w:type="gramEnd"/>
+      <w:r>
+        <w:rPr>
+          <w:rFonts w:hint="eastAsia"/>
+          <w:sz w:val="22"/>
+        </w:rPr>
+        <w:t xml:space="preserve"> 하나의 쉐이더, 텍스쳐집합만을 사용하기 때문</w:t>
+      </w:r>
+    </w:p>
+    <w:p>
+      <w:pPr>
+        <w:rPr>
+          <w:sz w:val="22"/>
+        </w:rPr>
+      </w:pPr>
+    </w:p>
+    <w:p>
+      <w:pPr>
+        <w:rPr>
+          <w:sz w:val="22"/>
+        </w:rPr>
+      </w:pPr>
+      <w:r>
+        <w:rPr>
+          <w:rFonts w:hint="eastAsia"/>
+          <w:sz w:val="22"/>
+        </w:rPr>
+        <w:t>이에 따라</w:t>
+      </w:r>
+      <w:r>
+        <w:rPr>
+          <w:sz w:val="22"/>
+        </w:rPr>
+        <w:t>gpu 업로드, 버텍스 버퍼, 인덱스 버퍼의 제작 등도 프리미티브 단위로 수행</w:t>
+      </w:r>
+      <w:r>
+        <w:rPr>
+          <w:rFonts w:hint="eastAsia"/>
+          <w:sz w:val="22"/>
+        </w:rPr>
+        <w:t>하도록 제작</w:t>
+      </w:r>
+    </w:p>
+    <w:p>
+      <w:pPr>
+        <w:rPr>
+          <w:sz w:val="22"/>
+        </w:rPr>
+      </w:pPr>
+    </w:p>
+    <w:p>
+      <w:pPr>
+        <w:rPr>
+          <w:sz w:val="22"/>
+        </w:rPr>
+      </w:pPr>
+      <w:r>
+        <w:rPr>
+          <w:sz w:val="22"/>
+        </w:rPr>
+        <w:t xml:space="preserve">accessor에 접근하여 데이터를 불러오는 과정은 자료형만 다르고 나머지 부분인 버퍼 뷰 확인 후 자료형의 크기와 </w:t>
+      </w:r>
+      <w:proofErr w:type="gramStart"/>
+      <w:r>
+        <w:rPr>
+          <w:sz w:val="22"/>
+        </w:rPr>
+        <w:t>개수 만큼의</w:t>
+      </w:r>
+      <w:proofErr w:type="gramEnd"/>
+      <w:r>
+        <w:rPr>
+          <w:sz w:val="22"/>
+        </w:rPr>
+        <w:t xml:space="preserve"> 데이터를 가지고 와서 저장하는 부분은 같기 때문에 get_attribute_data&lt;T&gt; 템플릿 함수를 만들어서</w:t>
+      </w:r>
       <w:r>
         <w:rPr>
           <w:rFonts w:hint="eastAsia"/>
@@ -1407,334 +1229,6 @@
         </w:rPr>
         <w:t xml:space="preserve"> </w:t>
       </w:r>
-      <w:proofErr w:type="spellStart"/>
-      <w:r>
-        <w:rPr>
-          <w:rFonts w:hint="eastAsia"/>
-          <w:sz w:val="22"/>
-        </w:rPr>
-        <w:t>텍스쳐</w:t>
-      </w:r>
-      <w:proofErr w:type="spellEnd"/>
-      <w:r>
-        <w:rPr>
-          <w:rFonts w:hint="eastAsia"/>
-          <w:sz w:val="22"/>
-        </w:rPr>
-        <w:t xml:space="preserve"> 좌표 탄젠트 벡터가 추가로 정의되어 있도록 수정 나중에 추가로 필요한 부분이 있을 경우에도 이 구조체에만 추가하면 되도록 제작함</w:t>
-      </w:r>
-    </w:p>
-    <w:p>
-      <w:pPr>
-        <w:rPr>
-          <w:sz w:val="22"/>
-        </w:rPr>
-      </w:pPr>
-    </w:p>
-    <w:p>
-      <w:pPr>
-        <w:rPr>
-          <w:sz w:val="22"/>
-        </w:rPr>
-      </w:pPr>
-      <w:r>
-        <w:rPr>
-          <w:sz w:val="22"/>
-        </w:rPr>
-        <w:t xml:space="preserve">현재 프레임워크는 파일로부터 </w:t>
-      </w:r>
-      <w:proofErr w:type="spellStart"/>
-      <w:r>
-        <w:rPr>
-          <w:sz w:val="22"/>
-        </w:rPr>
-        <w:t>읽어들여</w:t>
-      </w:r>
-      <w:proofErr w:type="spellEnd"/>
-      <w:r>
-        <w:rPr>
-          <w:sz w:val="22"/>
-        </w:rPr>
-        <w:t xml:space="preserve"> 정점의 정보를 불러오는 작업과 해당 정보들을 바탕으로 </w:t>
-      </w:r>
-      <w:proofErr w:type="spellStart"/>
-      <w:r>
-        <w:rPr>
-          <w:sz w:val="22"/>
-        </w:rPr>
-        <w:t>gpu</w:t>
-      </w:r>
-      <w:proofErr w:type="spellEnd"/>
-      <w:r>
-        <w:rPr>
-          <w:sz w:val="22"/>
-        </w:rPr>
-        <w:t xml:space="preserve">의 메모리에 업로드 하는 과정을 나누어 둠, 해당 과정에 맞게 </w:t>
-      </w:r>
-      <w:proofErr w:type="spellStart"/>
-      <w:r>
-        <w:rPr>
-          <w:sz w:val="22"/>
-        </w:rPr>
-        <w:t>ReadGltfMesh</w:t>
-      </w:r>
-      <w:proofErr w:type="spellEnd"/>
-      <w:r>
-        <w:rPr>
-          <w:sz w:val="22"/>
-        </w:rPr>
-        <w:t xml:space="preserve"> 클래스를 수정하였으며 모든 계층구조를 로드 할 수 있도록 제작</w:t>
-      </w:r>
-      <w:r>
-        <w:rPr>
-          <w:rFonts w:hint="eastAsia"/>
-          <w:sz w:val="22"/>
-        </w:rPr>
-        <w:t>.</w:t>
-      </w:r>
-    </w:p>
-    <w:p>
-      <w:pPr>
-        <w:rPr>
-          <w:sz w:val="22"/>
-        </w:rPr>
-      </w:pPr>
-    </w:p>
-    <w:p>
-      <w:pPr>
-        <w:rPr>
-          <w:rFonts w:hint="eastAsia"/>
-          <w:sz w:val="22"/>
-        </w:rPr>
-      </w:pPr>
-      <w:proofErr w:type="spellStart"/>
-      <w:r>
-        <w:rPr>
-          <w:rFonts w:hint="eastAsia"/>
-          <w:sz w:val="22"/>
-        </w:rPr>
-        <w:t>프리미티브</w:t>
-      </w:r>
-      <w:proofErr w:type="spellEnd"/>
-      <w:r>
-        <w:rPr>
-          <w:rFonts w:hint="eastAsia"/>
-          <w:sz w:val="22"/>
-        </w:rPr>
-        <w:t xml:space="preserve"> 단위는 재질의 기준으로 나뉘는 것을 확인 -&gt; 한 번의 </w:t>
-      </w:r>
-      <w:proofErr w:type="spellStart"/>
-      <w:r>
-        <w:rPr>
-          <w:rFonts w:hint="eastAsia"/>
-          <w:sz w:val="22"/>
-        </w:rPr>
-        <w:t>드로우콜로</w:t>
-      </w:r>
-      <w:proofErr w:type="spellEnd"/>
-      <w:r>
-        <w:rPr>
-          <w:rFonts w:hint="eastAsia"/>
-          <w:sz w:val="22"/>
-        </w:rPr>
-        <w:t xml:space="preserve"> 그릴 수 있는 단위별로 묶기 위함</w:t>
-      </w:r>
-      <w:r>
-        <w:rPr>
-          <w:rFonts w:hint="eastAsia"/>
-          <w:sz w:val="22"/>
-        </w:rPr>
-        <w:t xml:space="preserve"> </w:t>
-      </w:r>
-      <w:proofErr w:type="spellStart"/>
-      <w:r>
-        <w:rPr>
-          <w:rFonts w:hint="eastAsia"/>
-          <w:sz w:val="22"/>
-        </w:rPr>
-        <w:t>gpu</w:t>
-      </w:r>
-      <w:proofErr w:type="spellEnd"/>
-      <w:r>
-        <w:rPr>
-          <w:rFonts w:hint="eastAsia"/>
-          <w:sz w:val="22"/>
-        </w:rPr>
-        <w:t xml:space="preserve">가 </w:t>
-      </w:r>
-      <w:proofErr w:type="gramStart"/>
-      <w:r>
-        <w:rPr>
-          <w:rFonts w:hint="eastAsia"/>
-          <w:sz w:val="22"/>
-        </w:rPr>
-        <w:t>한번에</w:t>
-      </w:r>
-      <w:proofErr w:type="gramEnd"/>
-      <w:r>
-        <w:rPr>
-          <w:rFonts w:hint="eastAsia"/>
-          <w:sz w:val="22"/>
-        </w:rPr>
-        <w:t xml:space="preserve"> 하나의 </w:t>
-      </w:r>
-      <w:proofErr w:type="spellStart"/>
-      <w:r>
-        <w:rPr>
-          <w:rFonts w:hint="eastAsia"/>
-          <w:sz w:val="22"/>
-        </w:rPr>
-        <w:t>쉐이더</w:t>
-      </w:r>
-      <w:proofErr w:type="spellEnd"/>
-      <w:r>
-        <w:rPr>
-          <w:rFonts w:hint="eastAsia"/>
-          <w:sz w:val="22"/>
-        </w:rPr>
-        <w:t xml:space="preserve">, </w:t>
-      </w:r>
-      <w:proofErr w:type="spellStart"/>
-      <w:r>
-        <w:rPr>
-          <w:rFonts w:hint="eastAsia"/>
-          <w:sz w:val="22"/>
-        </w:rPr>
-        <w:t>텍스쳐집합만을</w:t>
-      </w:r>
-      <w:proofErr w:type="spellEnd"/>
-      <w:r>
-        <w:rPr>
-          <w:rFonts w:hint="eastAsia"/>
-          <w:sz w:val="22"/>
-        </w:rPr>
-        <w:t xml:space="preserve"> 사용하기 때문</w:t>
-      </w:r>
-    </w:p>
-    <w:p>
-      <w:pPr>
-        <w:rPr>
-          <w:sz w:val="22"/>
-        </w:rPr>
-      </w:pPr>
-    </w:p>
-    <w:p>
-      <w:pPr>
-        <w:rPr>
-          <w:sz w:val="22"/>
-        </w:rPr>
-      </w:pPr>
-      <w:r>
-        <w:rPr>
-          <w:rFonts w:hint="eastAsia"/>
-          <w:sz w:val="22"/>
-        </w:rPr>
-        <w:t>이에 따라</w:t>
-      </w:r>
-      <w:proofErr w:type="spellStart"/>
-      <w:r>
-        <w:rPr>
-          <w:sz w:val="22"/>
-        </w:rPr>
-        <w:t>gpu</w:t>
-      </w:r>
-      <w:proofErr w:type="spellEnd"/>
-      <w:r>
-        <w:rPr>
-          <w:sz w:val="22"/>
-        </w:rPr>
-        <w:t xml:space="preserve"> 업로드, </w:t>
-      </w:r>
-      <w:proofErr w:type="spellStart"/>
-      <w:r>
-        <w:rPr>
-          <w:sz w:val="22"/>
-        </w:rPr>
-        <w:t>버텍스</w:t>
-      </w:r>
-      <w:proofErr w:type="spellEnd"/>
-      <w:r>
-        <w:rPr>
-          <w:sz w:val="22"/>
-        </w:rPr>
-        <w:t xml:space="preserve"> 버퍼, 인덱스 버퍼의 제작 등도 </w:t>
-      </w:r>
-      <w:proofErr w:type="spellStart"/>
-      <w:r>
-        <w:rPr>
-          <w:sz w:val="22"/>
-        </w:rPr>
-        <w:t>프리미티브</w:t>
-      </w:r>
-      <w:proofErr w:type="spellEnd"/>
-      <w:r>
-        <w:rPr>
-          <w:sz w:val="22"/>
-        </w:rPr>
-        <w:t xml:space="preserve"> 단위로 수행</w:t>
-      </w:r>
-      <w:r>
-        <w:rPr>
-          <w:rFonts w:hint="eastAsia"/>
-          <w:sz w:val="22"/>
-        </w:rPr>
-        <w:t>하도록 제작</w:t>
-      </w:r>
-    </w:p>
-    <w:p>
-      <w:pPr>
-        <w:rPr>
-          <w:sz w:val="22"/>
-        </w:rPr>
-      </w:pPr>
-    </w:p>
-    <w:p>
-      <w:pPr>
-        <w:rPr>
-          <w:sz w:val="22"/>
-        </w:rPr>
-      </w:pPr>
-      <w:r>
-        <w:rPr>
-          <w:sz w:val="22"/>
-        </w:rPr>
-        <w:t xml:space="preserve">accessor에 접근하여 데이터를 불러오는 과정은 자료형만 다르고 나머지 부분인 버퍼 뷰 확인 후 자료형의 크기와 </w:t>
-      </w:r>
-      <w:proofErr w:type="gramStart"/>
-      <w:r>
-        <w:rPr>
-          <w:sz w:val="22"/>
-        </w:rPr>
-        <w:t>개수 만큼의</w:t>
-      </w:r>
-      <w:proofErr w:type="gramEnd"/>
-      <w:r>
-        <w:rPr>
-          <w:sz w:val="22"/>
-        </w:rPr>
-        <w:t xml:space="preserve"> 데이터를 가지고 와서 저장하는 부분은 같기 때문에 </w:t>
-      </w:r>
-      <w:proofErr w:type="spellStart"/>
-      <w:r>
-        <w:rPr>
-          <w:sz w:val="22"/>
-        </w:rPr>
-        <w:t>get_attribute_data</w:t>
-      </w:r>
-      <w:proofErr w:type="spellEnd"/>
-      <w:r>
-        <w:rPr>
-          <w:sz w:val="22"/>
-        </w:rPr>
-        <w:t>&lt;T&gt; 템플릿 함수를 만들어서</w:t>
-      </w:r>
-      <w:r>
-        <w:rPr>
-          <w:rFonts w:hint="eastAsia"/>
-          <w:sz w:val="22"/>
-        </w:rPr>
-        <w:t xml:space="preserve"> </w:t>
-      </w:r>
       <w:r>
         <w:rPr>
           <w:rFonts w:hint="eastAsia"/>
@@ -1766,7 +1260,6 @@
     <w:p>
       <w:pPr>
         <w:rPr>
-          <w:rFonts w:hint="eastAsia"/>
           <w:sz w:val="22"/>
         </w:rPr>
       </w:pPr>
@@ -1787,21 +1280,18 @@
     <w:p>
       <w:pPr>
         <w:rPr>
-          <w:rFonts w:hint="eastAsia"/>
-          <w:sz w:val="22"/>
-        </w:rPr>
-      </w:pPr>
-    </w:p>
-    <w:p>
-      <w:pPr>
-        <w:rPr>
-          <w:rFonts w:hint="eastAsia"/>
+          <w:sz w:val="22"/>
+        </w:rPr>
+      </w:pPr>
+    </w:p>
+    <w:p>
+      <w:pPr>
+        <w:rPr>
           <w:b/>
           <w:bCs/>
           <w:sz w:val="22"/>
         </w:rPr>
       </w:pPr>
-      <w:proofErr w:type="spellStart"/>
       <w:r>
         <w:rPr>
           <w:rFonts w:hint="eastAsia"/>
@@ -1809,95 +1299,44 @@
           <w:bCs/>
           <w:sz w:val="22"/>
         </w:rPr>
-        <w:t>바운딩</w:t>
-      </w:r>
-      <w:proofErr w:type="spellEnd"/>
-      <w:r>
-        <w:rPr>
-          <w:rFonts w:hint="eastAsia"/>
+        <w:t>바운딩 박스</w:t>
+      </w:r>
+    </w:p>
+    <w:p>
+      <w:pPr>
+        <w:rPr>
+          <w:sz w:val="22"/>
+        </w:rPr>
+      </w:pPr>
+      <w:r>
+        <w:rPr>
+          <w:rFonts w:hint="eastAsia"/>
+          <w:sz w:val="22"/>
+        </w:rPr>
+        <w:t xml:space="preserve">프리미티브 단위로 불러온 후 프리미티브들을 순회하면서 min max를 찾아 최종 바운딩 </w:t>
+      </w:r>
+      <w:r>
+        <w:rPr>
+          <w:rFonts w:hint="eastAsia"/>
+          <w:sz w:val="22"/>
+        </w:rPr>
+        <w:t>박스를 구함</w:t>
+      </w:r>
+    </w:p>
+    <w:p>
+      <w:pPr>
+        <w:rPr>
           <w:b/>
           <w:bCs/>
           <w:sz w:val="22"/>
         </w:rPr>
-        <w:t xml:space="preserve"> 박스</w:t>
-      </w:r>
-    </w:p>
-    <w:p>
-      <w:pPr>
-        <w:rPr>
-          <w:sz w:val="22"/>
-        </w:rPr>
-      </w:pPr>
-      <w:proofErr w:type="spellStart"/>
-      <w:r>
-        <w:rPr>
-          <w:rFonts w:hint="eastAsia"/>
-          <w:sz w:val="22"/>
-        </w:rPr>
-        <w:t>프리미티브</w:t>
-      </w:r>
-      <w:proofErr w:type="spellEnd"/>
-      <w:r>
-        <w:rPr>
-          <w:rFonts w:hint="eastAsia"/>
-          <w:sz w:val="22"/>
-        </w:rPr>
-        <w:t xml:space="preserve"> 단위로 불러온 후 </w:t>
-      </w:r>
-      <w:proofErr w:type="spellStart"/>
-      <w:r>
-        <w:rPr>
-          <w:rFonts w:hint="eastAsia"/>
-          <w:sz w:val="22"/>
-        </w:rPr>
-        <w:t>프리미티브들을</w:t>
-      </w:r>
-      <w:proofErr w:type="spellEnd"/>
-      <w:r>
-        <w:rPr>
-          <w:rFonts w:hint="eastAsia"/>
-          <w:sz w:val="22"/>
-        </w:rPr>
-        <w:t xml:space="preserve"> 순회하면서 min max를 찾아 최종 </w:t>
-      </w:r>
-      <w:proofErr w:type="spellStart"/>
-      <w:r>
-        <w:rPr>
-          <w:rFonts w:hint="eastAsia"/>
-          <w:sz w:val="22"/>
-        </w:rPr>
-        <w:t>바운딩</w:t>
-      </w:r>
-      <w:proofErr w:type="spellEnd"/>
-      <w:r>
-        <w:rPr>
-          <w:rFonts w:hint="eastAsia"/>
-          <w:sz w:val="22"/>
-        </w:rPr>
-        <w:t xml:space="preserve"> </w:t>
-      </w:r>
-      <w:r>
-        <w:rPr>
-          <w:rFonts w:hint="eastAsia"/>
-          <w:sz w:val="22"/>
-        </w:rPr>
-        <w:t>박스를 구함</w:t>
-      </w:r>
-    </w:p>
-    <w:p>
-      <w:pPr>
+      </w:pPr>
+      <w:r>
         <w:rPr>
           <w:b/>
           <w:bCs/>
           <w:sz w:val="22"/>
         </w:rPr>
-      </w:pPr>
-      <w:r>
-        <w:rPr>
-          <w:b/>
-          <w:bCs/>
-          <w:sz w:val="22"/>
-        </w:rPr>
         <w:lastRenderedPageBreak/>
         <w:t>GTLF 렌더링</w:t>
       </w:r>
@@ -1908,81 +1347,16 @@
           <w:sz w:val="22"/>
         </w:rPr>
       </w:pPr>
-      <w:proofErr w:type="spellStart"/>
-      <w:r>
-        <w:rPr>
-          <w:sz w:val="22"/>
-        </w:rPr>
-        <w:t>gltf</w:t>
-      </w:r>
-      <w:proofErr w:type="spellEnd"/>
-      <w:r>
-        <w:rPr>
-          <w:sz w:val="22"/>
-        </w:rPr>
-        <w:t xml:space="preserve"> 렌더링을 위해 새로운 </w:t>
-      </w:r>
-      <w:proofErr w:type="spellStart"/>
-      <w:r>
-        <w:rPr>
-          <w:sz w:val="22"/>
-        </w:rPr>
-        <w:t>쉐이더</w:t>
-      </w:r>
-      <w:proofErr w:type="spellEnd"/>
-      <w:r>
-        <w:rPr>
-          <w:sz w:val="22"/>
-        </w:rPr>
-        <w:t xml:space="preserve"> 및 </w:t>
-      </w:r>
-      <w:proofErr w:type="spellStart"/>
-      <w:r>
-        <w:rPr>
-          <w:sz w:val="22"/>
-        </w:rPr>
-        <w:t>쉐이더</w:t>
-      </w:r>
-      <w:proofErr w:type="spellEnd"/>
-      <w:r>
-        <w:rPr>
-          <w:sz w:val="22"/>
-        </w:rPr>
-        <w:t xml:space="preserve"> 클래스, </w:t>
-      </w:r>
-      <w:proofErr w:type="spellStart"/>
-      <w:r>
-        <w:rPr>
-          <w:sz w:val="22"/>
-        </w:rPr>
-        <w:t>pso</w:t>
-      </w:r>
-      <w:proofErr w:type="spellEnd"/>
-      <w:r>
-        <w:rPr>
-          <w:sz w:val="22"/>
-        </w:rPr>
-        <w:t xml:space="preserve">, input layout 이 필요하여 </w:t>
-      </w:r>
-      <w:proofErr w:type="spellStart"/>
-      <w:r>
-        <w:rPr>
-          <w:sz w:val="22"/>
-        </w:rPr>
-        <w:t>gltf</w:t>
-      </w:r>
-      <w:proofErr w:type="spellEnd"/>
-      <w:r>
-        <w:rPr>
-          <w:sz w:val="22"/>
-        </w:rPr>
-        <w:t xml:space="preserve"> 형식에 맞게 제작, 정점구조체 자체가 obj같은 방식과 달라졌기 때문에 새로 제작해줌</w:t>
-      </w:r>
-    </w:p>
-    <w:p>
-      <w:pPr>
-        <w:rPr>
-          <w:rFonts w:hint="eastAsia"/>
+      <w:r>
+        <w:rPr>
+          <w:sz w:val="22"/>
+        </w:rPr>
+        <w:t>gltf 렌더링을 위해 새로운 쉐이더 및 쉐이더 클래스, pso, input layout 이 필요하여 gltf 형식에 맞게 제작, 정점구조체 자체가 obj같은 방식과 달라졌기 때문에 새로 제작해줌</w:t>
+      </w:r>
+    </w:p>
+    <w:p>
+      <w:pPr>
+        <w:rPr>
           <w:sz w:val="22"/>
         </w:rPr>
       </w:pPr>
@@ -1992,7 +1366,6 @@
         </w:rPr>
         <w:t xml:space="preserve">기존에 정점의 위치정보만을 </w:t>
       </w:r>
-      <w:proofErr w:type="spellStart"/>
       <w:proofErr w:type="gramStart"/>
       <w:r>
         <w:rPr>
@@ -2000,131 +1373,217 @@
         </w:rPr>
         <w:t>들고있는</w:t>
       </w:r>
-      <w:proofErr w:type="spellEnd"/>
       <w:proofErr w:type="gramEnd"/>
       <w:r>
         <w:rPr>
           <w:sz w:val="22"/>
         </w:rPr>
-        <w:t xml:space="preserve"> Vertex 구조체를 상속받아 </w:t>
-      </w:r>
-      <w:proofErr w:type="spellStart"/>
-      <w:r>
-        <w:rPr>
-          <w:sz w:val="22"/>
-        </w:rPr>
-        <w:t>gltf</w:t>
-      </w:r>
-      <w:proofErr w:type="spellEnd"/>
-      <w:r>
-        <w:rPr>
-          <w:sz w:val="22"/>
-        </w:rPr>
-        <w:t>에서 필요한 부분을 추가한 구조체를 정의</w:t>
-      </w:r>
-    </w:p>
-    <w:p>
-      <w:pPr>
-        <w:rPr>
-          <w:sz w:val="22"/>
-        </w:rPr>
-      </w:pPr>
-      <w:r>
-        <w:rPr>
-          <w:sz w:val="22"/>
-        </w:rPr>
-        <w:t xml:space="preserve">Render도 마찬가지로 </w:t>
-      </w:r>
-      <w:proofErr w:type="spellStart"/>
-      <w:r>
-        <w:rPr>
-          <w:sz w:val="22"/>
-        </w:rPr>
-        <w:t>gltf</w:t>
-      </w:r>
-      <w:proofErr w:type="spellEnd"/>
-      <w:r>
-        <w:rPr>
-          <w:sz w:val="22"/>
-        </w:rPr>
-        <w:t xml:space="preserve"> 파일에 </w:t>
-      </w:r>
-      <w:proofErr w:type="spellStart"/>
-      <w:r>
-        <w:rPr>
-          <w:sz w:val="22"/>
-        </w:rPr>
-        <w:t>명시되어있는</w:t>
-      </w:r>
-      <w:proofErr w:type="spellEnd"/>
-      <w:r>
-        <w:rPr>
-          <w:sz w:val="22"/>
-        </w:rPr>
-        <w:t xml:space="preserve"> </w:t>
-      </w:r>
-      <w:proofErr w:type="spellStart"/>
-      <w:r>
-        <w:rPr>
-          <w:sz w:val="22"/>
-        </w:rPr>
-        <w:t>프리미티브들을</w:t>
-      </w:r>
-      <w:proofErr w:type="spellEnd"/>
-      <w:r>
-        <w:rPr>
-          <w:sz w:val="22"/>
-        </w:rPr>
-        <w:t xml:space="preserve"> 모두 순회하며 렌더링 해야 하기 때문에 Mesh 클래스의 Render 함수를 </w:t>
-      </w:r>
-      <w:proofErr w:type="spellStart"/>
-      <w:r>
-        <w:rPr>
-          <w:sz w:val="22"/>
-        </w:rPr>
-        <w:t>오버라이드</w:t>
-      </w:r>
-      <w:proofErr w:type="spellEnd"/>
-      <w:r>
-        <w:rPr>
-          <w:sz w:val="22"/>
-        </w:rPr>
-        <w:t xml:space="preserve"> 하여 사용</w:t>
-      </w:r>
-    </w:p>
-    <w:p>
-      <w:pPr>
-        <w:rPr>
-          <w:sz w:val="22"/>
-        </w:rPr>
-      </w:pPr>
-      <w:r>
-        <w:rPr>
-          <w:sz w:val="22"/>
-        </w:rPr>
-        <w:t xml:space="preserve">모든 로드 과정을 마치고 디버깅 하였을 때 </w:t>
-      </w:r>
-      <w:proofErr w:type="spellStart"/>
-      <w:r>
-        <w:rPr>
-          <w:sz w:val="22"/>
-        </w:rPr>
-        <w:t>프리미티브</w:t>
-      </w:r>
-      <w:proofErr w:type="spellEnd"/>
-      <w:r>
-        <w:rPr>
-          <w:sz w:val="22"/>
-        </w:rPr>
-        <w:t xml:space="preserve"> 단위로 정점의 정보들이 잘 들어온 것을 확인, 그러나 화면에서 정점폭발 현상이 발생하여 카메라 부분의 행렬 문제가 의심되어 한 번 더 확인이 필요</w:t>
-      </w:r>
-    </w:p>
-    <w:p>
-      <w:pPr>
-        <w:rPr>
-          <w:sz w:val="22"/>
-        </w:rPr>
-      </w:pPr>
+        <w:t xml:space="preserve"> Vertex 구조체를 상속받아 gltf에서 필요한 부분을 추가한 구조체를 정의</w:t>
+      </w:r>
+    </w:p>
+    <w:p>
+      <w:pPr>
+        <w:rPr>
+          <w:sz w:val="22"/>
+        </w:rPr>
+      </w:pPr>
+      <w:r>
+        <w:rPr>
+          <w:sz w:val="22"/>
+        </w:rPr>
+        <w:t>Render도 마찬가지로 gltf 파일에 명시되어있는 프리미티브들을 모두 순회하며 렌더링 해야 하기 때문에 Mesh 클래스의 Render 함수를 오버라이드 하여 사용</w:t>
+      </w:r>
+    </w:p>
+    <w:p>
+      <w:pPr>
+        <w:rPr>
+          <w:sz w:val="22"/>
+        </w:rPr>
+      </w:pPr>
+      <w:r>
+        <w:rPr>
+          <w:sz w:val="22"/>
+        </w:rPr>
+        <w:t>모든 로드 과정을 마치고 디버깅 하였을 때 프리미티브 단위로 정점의 정보들이 잘 들어온 것을 확인, 그러나 화면에서 정점폭발 현상이 발생하여 카메라 부분의 행렬 문제가 의심되어 한 번 더 확인이 필요</w:t>
+      </w:r>
+    </w:p>
+    <w:p>
+      <w:pPr>
+        <w:rPr>
+          <w:sz w:val="22"/>
+        </w:rPr>
+      </w:pPr>
+    </w:p>
+    <w:p>
+      <w:pPr>
+        <w:rPr>
+          <w:sz w:val="22"/>
+        </w:rPr>
+      </w:pPr>
+      <w:r>
+        <w:rPr>
+          <w:rFonts w:hint="eastAsia"/>
+          <w:sz w:val="22"/>
+        </w:rPr>
+        <w:t>프로젝트의 이름 변경 -&gt; chess_client, chess_server -&gt; client, server</w:t>
+      </w:r>
+    </w:p>
+    <w:p>
+      <w:pPr>
+        <w:rPr>
+          <w:sz w:val="22"/>
+        </w:rPr>
+      </w:pPr>
+      <w:r>
+        <w:rPr>
+          <w:sz w:val="22"/>
+        </w:rPr>
+        <w:t xml:space="preserve">- AIManager.cpp: AIManager 클래스 코드 제거, NPC 업데이트 로직을 Room.cpp로 이동. </w:t>
+      </w:r>
+    </w:p>
+    <w:p>
+      <w:pPr>
+        <w:rPr>
+          <w:sz w:val="22"/>
+        </w:rPr>
+      </w:pPr>
+      <w:r>
+        <w:rPr>
+          <w:sz w:val="22"/>
+        </w:rPr>
+        <w:t xml:space="preserve">- AIManager.h: AIManager 클래스 정의 및 UpdateNPC 메서드 제거. </w:t>
+      </w:r>
+    </w:p>
+    <w:p>
+      <w:pPr>
+        <w:rPr>
+          <w:sz w:val="22"/>
+        </w:rPr>
+      </w:pPr>
+      <w:r>
+        <w:rPr>
+          <w:sz w:val="22"/>
+        </w:rPr>
+        <w:t xml:space="preserve">- Room.cpp: NPC 생성 로직 수정, NPC ID 관리 방식을 AIManager에서 Room으로 변경, 위치 업데이트 로직 추가. </w:t>
+      </w:r>
+    </w:p>
+    <w:p>
+      <w:pPr>
+        <w:rPr>
+          <w:sz w:val="22"/>
+        </w:rPr>
+      </w:pPr>
+      <w:r>
+        <w:rPr>
+          <w:sz w:val="22"/>
+        </w:rPr>
+        <w:t xml:space="preserve">- Room.h: NPC 관련 코드 및 UpdateNPC 메서드 추가. </w:t>
+      </w:r>
+    </w:p>
+    <w:p>
+      <w:pPr>
+        <w:rPr>
+          <w:sz w:val="22"/>
+        </w:rPr>
+      </w:pPr>
+      <w:r>
+        <w:rPr>
+          <w:sz w:val="22"/>
+        </w:rPr>
+        <w:t xml:space="preserve">- Server.vcxproj: AIManager.cpp 및 Timer.cpp 파일 제거. </w:t>
+      </w:r>
+    </w:p>
+    <w:p>
+      <w:pPr>
+        <w:rPr>
+          <w:sz w:val="22"/>
+        </w:rPr>
+      </w:pPr>
+      <w:r>
+        <w:rPr>
+          <w:sz w:val="22"/>
+        </w:rPr>
+        <w:t xml:space="preserve">- Timer 관련 코드가 Timer.cpp와 Timer.h에서 제거됨. </w:t>
+      </w:r>
+    </w:p>
+    <w:p>
+      <w:pPr>
+        <w:rPr>
+          <w:sz w:val="22"/>
+        </w:rPr>
+      </w:pPr>
+      <w:r>
+        <w:rPr>
+          <w:sz w:val="22"/>
+        </w:rPr>
+        <w:t xml:space="preserve">- main.cpp: Timer 초기화 및 종료 코드 제거. </w:t>
+      </w:r>
+    </w:p>
+    <w:p>
+      <w:pPr>
+        <w:rPr>
+          <w:rFonts w:hint="eastAsia"/>
+          <w:sz w:val="22"/>
+        </w:rPr>
+      </w:pPr>
+      <w:r>
+        <w:rPr>
+          <w:sz w:val="22"/>
+        </w:rPr>
+        <w:t xml:space="preserve">- server.cpp: SERVER_PORT 사용을 </w:t>
+      </w:r>
+      <w:proofErr w:type="gramStart"/>
+      <w:r>
+        <w:rPr>
+          <w:sz w:val="22"/>
+        </w:rPr>
+        <w:t>common::packet::</w:t>
+      </w:r>
+      <w:proofErr w:type="gramEnd"/>
+      <w:r>
+        <w:rPr>
+          <w:sz w:val="22"/>
+        </w:rPr>
+        <w:t>SERVER_PORT로 변경, TimerJob 추가 메서드 추가. - server.h: TimerJob 구조체 및 LogicWorker에 TimerJob 큐 추가, AddTimerJob 메서드 추가.</w:t>
+      </w:r>
+    </w:p>
+    <w:p>
+      <w:pPr>
+        <w:rPr>
+          <w:sz w:val="22"/>
+        </w:rPr>
+      </w:pPr>
+    </w:p>
+    <w:p>
+      <w:pPr>
+        <w:rPr>
+          <w:rFonts w:hint="eastAsia"/>
+          <w:sz w:val="22"/>
+        </w:rPr>
+      </w:pPr>
+      <w:r>
+        <w:rPr>
+          <w:rFonts w:hint="eastAsia"/>
+          <w:sz w:val="22"/>
+        </w:rPr>
+        <w:t xml:space="preserve">서버 </w:t>
+      </w:r>
+      <w:proofErr w:type="gramStart"/>
+      <w:r>
+        <w:rPr>
+          <w:rFonts w:hint="eastAsia"/>
+          <w:sz w:val="22"/>
+        </w:rPr>
+        <w:t>구조가  잘못되어</w:t>
+      </w:r>
+      <w:proofErr w:type="gramEnd"/>
+      <w:r>
+        <w:rPr>
+          <w:rFonts w:hint="eastAsia"/>
+          <w:sz w:val="22"/>
+        </w:rPr>
+        <w:t xml:space="preserve"> 있었음 NPC는 방에 종속되어 있는데 굳이 방은 스레드 1개에만 종속되어 있어서 스레드 동기화가 필요 없고 NPC에게 주는 ID가 굳이 글로벌하게 필요가 없음 따라서 NPC의 배열을 방에 멤버변수로 들고 있게 하고 id와 역할을 room이 가지고 있게끔 설계를 바꿔서 타이머와 AIManager등 불필요한 것 삭제하고 worker스레드에서 패킷에 대한 함수 실행과 동시에 NPC의 이동 함수도 처리해줌</w:t>
+      </w:r>
     </w:p>
     <w:p>
       <w:pPr>
@@ -2169,6 +1628,7 @@
                 <w:b/>
                 <w:sz w:val="22"/>
               </w:rPr>
+              <w:lastRenderedPageBreak/>
               <w:t>문제점 정리</w:t>
             </w:r>
           </w:p>
@@ -2181,57 +1641,26 @@
           <w:p>
             <w:pPr>
               <w:jc w:val="left"/>
-              <w:rPr>
-                <w:rFonts w:hint="eastAsia"/>
-              </w:rPr>
-            </w:pPr>
-            <w:r>
-              <w:rPr>
-                <w:rFonts w:hint="eastAsia"/>
-              </w:rPr>
-              <w:t xml:space="preserve">기존 </w:t>
-            </w:r>
-            <w:proofErr w:type="spellStart"/>
-            <w:r>
-              <w:rPr>
-                <w:rFonts w:hint="eastAsia"/>
-              </w:rPr>
-              <w:t>ReadGltfMesh</w:t>
-            </w:r>
-            <w:proofErr w:type="spellEnd"/>
-            <w:r>
-              <w:rPr>
-                <w:rFonts w:hint="eastAsia"/>
-              </w:rPr>
-              <w:t xml:space="preserve"> 클래스가 단일 </w:t>
-            </w:r>
-            <w:proofErr w:type="spellStart"/>
-            <w:r>
-              <w:rPr>
-                <w:rFonts w:hint="eastAsia"/>
-              </w:rPr>
-              <w:t>프리미티브만</w:t>
-            </w:r>
-            <w:proofErr w:type="spellEnd"/>
-            <w:r>
-              <w:rPr>
-                <w:rFonts w:hint="eastAsia"/>
-              </w:rPr>
-              <w:t xml:space="preserve"> 처리 가능, 이전 </w:t>
-            </w:r>
-            <w:proofErr w:type="spellStart"/>
-            <w:r>
-              <w:rPr>
-                <w:rFonts w:hint="eastAsia"/>
-              </w:rPr>
-              <w:t>glb</w:t>
-            </w:r>
-            <w:proofErr w:type="spellEnd"/>
-            <w:r>
-              <w:rPr>
-                <w:rFonts w:hint="eastAsia"/>
-              </w:rPr>
-              <w:t>에서 사용한 코드의 방식이 현재 클라이언트 프레임워크와 맞지 않았음</w:t>
+            </w:pPr>
+            <w:r>
+              <w:rPr>
+                <w:rFonts w:hint="eastAsia"/>
+              </w:rPr>
+              <w:t>기존 ReadGltfMesh 클래스가 단일 프리미티브만 처리 가능, 이전 glb에서 사용한 코드의 방식이 현재 클라이언트 프레임워크와 맞지 않았음</w:t>
+            </w:r>
+          </w:p>
+          <w:p>
+            <w:pPr>
+              <w:jc w:val="left"/>
+              <w:rPr>
+                <w:rFonts w:hint="eastAsia"/>
+              </w:rPr>
+            </w:pPr>
+            <w:r>
+              <w:rPr>
+                <w:rFonts w:hint="eastAsia"/>
+              </w:rPr>
+              <w:t xml:space="preserve">서버의 쓸모 없는 스레드 동기화 작업 </w:t>
             </w:r>
           </w:p>
         </w:tc>
@@ -2266,41 +1695,30 @@
           <w:p>
             <w:pPr>
               <w:rPr>
-                <w:rFonts w:hint="eastAsia"/>
                 <w:szCs w:val="20"/>
               </w:rPr>
             </w:pPr>
-            <w:proofErr w:type="spellStart"/>
             <w:r>
               <w:rPr>
                 <w:rFonts w:hint="eastAsia"/>
                 <w:szCs w:val="20"/>
               </w:rPr>
-              <w:t>ReadGltfMesh</w:t>
-            </w:r>
-            <w:proofErr w:type="spellEnd"/>
-            <w:r>
+              <w:t>ReadGltfMesh로 다중 프리미티브 메시도 처리 가능하도록 하고 로드 또한 현재 프레임워크의 방식에 맞도록 수정</w:t>
+            </w:r>
+          </w:p>
+          <w:p>
+            <w:pPr>
               <w:rPr>
                 <w:rFonts w:hint="eastAsia"/>
                 <w:szCs w:val="20"/>
               </w:rPr>
-              <w:t xml:space="preserve">로 다중 </w:t>
-            </w:r>
-            <w:proofErr w:type="spellStart"/>
+            </w:pPr>
             <w:r>
               <w:rPr>
                 <w:rFonts w:hint="eastAsia"/>
                 <w:szCs w:val="20"/>
               </w:rPr>
-              <w:t>프리미티브</w:t>
-            </w:r>
-            <w:proofErr w:type="spellEnd"/>
-            <w:r>
-              <w:rPr>
-                <w:rFonts w:hint="eastAsia"/>
-                <w:szCs w:val="20"/>
-              </w:rPr>
-              <w:t xml:space="preserve"> 메시도 처리 가능하도록 하고 로드 또한 현재 프레임워크의 방식에 맞도록 수정</w:t>
+              <w:t>서버의 쓸모없는 스레드 동기화 작업 삭제후 역할 변경</w:t>
             </w:r>
           </w:p>
         </w:tc>
@@ -2492,64 +1910,53 @@
                 <w:b/>
                 <w:bCs/>
               </w:rPr>
-              <w:t xml:space="preserve">외부 </w:t>
-            </w:r>
-            <w:proofErr w:type="spellStart"/>
-            <w:r>
-              <w:rPr>
-                <w:rFonts w:hint="eastAsia"/>
+              <w:t xml:space="preserve">외부 텍스쳐 매핑을 하는 </w:t>
+            </w:r>
+            <w:r>
+              <w:rPr>
                 <w:b/>
                 <w:bCs/>
               </w:rPr>
-              <w:t>텍스쳐</w:t>
-            </w:r>
-            <w:proofErr w:type="spellEnd"/>
+              <w:t>gltf Mesh</w:t>
+            </w:r>
             <w:r>
               <w:rPr>
                 <w:rFonts w:hint="eastAsia"/>
                 <w:b/>
                 <w:bCs/>
               </w:rPr>
-              <w:t xml:space="preserve"> 매핑을 하는 </w:t>
-            </w:r>
-            <w:proofErr w:type="spellStart"/>
+              <w:t xml:space="preserve">가 포함된 </w:t>
+            </w:r>
             <w:r>
               <w:rPr>
                 <w:b/>
                 <w:bCs/>
               </w:rPr>
-              <w:t>gltf</w:t>
-            </w:r>
-            <w:proofErr w:type="spellEnd"/>
-            <w:r>
-              <w:rPr>
+              <w:t xml:space="preserve">Json </w:t>
+            </w:r>
+            <w:r>
+              <w:rPr>
+                <w:rFonts w:hint="eastAsia"/>
                 <w:b/>
                 <w:bCs/>
               </w:rPr>
-              <w:t xml:space="preserve"> Mesh</w:t>
-            </w:r>
-            <w:r>
-              <w:rPr>
-                <w:rFonts w:hint="eastAsia"/>
+              <w:t>읽기</w:t>
+            </w:r>
+          </w:p>
+          <w:p>
+            <w:pPr>
+              <w:rPr>
                 <w:b/>
                 <w:bCs/>
               </w:rPr>
-              <w:t xml:space="preserve">가 포함된 </w:t>
-            </w:r>
-            <w:r>
-              <w:rPr>
+            </w:pPr>
+            <w:r>
+              <w:rPr>
+                <w:rFonts w:hint="eastAsia"/>
                 <w:b/>
                 <w:bCs/>
               </w:rPr>
-              <w:t xml:space="preserve">Json </w:t>
-            </w:r>
-            <w:r>
-              <w:rPr>
-                <w:rFonts w:hint="eastAsia"/>
-                <w:b/>
-                <w:bCs/>
-              </w:rPr>
-              <w:t>읽기</w:t>
+              <w:t>정점 폭발현상에 따른 쉐이더 및 카메라 부분 확인 및 수정</w:t>
             </w:r>
           </w:p>
           <w:p>
@@ -2567,33 +1974,33 @@
                 <w:b/>
                 <w:bCs/>
               </w:rPr>
-              <w:t>정점 폭발현상</w:t>
-            </w:r>
+              <w:t xml:space="preserve">NPC와 </w:t>
+            </w:r>
+            <w:proofErr w:type="gramStart"/>
             <w:r>
               <w:rPr>
                 <w:rFonts w:hint="eastAsia"/>
                 <w:b/>
                 <w:bCs/>
               </w:rPr>
-              <w:t xml:space="preserve">에 따른 </w:t>
-            </w:r>
-            <w:proofErr w:type="spellStart"/>
+              <w:t>Player 를</w:t>
+            </w:r>
+            <w:proofErr w:type="gramEnd"/>
             <w:r>
               <w:rPr>
                 <w:rFonts w:hint="eastAsia"/>
                 <w:b/>
                 <w:bCs/>
               </w:rPr>
-              <w:t>쉐이더</w:t>
-            </w:r>
-            <w:proofErr w:type="spellEnd"/>
+              <w:t xml:space="preserve"> GLTF메쉬를 이용해서 띄우고 이동 확인</w:t>
+            </w:r>
             <w:r>
               <w:rPr>
                 <w:rFonts w:hint="eastAsia"/>
                 <w:b/>
                 <w:bCs/>
               </w:rPr>
-              <w:t xml:space="preserve"> 및 카메라 부분 확인 및 수정</w:t>
+              <w:t xml:space="preserve"> 필요</w:t>
             </w:r>
           </w:p>
         </w:tc>
